--- a/M1 Course/Научная работа/Практика/Отчёт Андреев.docx
+++ b/M1 Course/Научная работа/Практика/Отчёт Андреев.docx
@@ -21,6 +21,8 @@
           <w:szCs w:val="28"/>
         </w:rPr>
       </w:pPr>
+      <w:bookmarkStart w:id="0" w:name="_GoBack"/>
+      <w:bookmarkEnd w:id="0"/>
       <w:r>
         <w:rPr>
           <w:b/>
@@ -235,7 +237,7 @@
           <w:szCs w:val="28"/>
         </w:rPr>
       </w:pPr>
-      <w:bookmarkStart w:id="0" w:name="_Hlk37956896"/>
+      <w:bookmarkStart w:id="1" w:name="_Hlk37956896"/>
       <w:r>
         <w:rPr>
           <w:szCs w:val="28"/>
@@ -248,7 +250,7 @@
         </w:rPr>
         <w:t xml:space="preserve">: </w:t>
       </w:r>
-      <w:bookmarkStart w:id="1" w:name="_Hlk39052847"/>
+      <w:bookmarkStart w:id="2" w:name="_Hlk39052847"/>
       <w:r>
         <w:rPr>
           <w:szCs w:val="28"/>
@@ -259,7 +261,21 @@
         <w:rPr>
           <w:szCs w:val="28"/>
         </w:rPr>
-        <w:t>Технологическая практика (рассред.)</w:t>
+        <w:t>Технологическая практика (</w:t>
+      </w:r>
+      <w:proofErr w:type="spellStart"/>
+      <w:r>
+        <w:rPr>
+          <w:szCs w:val="28"/>
+        </w:rPr>
+        <w:t>рассред</w:t>
+      </w:r>
+      <w:proofErr w:type="spellEnd"/>
+      <w:r>
+        <w:rPr>
+          <w:szCs w:val="28"/>
+        </w:rPr>
+        <w:t>.)</w:t>
       </w:r>
       <w:r>
         <w:rPr>
@@ -267,8 +283,8 @@
         </w:rPr>
         <w:t>»</w:t>
       </w:r>
-      <w:bookmarkEnd w:id="0"/>
       <w:bookmarkEnd w:id="1"/>
+      <w:bookmarkEnd w:id="2"/>
     </w:p>
     <w:p>
       <w:pPr>
@@ -519,7 +535,23 @@
           <w:szCs w:val="28"/>
           <w:lang w:eastAsia="en-US"/>
         </w:rPr>
-        <w:t xml:space="preserve">рофессор каф. АСУ, д.т.н </w:t>
+        <w:t xml:space="preserve">рофессор каф. АСУ, </w:t>
+      </w:r>
+      <w:proofErr w:type="spellStart"/>
+      <w:r>
+        <w:rPr>
+          <w:szCs w:val="28"/>
+          <w:lang w:eastAsia="en-US"/>
+        </w:rPr>
+        <w:t>д.т.н</w:t>
+      </w:r>
+      <w:proofErr w:type="spellEnd"/>
+      <w:r>
+        <w:rPr>
+          <w:szCs w:val="28"/>
+          <w:lang w:eastAsia="en-US"/>
+        </w:rPr>
+        <w:t xml:space="preserve"> </w:t>
       </w:r>
     </w:p>
     <w:p>
@@ -1047,9 +1079,9 @@
         </w:rPr>
         <w:t>Томск 2026</w:t>
       </w:r>
-      <w:bookmarkStart w:id="2" w:name="_Toc39412614"/>
-    </w:p>
-    <w:bookmarkEnd w:id="2"/>
+      <w:bookmarkStart w:id="3" w:name="_Toc39412614"/>
+    </w:p>
+    <w:bookmarkEnd w:id="3"/>
     <w:p>
       <w:pPr>
         <w:suppressAutoHyphens/>
@@ -1150,9 +1182,9 @@
           <w:szCs w:val="28"/>
         </w:rPr>
       </w:pPr>
-      <w:bookmarkStart w:id="3" w:name="_Toc232794698"/>
-    </w:p>
-    <w:bookmarkEnd w:id="3"/>
+      <w:bookmarkStart w:id="4" w:name="_Toc232794698"/>
+    </w:p>
+    <w:bookmarkEnd w:id="4"/>
     <w:p>
       <w:pPr>
         <w:suppressAutoHyphens/>
@@ -1404,7 +1436,25 @@
           <w:szCs w:val="28"/>
           <w:shd w:val="clear" w:color="auto" w:fill="FFFFFF"/>
         </w:rPr>
-        <w:t>Технологическая практика (рассред.)</w:t>
+        <w:t>Технологическая практика (</w:t>
+      </w:r>
+      <w:proofErr w:type="spellStart"/>
+      <w:r>
+        <w:rPr>
+          <w:bCs/>
+          <w:szCs w:val="28"/>
+          <w:shd w:val="clear" w:color="auto" w:fill="FFFFFF"/>
+        </w:rPr>
+        <w:t>рассред</w:t>
+      </w:r>
+      <w:proofErr w:type="spellEnd"/>
+      <w:r>
+        <w:rPr>
+          <w:bCs/>
+          <w:szCs w:val="28"/>
+          <w:shd w:val="clear" w:color="auto" w:fill="FFFFFF"/>
+        </w:rPr>
+        <w:t>.)</w:t>
       </w:r>
       <w:r>
         <w:rPr>
@@ -2961,8 +3011,17 @@
                 <w:rFonts w:ascii="Times New Roman" w:hAnsi="Times New Roman" w:cs="Times New Roman"/>
                 <w:lang w:eastAsia="en-US"/>
               </w:rPr>
-              <w:t>И.С. Федорцов</w:t>
+              <w:t xml:space="preserve">И.С. </w:t>
             </w:r>
+            <w:proofErr w:type="spellStart"/>
+            <w:r>
+              <w:rPr>
+                <w:rFonts w:ascii="Times New Roman" w:hAnsi="Times New Roman" w:cs="Times New Roman"/>
+                <w:lang w:eastAsia="en-US"/>
+              </w:rPr>
+              <w:t>Федорцов</w:t>
+            </w:r>
+            <w:proofErr w:type="spellEnd"/>
           </w:p>
           <w:p>
             <w:pPr>
@@ -3099,10 +3158,7 @@
         <w:rPr>
           <w:rFonts w:asciiTheme="minorHAnsi" w:eastAsiaTheme="minorEastAsia" w:hAnsiTheme="minorHAnsi" w:cstheme="minorBidi"/>
           <w:noProof/>
-          <w:kern w:val="2"/>
-          <w:sz w:val="24"/>
-          <w:szCs w:val="24"/>
-          <w14:ligatures w14:val="standardContextual"/>
+          <w:sz w:val="22"/>
         </w:rPr>
       </w:pPr>
       <w:r>
@@ -3114,7 +3170,7 @@
       <w:r>
         <w:fldChar w:fldCharType="separate"/>
       </w:r>
-      <w:hyperlink w:anchor="_Toc230005525" w:history="1">
+      <w:hyperlink w:anchor="_Toc231165060" w:history="1">
         <w:r>
           <w:rPr>
             <w:rStyle w:val="af0"/>
@@ -3141,7 +3197,7 @@
             <w:noProof/>
             <w:webHidden/>
           </w:rPr>
-          <w:instrText xml:space="preserve"> PAGEREF _Toc230005525 \h </w:instrText>
+          <w:instrText xml:space="preserve"> PAGEREF _Toc231165060 \h </w:instrText>
         </w:r>
         <w:r>
           <w:rPr>
@@ -3161,7 +3217,7 @@
             <w:noProof/>
             <w:webHidden/>
           </w:rPr>
-          <w:t>7</w:t>
+          <w:t>5</w:t>
         </w:r>
         <w:r>
           <w:rPr>
@@ -3178,19 +3234,16 @@
         <w:rPr>
           <w:rFonts w:asciiTheme="minorHAnsi" w:eastAsiaTheme="minorEastAsia" w:hAnsiTheme="minorHAnsi" w:cstheme="minorBidi"/>
           <w:noProof/>
-          <w:kern w:val="2"/>
-          <w:sz w:val="24"/>
-          <w:szCs w:val="24"/>
-          <w14:ligatures w14:val="standardContextual"/>
-        </w:rPr>
-      </w:pPr>
-      <w:hyperlink w:anchor="_Toc230005526" w:history="1">
+          <w:sz w:val="22"/>
+        </w:rPr>
+      </w:pPr>
+      <w:hyperlink w:anchor="_Toc231165061" w:history="1">
         <w:r>
           <w:rPr>
             <w:rStyle w:val="af0"/>
             <w:noProof/>
           </w:rPr>
-          <w:t>1 ОБЗОР ПРЕДМЕТНОЙ ОБЛАСТИ АВТОМАТИЗИРОВАННОГО ОПРЕДЕЛЕНИЯ ПАРАМЕТРОВ ДЕРЕВЬЕВ</w:t>
+          <w:t>1 ОБЗОР И АНАЛИЗ НАУЧНО-ТЕХНИЧЕСКОЙ ЛИТЕРАТУРЫ ПО ДАННЫМ, ПОЛУЧАЕМЫМ ОТ БПЛА</w:t>
         </w:r>
         <w:r>
           <w:rPr>
@@ -3211,7 +3264,7 @@
             <w:noProof/>
             <w:webHidden/>
           </w:rPr>
-          <w:instrText xml:space="preserve"> PAGEREF _Toc230005526 \h </w:instrText>
+          <w:instrText xml:space="preserve"> PAGEREF _Toc231165061 \h </w:instrText>
         </w:r>
         <w:r>
           <w:rPr>
@@ -3231,7 +3284,7 @@
             <w:noProof/>
             <w:webHidden/>
           </w:rPr>
-          <w:t>10</w:t>
+          <w:t>8</w:t>
         </w:r>
         <w:r>
           <w:rPr>
@@ -3248,19 +3301,17 @@
         <w:rPr>
           <w:rFonts w:asciiTheme="minorHAnsi" w:eastAsiaTheme="minorEastAsia" w:hAnsiTheme="minorHAnsi" w:cstheme="minorBidi"/>
           <w:noProof/>
-          <w:kern w:val="2"/>
-          <w:sz w:val="24"/>
-          <w:szCs w:val="24"/>
-          <w14:ligatures w14:val="standardContextual"/>
-        </w:rPr>
-      </w:pPr>
-      <w:hyperlink w:anchor="_Toc230005527" w:history="1">
+          <w:sz w:val="22"/>
+          <w:szCs w:val="22"/>
+        </w:rPr>
+      </w:pPr>
+      <w:hyperlink w:anchor="_Toc231165062" w:history="1">
         <w:r>
           <w:rPr>
             <w:rStyle w:val="af0"/>
             <w:noProof/>
           </w:rPr>
-          <w:t>1.1 Лесные насаждения как объект автоматизированного анализа</w:t>
+          <w:t>1.1 Классификация и структура данных БПЛА</w:t>
         </w:r>
         <w:r>
           <w:rPr>
@@ -3281,7 +3332,7 @@
             <w:noProof/>
             <w:webHidden/>
           </w:rPr>
-          <w:instrText xml:space="preserve"> PAGEREF _Toc230005527 \h </w:instrText>
+          <w:instrText xml:space="preserve"> PAGEREF _Toc231165062 \h </w:instrText>
         </w:r>
         <w:r>
           <w:rPr>
@@ -3301,7 +3352,7 @@
             <w:noProof/>
             <w:webHidden/>
           </w:rPr>
-          <w:t>10</w:t>
+          <w:t>8</w:t>
         </w:r>
         <w:r>
           <w:rPr>
@@ -3318,19 +3369,17 @@
         <w:rPr>
           <w:rFonts w:asciiTheme="minorHAnsi" w:eastAsiaTheme="minorEastAsia" w:hAnsiTheme="minorHAnsi" w:cstheme="minorBidi"/>
           <w:noProof/>
-          <w:kern w:val="2"/>
-          <w:sz w:val="24"/>
-          <w:szCs w:val="24"/>
-          <w14:ligatures w14:val="standardContextual"/>
-        </w:rPr>
-      </w:pPr>
-      <w:hyperlink w:anchor="_Toc230005528" w:history="1">
+          <w:sz w:val="22"/>
+          <w:szCs w:val="22"/>
+        </w:rPr>
+      </w:pPr>
+      <w:hyperlink w:anchor="_Toc231165063" w:history="1">
         <w:r>
           <w:rPr>
             <w:rStyle w:val="af0"/>
             <w:noProof/>
           </w:rPr>
-          <w:t>1.2 Таксация леса и ограничения традиционных методов</w:t>
+          <w:t>1.2 Источники данных: реальный полёт (физический БПЛА)</w:t>
         </w:r>
         <w:r>
           <w:rPr>
@@ -3351,7 +3400,7 @@
             <w:noProof/>
             <w:webHidden/>
           </w:rPr>
-          <w:instrText xml:space="preserve"> PAGEREF _Toc230005528 \h </w:instrText>
+          <w:instrText xml:space="preserve"> PAGEREF _Toc231165063 \h </w:instrText>
         </w:r>
         <w:r>
           <w:rPr>
@@ -3371,7 +3420,7 @@
             <w:noProof/>
             <w:webHidden/>
           </w:rPr>
-          <w:t>11</w:t>
+          <w:t>10</w:t>
         </w:r>
         <w:r>
           <w:rPr>
@@ -3388,19 +3437,17 @@
         <w:rPr>
           <w:rFonts w:asciiTheme="minorHAnsi" w:eastAsiaTheme="minorEastAsia" w:hAnsiTheme="minorHAnsi" w:cstheme="minorBidi"/>
           <w:noProof/>
-          <w:kern w:val="2"/>
-          <w:sz w:val="24"/>
-          <w:szCs w:val="24"/>
-          <w14:ligatures w14:val="standardContextual"/>
-        </w:rPr>
-      </w:pPr>
-      <w:hyperlink w:anchor="_Toc230005529" w:history="1">
+          <w:sz w:val="22"/>
+          <w:szCs w:val="22"/>
+        </w:rPr>
+      </w:pPr>
+      <w:hyperlink w:anchor="_Toc231165064" w:history="1">
         <w:r>
           <w:rPr>
             <w:rStyle w:val="af0"/>
             <w:noProof/>
           </w:rPr>
-          <w:t>1.3 Применение БПЛА и изображений лесных территорий в задачах мониторинга</w:t>
+          <w:t>1.3 Источники данных: виртуальный полёт (цифровой двойник)</w:t>
         </w:r>
         <w:r>
           <w:rPr>
@@ -3421,7 +3468,7 @@
             <w:noProof/>
             <w:webHidden/>
           </w:rPr>
-          <w:instrText xml:space="preserve"> PAGEREF _Toc230005529 \h </w:instrText>
+          <w:instrText xml:space="preserve"> PAGEREF _Toc231165064 \h </w:instrText>
         </w:r>
         <w:r>
           <w:rPr>
@@ -3441,7 +3488,7 @@
             <w:noProof/>
             <w:webHidden/>
           </w:rPr>
-          <w:t>13</w:t>
+          <w:t>11</w:t>
         </w:r>
         <w:r>
           <w:rPr>
@@ -3454,23 +3501,20 @@
     </w:p>
     <w:p>
       <w:pPr>
-        <w:pStyle w:val="21"/>
+        <w:pStyle w:val="12"/>
         <w:rPr>
           <w:rFonts w:asciiTheme="minorHAnsi" w:eastAsiaTheme="minorEastAsia" w:hAnsiTheme="minorHAnsi" w:cstheme="minorBidi"/>
           <w:noProof/>
-          <w:kern w:val="2"/>
-          <w:sz w:val="24"/>
-          <w:szCs w:val="24"/>
-          <w14:ligatures w14:val="standardContextual"/>
-        </w:rPr>
-      </w:pPr>
-      <w:hyperlink w:anchor="_Toc230005530" w:history="1">
+          <w:sz w:val="22"/>
+        </w:rPr>
+      </w:pPr>
+      <w:hyperlink w:anchor="_Toc231165065" w:history="1">
         <w:r>
           <w:rPr>
             <w:rStyle w:val="af0"/>
             <w:noProof/>
           </w:rPr>
-          <w:t>1.4 Аннотирование изображений и выделение крон деревьев</w:t>
+          <w:t>2 МАТЕМАТИЧЕСКОЕ МОДЕЛИРОВАНИЕ ДИНАМИКИ БЕСПИЛОТНОГО ЛЕТАТЕЛЬНОГО АППАРАТА</w:t>
         </w:r>
         <w:r>
           <w:rPr>
@@ -3491,7 +3535,7 @@
             <w:noProof/>
             <w:webHidden/>
           </w:rPr>
-          <w:instrText xml:space="preserve"> PAGEREF _Toc230005530 \h </w:instrText>
+          <w:instrText xml:space="preserve"> PAGEREF _Toc231165065 \h </w:instrText>
         </w:r>
         <w:r>
           <w:rPr>
@@ -3511,7 +3555,7 @@
             <w:noProof/>
             <w:webHidden/>
           </w:rPr>
-          <w:t>15</w:t>
+          <w:t>13</w:t>
         </w:r>
         <w:r>
           <w:rPr>
@@ -3524,23 +3568,21 @@
     </w:p>
     <w:p>
       <w:pPr>
-        <w:pStyle w:val="12"/>
+        <w:pStyle w:val="21"/>
         <w:rPr>
           <w:rFonts w:asciiTheme="minorHAnsi" w:eastAsiaTheme="minorEastAsia" w:hAnsiTheme="minorHAnsi" w:cstheme="minorBidi"/>
           <w:noProof/>
-          <w:kern w:val="2"/>
-          <w:sz w:val="24"/>
-          <w:szCs w:val="24"/>
-          <w14:ligatures w14:val="standardContextual"/>
-        </w:rPr>
-      </w:pPr>
-      <w:hyperlink w:anchor="_Toc230005531" w:history="1">
+          <w:sz w:val="22"/>
+          <w:szCs w:val="22"/>
+        </w:rPr>
+      </w:pPr>
+      <w:hyperlink w:anchor="_Toc231165066" w:history="1">
         <w:r>
           <w:rPr>
             <w:rStyle w:val="af0"/>
             <w:noProof/>
           </w:rPr>
-          <w:t>2 ИССЛЕДОВАНИЕ МЕТОДОВ ПОДГОТОВКИ И ОБРАБОТКИ ИЗОБРАЖЕНИЙ ЛЕСНЫХ ТЕРРИТОРИЙ</w:t>
+          <w:t>2.1 Системы координат и переменные состояния</w:t>
         </w:r>
         <w:r>
           <w:rPr>
@@ -3561,7 +3603,7 @@
             <w:noProof/>
             <w:webHidden/>
           </w:rPr>
-          <w:instrText xml:space="preserve"> PAGEREF _Toc230005531 \h </w:instrText>
+          <w:instrText xml:space="preserve"> PAGEREF _Toc231165066 \h </w:instrText>
         </w:r>
         <w:r>
           <w:rPr>
@@ -3581,7 +3623,7 @@
             <w:noProof/>
             <w:webHidden/>
           </w:rPr>
-          <w:t>18</w:t>
+          <w:t>13</w:t>
         </w:r>
         <w:r>
           <w:rPr>
@@ -3598,19 +3640,17 @@
         <w:rPr>
           <w:rFonts w:asciiTheme="minorHAnsi" w:eastAsiaTheme="minorEastAsia" w:hAnsiTheme="minorHAnsi" w:cstheme="minorBidi"/>
           <w:noProof/>
-          <w:kern w:val="2"/>
-          <w:sz w:val="24"/>
-          <w:szCs w:val="24"/>
-          <w14:ligatures w14:val="standardContextual"/>
-        </w:rPr>
-      </w:pPr>
-      <w:hyperlink w:anchor="_Toc230005532" w:history="1">
+          <w:sz w:val="22"/>
+          <w:szCs w:val="22"/>
+        </w:rPr>
+      </w:pPr>
+      <w:hyperlink w:anchor="_Toc231165067" w:history="1">
         <w:r>
           <w:rPr>
             <w:rStyle w:val="af0"/>
             <w:noProof/>
           </w:rPr>
-          <w:t>2.1 Особенности изображений, полученных с БПЛА</w:t>
+          <w:t>2.2 Уравнения динамики поступательного движения</w:t>
         </w:r>
         <w:r>
           <w:rPr>
@@ -3631,7 +3671,7 @@
             <w:noProof/>
             <w:webHidden/>
           </w:rPr>
-          <w:instrText xml:space="preserve"> PAGEREF _Toc230005532 \h </w:instrText>
+          <w:instrText xml:space="preserve"> PAGEREF _Toc231165067 \h </w:instrText>
         </w:r>
         <w:r>
           <w:rPr>
@@ -3651,7 +3691,7 @@
             <w:noProof/>
             <w:webHidden/>
           </w:rPr>
-          <w:t>18</w:t>
+          <w:t>13</w:t>
         </w:r>
         <w:r>
           <w:rPr>
@@ -3668,19 +3708,17 @@
         <w:rPr>
           <w:rFonts w:asciiTheme="minorHAnsi" w:eastAsiaTheme="minorEastAsia" w:hAnsiTheme="minorHAnsi" w:cstheme="minorBidi"/>
           <w:noProof/>
-          <w:kern w:val="2"/>
-          <w:sz w:val="24"/>
-          <w:szCs w:val="24"/>
-          <w14:ligatures w14:val="standardContextual"/>
-        </w:rPr>
-      </w:pPr>
-      <w:hyperlink w:anchor="_Toc230005533" w:history="1">
+          <w:sz w:val="22"/>
+          <w:szCs w:val="22"/>
+        </w:rPr>
+      </w:pPr>
+      <w:hyperlink w:anchor="_Toc231165068" w:history="1">
         <w:r>
           <w:rPr>
             <w:rStyle w:val="af0"/>
             <w:noProof/>
           </w:rPr>
-          <w:t>2.2 Факторы, влияющие на качество обработки изображений</w:t>
+          <w:t>2.3 Уравнения динамики вращательного движения</w:t>
         </w:r>
         <w:r>
           <w:rPr>
@@ -3701,7 +3739,7 @@
             <w:noProof/>
             <w:webHidden/>
           </w:rPr>
-          <w:instrText xml:space="preserve"> PAGEREF _Toc230005533 \h </w:instrText>
+          <w:instrText xml:space="preserve"> PAGEREF _Toc231165068 \h </w:instrText>
         </w:r>
         <w:r>
           <w:rPr>
@@ -3721,7 +3759,7 @@
             <w:noProof/>
             <w:webHidden/>
           </w:rPr>
-          <w:t>20</w:t>
+          <w:t>14</w:t>
         </w:r>
         <w:r>
           <w:rPr>
@@ -3738,19 +3776,17 @@
         <w:rPr>
           <w:rFonts w:asciiTheme="minorHAnsi" w:eastAsiaTheme="minorEastAsia" w:hAnsiTheme="minorHAnsi" w:cstheme="minorBidi"/>
           <w:noProof/>
-          <w:kern w:val="2"/>
-          <w:sz w:val="24"/>
-          <w:szCs w:val="24"/>
-          <w14:ligatures w14:val="standardContextual"/>
-        </w:rPr>
-      </w:pPr>
-      <w:hyperlink w:anchor="_Toc230005534" w:history="1">
+          <w:sz w:val="22"/>
+          <w:szCs w:val="22"/>
+        </w:rPr>
+      </w:pPr>
+      <w:hyperlink w:anchor="_Toc231165069" w:history="1">
         <w:r>
           <w:rPr>
             <w:rStyle w:val="af0"/>
             <w:noProof/>
           </w:rPr>
-          <w:t>2.3 Подготовка разметки и масок крон деревьев</w:t>
+          <w:t>2.4 Кинематические соотношения Эйлера</w:t>
         </w:r>
         <w:r>
           <w:rPr>
@@ -3771,7 +3807,7 @@
             <w:noProof/>
             <w:webHidden/>
           </w:rPr>
-          <w:instrText xml:space="preserve"> PAGEREF _Toc230005534 \h </w:instrText>
+          <w:instrText xml:space="preserve"> PAGEREF _Toc231165069 \h </w:instrText>
         </w:r>
         <w:r>
           <w:rPr>
@@ -3791,7 +3827,7 @@
             <w:noProof/>
             <w:webHidden/>
           </w:rPr>
-          <w:t>22</w:t>
+          <w:t>14</w:t>
         </w:r>
         <w:r>
           <w:rPr>
@@ -3808,19 +3844,17 @@
         <w:rPr>
           <w:rFonts w:asciiTheme="minorHAnsi" w:eastAsiaTheme="minorEastAsia" w:hAnsiTheme="minorHAnsi" w:cstheme="minorBidi"/>
           <w:noProof/>
-          <w:kern w:val="2"/>
-          <w:sz w:val="24"/>
-          <w:szCs w:val="24"/>
-          <w14:ligatures w14:val="standardContextual"/>
-        </w:rPr>
-      </w:pPr>
-      <w:hyperlink w:anchor="_Toc230005535" w:history="1">
+          <w:sz w:val="22"/>
+          <w:szCs w:val="22"/>
+        </w:rPr>
+      </w:pPr>
+      <w:hyperlink w:anchor="_Toc231165070" w:history="1">
         <w:r>
           <w:rPr>
             <w:rStyle w:val="af0"/>
             <w:noProof/>
           </w:rPr>
-          <w:t>2.4 Формирование входных и выходных данных</w:t>
+          <w:t>2.5 Модель силовой установки и управление</w:t>
         </w:r>
         <w:r>
           <w:rPr>
@@ -3841,7 +3875,7 @@
             <w:noProof/>
             <w:webHidden/>
           </w:rPr>
-          <w:instrText xml:space="preserve"> PAGEREF _Toc230005535 \h </w:instrText>
+          <w:instrText xml:space="preserve"> PAGEREF _Toc231165070 \h </w:instrText>
         </w:r>
         <w:r>
           <w:rPr>
@@ -3861,7 +3895,7 @@
             <w:noProof/>
             <w:webHidden/>
           </w:rPr>
-          <w:t>25</w:t>
+          <w:t>15</w:t>
         </w:r>
         <w:r>
           <w:rPr>
@@ -3874,23 +3908,21 @@
     </w:p>
     <w:p>
       <w:pPr>
-        <w:pStyle w:val="12"/>
+        <w:pStyle w:val="21"/>
         <w:rPr>
           <w:rFonts w:asciiTheme="minorHAnsi" w:eastAsiaTheme="minorEastAsia" w:hAnsiTheme="minorHAnsi" w:cstheme="minorBidi"/>
           <w:noProof/>
-          <w:kern w:val="2"/>
-          <w:sz w:val="24"/>
-          <w:szCs w:val="24"/>
-          <w14:ligatures w14:val="standardContextual"/>
-        </w:rPr>
-      </w:pPr>
-      <w:hyperlink w:anchor="_Toc230005536" w:history="1">
+          <w:sz w:val="22"/>
+          <w:szCs w:val="22"/>
+        </w:rPr>
+      </w:pPr>
+      <w:hyperlink w:anchor="_Toc231165071" w:history="1">
         <w:r>
           <w:rPr>
             <w:rStyle w:val="af0"/>
             <w:noProof/>
           </w:rPr>
-          <w:t>3 ЭКСПЕРИМЕНТАЛЬНОЕ ИССЛЕДОВАНИЕ АЛГОРИТМОВ СЕГМЕНТАЦИИ КРОН ДЕРЕВЬЕВ</w:t>
+          <w:t>2.6 Моделирование аэродинамических помех</w:t>
         </w:r>
         <w:r>
           <w:rPr>
@@ -3911,7 +3943,7 @@
             <w:noProof/>
             <w:webHidden/>
           </w:rPr>
-          <w:instrText xml:space="preserve"> PAGEREF _Toc230005536 \h </w:instrText>
+          <w:instrText xml:space="preserve"> PAGEREF _Toc231165071 \h </w:instrText>
         </w:r>
         <w:r>
           <w:rPr>
@@ -3931,7 +3963,7 @@
             <w:noProof/>
             <w:webHidden/>
           </w:rPr>
-          <w:t>28</w:t>
+          <w:t>15</w:t>
         </w:r>
         <w:r>
           <w:rPr>
@@ -3944,23 +3976,20 @@
     </w:p>
     <w:p>
       <w:pPr>
-        <w:pStyle w:val="21"/>
+        <w:pStyle w:val="12"/>
         <w:rPr>
           <w:rFonts w:asciiTheme="minorHAnsi" w:eastAsiaTheme="minorEastAsia" w:hAnsiTheme="minorHAnsi" w:cstheme="minorBidi"/>
           <w:noProof/>
-          <w:kern w:val="2"/>
-          <w:sz w:val="24"/>
-          <w:szCs w:val="24"/>
-          <w14:ligatures w14:val="standardContextual"/>
-        </w:rPr>
-      </w:pPr>
-      <w:hyperlink w:anchor="_Toc230005537" w:history="1">
+          <w:sz w:val="22"/>
+        </w:rPr>
+      </w:pPr>
+      <w:hyperlink w:anchor="_Toc231165072" w:history="1">
         <w:r>
           <w:rPr>
             <w:rStyle w:val="af0"/>
             <w:noProof/>
           </w:rPr>
-          <w:t>3.1 Постановка задачи сегментации крон на изображениях лесных территорий</w:t>
+          <w:t>3 АРХИТЕКТУРА ПРОГРАММНОГО КОМПЛЕКСА ЦИФРОВОГО ДВОЙНИКА</w:t>
         </w:r>
         <w:r>
           <w:rPr>
@@ -3981,7 +4010,7 @@
             <w:noProof/>
             <w:webHidden/>
           </w:rPr>
-          <w:instrText xml:space="preserve"> PAGEREF _Toc230005537 \h </w:instrText>
+          <w:instrText xml:space="preserve"> PAGEREF _Toc231165072 \h </w:instrText>
         </w:r>
         <w:r>
           <w:rPr>
@@ -4001,7 +4030,7 @@
             <w:noProof/>
             <w:webHidden/>
           </w:rPr>
-          <w:t>28</w:t>
+          <w:t>17</w:t>
         </w:r>
         <w:r>
           <w:rPr>
@@ -4018,19 +4047,17 @@
         <w:rPr>
           <w:rFonts w:asciiTheme="minorHAnsi" w:eastAsiaTheme="minorEastAsia" w:hAnsiTheme="minorHAnsi" w:cstheme="minorBidi"/>
           <w:noProof/>
-          <w:kern w:val="2"/>
-          <w:sz w:val="24"/>
-          <w:szCs w:val="24"/>
-          <w14:ligatures w14:val="standardContextual"/>
-        </w:rPr>
-      </w:pPr>
-      <w:hyperlink w:anchor="_Toc230005538" w:history="1">
+          <w:sz w:val="22"/>
+          <w:szCs w:val="22"/>
+        </w:rPr>
+      </w:pPr>
+      <w:hyperlink w:anchor="_Toc231165073" w:history="1">
         <w:r>
           <w:rPr>
             <w:rStyle w:val="af0"/>
             <w:noProof/>
           </w:rPr>
-          <w:t>3.2 Выбор подхода к выделению отдельных крон дервевьев</w:t>
+          <w:t>3.1 Лог-файл как центральное понятие архитектуры</w:t>
         </w:r>
         <w:r>
           <w:rPr>
@@ -4051,7 +4078,7 @@
             <w:noProof/>
             <w:webHidden/>
           </w:rPr>
-          <w:instrText xml:space="preserve"> PAGEREF _Toc230005538 \h </w:instrText>
+          <w:instrText xml:space="preserve"> PAGEREF _Toc231165073 \h </w:instrText>
         </w:r>
         <w:r>
           <w:rPr>
@@ -4071,7 +4098,7 @@
             <w:noProof/>
             <w:webHidden/>
           </w:rPr>
-          <w:t>30</w:t>
+          <w:t>17</w:t>
         </w:r>
         <w:r>
           <w:rPr>
@@ -4088,19 +4115,17 @@
         <w:rPr>
           <w:rFonts w:asciiTheme="minorHAnsi" w:eastAsiaTheme="minorEastAsia" w:hAnsiTheme="minorHAnsi" w:cstheme="minorBidi"/>
           <w:noProof/>
-          <w:kern w:val="2"/>
-          <w:sz w:val="24"/>
-          <w:szCs w:val="24"/>
-          <w14:ligatures w14:val="standardContextual"/>
-        </w:rPr>
-      </w:pPr>
-      <w:hyperlink w:anchor="_Toc230005539" w:history="1">
+          <w:sz w:val="22"/>
+          <w:szCs w:val="22"/>
+        </w:rPr>
+      </w:pPr>
+      <w:hyperlink w:anchor="_Toc231165074" w:history="1">
         <w:r>
           <w:rPr>
             <w:rStyle w:val="af0"/>
             <w:noProof/>
           </w:rPr>
-          <w:t>3.3 Расчёт геометрических параметров кроны</w:t>
+          <w:t>3.2 Общая схема взаимодействия компонентов</w:t>
         </w:r>
         <w:r>
           <w:rPr>
@@ -4121,7 +4146,7 @@
             <w:noProof/>
             <w:webHidden/>
           </w:rPr>
-          <w:instrText xml:space="preserve"> PAGEREF _Toc230005539 \h </w:instrText>
+          <w:instrText xml:space="preserve"> PAGEREF _Toc231165074 \h </w:instrText>
         </w:r>
         <w:r>
           <w:rPr>
@@ -4141,7 +4166,7 @@
             <w:noProof/>
             <w:webHidden/>
           </w:rPr>
-          <w:t>32</w:t>
+          <w:t>18</w:t>
         </w:r>
         <w:r>
           <w:rPr>
@@ -4158,19 +4183,17 @@
         <w:rPr>
           <w:rFonts w:asciiTheme="minorHAnsi" w:eastAsiaTheme="minorEastAsia" w:hAnsiTheme="minorHAnsi" w:cstheme="minorBidi"/>
           <w:noProof/>
-          <w:kern w:val="2"/>
-          <w:sz w:val="24"/>
-          <w:szCs w:val="24"/>
-          <w14:ligatures w14:val="standardContextual"/>
-        </w:rPr>
-      </w:pPr>
-      <w:hyperlink w:anchor="_Toc230005540" w:history="1">
+          <w:sz w:val="22"/>
+          <w:szCs w:val="22"/>
+        </w:rPr>
+      </w:pPr>
+      <w:hyperlink w:anchor="_Toc231165075" w:history="1">
         <w:r>
           <w:rPr>
             <w:rStyle w:val="af0"/>
             <w:noProof/>
           </w:rPr>
-          <w:t>3.4 Анализ факторов, влияющих на достоверность сегментации</w:t>
+          <w:t>3.3 Модуль приёма и парсинга полётных логов</w:t>
         </w:r>
         <w:r>
           <w:rPr>
@@ -4191,7 +4214,7 @@
             <w:noProof/>
             <w:webHidden/>
           </w:rPr>
-          <w:instrText xml:space="preserve"> PAGEREF _Toc230005540 \h </w:instrText>
+          <w:instrText xml:space="preserve"> PAGEREF _Toc231165075 \h </w:instrText>
         </w:r>
         <w:r>
           <w:rPr>
@@ -4211,7 +4234,7 @@
             <w:noProof/>
             <w:webHidden/>
           </w:rPr>
-          <w:t>35</w:t>
+          <w:t>18</w:t>
         </w:r>
         <w:r>
           <w:rPr>
@@ -4224,23 +4247,21 @@
     </w:p>
     <w:p>
       <w:pPr>
-        <w:pStyle w:val="12"/>
+        <w:pStyle w:val="21"/>
         <w:rPr>
           <w:rFonts w:asciiTheme="minorHAnsi" w:eastAsiaTheme="minorEastAsia" w:hAnsiTheme="minorHAnsi" w:cstheme="minorBidi"/>
           <w:noProof/>
-          <w:kern w:val="2"/>
-          <w:sz w:val="24"/>
-          <w:szCs w:val="24"/>
-          <w14:ligatures w14:val="standardContextual"/>
-        </w:rPr>
-      </w:pPr>
-      <w:hyperlink w:anchor="_Toc230005541" w:history="1">
+          <w:sz w:val="22"/>
+          <w:szCs w:val="22"/>
+        </w:rPr>
+      </w:pPr>
+      <w:hyperlink w:anchor="_Toc231165076" w:history="1">
         <w:r>
           <w:rPr>
             <w:rStyle w:val="af0"/>
             <w:noProof/>
           </w:rPr>
-          <w:t>4 АНАЛИЗ И ВЫБОР АЛЛОМЕТРИЧЕСКИХ ЗАВИСИМОСТЕЙ ДЛЯ ОПРЕДЕЛЕНИЯ ПАРАМЕТРОВ ДЕРЕВЬЕВ</w:t>
+          <w:t>3.4 Предобработка и нормализация данных</w:t>
         </w:r>
         <w:r>
           <w:rPr>
@@ -4261,7 +4282,7 @@
             <w:noProof/>
             <w:webHidden/>
           </w:rPr>
-          <w:instrText xml:space="preserve"> PAGEREF _Toc230005541 \h </w:instrText>
+          <w:instrText xml:space="preserve"> PAGEREF _Toc231165076 \h </w:instrText>
         </w:r>
         <w:r>
           <w:rPr>
@@ -4281,7 +4302,7 @@
             <w:noProof/>
             <w:webHidden/>
           </w:rPr>
-          <w:t>39</w:t>
+          <w:t>19</w:t>
         </w:r>
         <w:r>
           <w:rPr>
@@ -4298,19 +4319,17 @@
         <w:rPr>
           <w:rFonts w:asciiTheme="minorHAnsi" w:eastAsiaTheme="minorEastAsia" w:hAnsiTheme="minorHAnsi" w:cstheme="minorBidi"/>
           <w:noProof/>
-          <w:kern w:val="2"/>
-          <w:sz w:val="24"/>
-          <w:szCs w:val="24"/>
-          <w14:ligatures w14:val="standardContextual"/>
-        </w:rPr>
-      </w:pPr>
-      <w:hyperlink w:anchor="_Toc230005542" w:history="1">
+          <w:sz w:val="22"/>
+          <w:szCs w:val="22"/>
+        </w:rPr>
+      </w:pPr>
+      <w:hyperlink w:anchor="_Toc231165077" w:history="1">
         <w:r>
           <w:rPr>
             <w:rStyle w:val="af0"/>
             <w:noProof/>
           </w:rPr>
-          <w:t>4.1 Основные положения аллометрии в задачах лесотаксации</w:t>
+          <w:t>3.5 Хранение и индексация полётных данных</w:t>
         </w:r>
         <w:r>
           <w:rPr>
@@ -4331,7 +4350,7 @@
             <w:noProof/>
             <w:webHidden/>
           </w:rPr>
-          <w:instrText xml:space="preserve"> PAGEREF _Toc230005542 \h </w:instrText>
+          <w:instrText xml:space="preserve"> PAGEREF _Toc231165077 \h </w:instrText>
         </w:r>
         <w:r>
           <w:rPr>
@@ -4351,7 +4370,7 @@
             <w:noProof/>
             <w:webHidden/>
           </w:rPr>
-          <w:t>39</w:t>
+          <w:t>20</w:t>
         </w:r>
         <w:r>
           <w:rPr>
@@ -4368,19 +4387,17 @@
         <w:rPr>
           <w:rFonts w:asciiTheme="minorHAnsi" w:eastAsiaTheme="minorEastAsia" w:hAnsiTheme="minorHAnsi" w:cstheme="minorBidi"/>
           <w:noProof/>
-          <w:kern w:val="2"/>
-          <w:sz w:val="24"/>
-          <w:szCs w:val="24"/>
-          <w14:ligatures w14:val="standardContextual"/>
-        </w:rPr>
-      </w:pPr>
-      <w:hyperlink w:anchor="_Toc230005543" w:history="1">
+          <w:sz w:val="22"/>
+          <w:szCs w:val="22"/>
+        </w:rPr>
+      </w:pPr>
+      <w:hyperlink w:anchor="_Toc231165078" w:history="1">
         <w:r>
           <w:rPr>
             <w:rStyle w:val="af0"/>
             <w:noProof/>
           </w:rPr>
-          <w:t>4.2 Использование геометрических характеристик кроны для расчёта параметров дерева</w:t>
+          <w:t>3.6 Визуализация траектории и телеметрии</w:t>
         </w:r>
         <w:r>
           <w:rPr>
@@ -4401,7 +4418,7 @@
             <w:noProof/>
             <w:webHidden/>
           </w:rPr>
-          <w:instrText xml:space="preserve"> PAGEREF _Toc230005543 \h </w:instrText>
+          <w:instrText xml:space="preserve"> PAGEREF _Toc231165078 \h </w:instrText>
         </w:r>
         <w:r>
           <w:rPr>
@@ -4421,7 +4438,7 @@
             <w:noProof/>
             <w:webHidden/>
           </w:rPr>
-          <w:t>41</w:t>
+          <w:t>21</w:t>
         </w:r>
         <w:r>
           <w:rPr>
@@ -4438,19 +4455,17 @@
         <w:rPr>
           <w:rFonts w:asciiTheme="minorHAnsi" w:eastAsiaTheme="minorEastAsia" w:hAnsiTheme="minorHAnsi" w:cstheme="minorBidi"/>
           <w:noProof/>
-          <w:kern w:val="2"/>
-          <w:sz w:val="24"/>
-          <w:szCs w:val="24"/>
-          <w14:ligatures w14:val="standardContextual"/>
-        </w:rPr>
-      </w:pPr>
-      <w:hyperlink w:anchor="_Toc230005544" w:history="1">
+          <w:sz w:val="22"/>
+          <w:szCs w:val="22"/>
+        </w:rPr>
+      </w:pPr>
+      <w:hyperlink w:anchor="_Toc231165079" w:history="1">
         <w:r>
           <w:rPr>
             <w:rStyle w:val="af0"/>
             <w:noProof/>
           </w:rPr>
-          <w:t>4.3 Учёт сомкнутости крон и сезонных условий съёмки</w:t>
+          <w:t>3.7 Анализ временной информации и оценка качества полёта</w:t>
         </w:r>
         <w:r>
           <w:rPr>
@@ -4471,7 +4486,7 @@
             <w:noProof/>
             <w:webHidden/>
           </w:rPr>
-          <w:instrText xml:space="preserve"> PAGEREF _Toc230005544 \h </w:instrText>
+          <w:instrText xml:space="preserve"> PAGEREF _Toc231165079 \h </w:instrText>
         </w:r>
         <w:r>
           <w:rPr>
@@ -4491,7 +4506,7 @@
             <w:noProof/>
             <w:webHidden/>
           </w:rPr>
-          <w:t>42</w:t>
+          <w:t>21</w:t>
         </w:r>
         <w:r>
           <w:rPr>
@@ -4508,19 +4523,17 @@
         <w:rPr>
           <w:rFonts w:asciiTheme="minorHAnsi" w:eastAsiaTheme="minorEastAsia" w:hAnsiTheme="minorHAnsi" w:cstheme="minorBidi"/>
           <w:noProof/>
-          <w:kern w:val="2"/>
-          <w:sz w:val="24"/>
-          <w:szCs w:val="24"/>
-          <w14:ligatures w14:val="standardContextual"/>
-        </w:rPr>
-      </w:pPr>
-      <w:hyperlink w:anchor="_Toc230005545" w:history="1">
+          <w:sz w:val="22"/>
+          <w:szCs w:val="22"/>
+        </w:rPr>
+      </w:pPr>
+      <w:hyperlink w:anchor="_Toc231165080" w:history="1">
         <w:r>
           <w:rPr>
             <w:rStyle w:val="af0"/>
             <w:noProof/>
           </w:rPr>
-          <w:t>4.4 Выбор аллометрических моделей для расчёта таксационных параметров</w:t>
+          <w:t>3.8 Построение цифрового двойника на основе лога</w:t>
         </w:r>
         <w:r>
           <w:rPr>
@@ -4541,7 +4554,7 @@
             <w:noProof/>
             <w:webHidden/>
           </w:rPr>
-          <w:instrText xml:space="preserve"> PAGEREF _Toc230005545 \h </w:instrText>
+          <w:instrText xml:space="preserve"> PAGEREF _Toc231165080 \h </w:instrText>
         </w:r>
         <w:r>
           <w:rPr>
@@ -4561,7 +4574,7 @@
             <w:noProof/>
             <w:webHidden/>
           </w:rPr>
-          <w:t>44</w:t>
+          <w:t>22</w:t>
         </w:r>
         <w:r>
           <w:rPr>
@@ -4574,23 +4587,21 @@
     </w:p>
     <w:p>
       <w:pPr>
-        <w:pStyle w:val="12"/>
+        <w:pStyle w:val="21"/>
         <w:rPr>
           <w:rFonts w:asciiTheme="minorHAnsi" w:eastAsiaTheme="minorEastAsia" w:hAnsiTheme="minorHAnsi" w:cstheme="minorBidi"/>
           <w:noProof/>
-          <w:kern w:val="2"/>
-          <w:sz w:val="24"/>
-          <w:szCs w:val="24"/>
-          <w14:ligatures w14:val="standardContextual"/>
-        </w:rPr>
-      </w:pPr>
-      <w:hyperlink w:anchor="_Toc230005546" w:history="1">
+          <w:sz w:val="22"/>
+          <w:szCs w:val="22"/>
+        </w:rPr>
+      </w:pPr>
+      <w:hyperlink w:anchor="_Toc231165081" w:history="1">
         <w:r>
           <w:rPr>
             <w:rStyle w:val="af0"/>
             <w:noProof/>
           </w:rPr>
-          <w:t>Заключение</w:t>
+          <w:t>3.9 Технологический стек и развёртывание</w:t>
         </w:r>
         <w:r>
           <w:rPr>
@@ -4611,7 +4622,7 @@
             <w:noProof/>
             <w:webHidden/>
           </w:rPr>
-          <w:instrText xml:space="preserve"> PAGEREF _Toc230005546 \h </w:instrText>
+          <w:instrText xml:space="preserve"> PAGEREF _Toc231165081 \h </w:instrText>
         </w:r>
         <w:r>
           <w:rPr>
@@ -4631,7 +4642,7 @@
             <w:noProof/>
             <w:webHidden/>
           </w:rPr>
-          <w:t>48</w:t>
+          <w:t>23</w:t>
         </w:r>
         <w:r>
           <w:rPr>
@@ -4648,18 +4659,82 @@
         <w:rPr>
           <w:rFonts w:asciiTheme="minorHAnsi" w:eastAsiaTheme="minorEastAsia" w:hAnsiTheme="minorHAnsi" w:cstheme="minorBidi"/>
           <w:noProof/>
-          <w:kern w:val="2"/>
-          <w:sz w:val="24"/>
-          <w:szCs w:val="24"/>
-          <w14:ligatures w14:val="standardContextual"/>
-        </w:rPr>
-      </w:pPr>
-      <w:hyperlink w:anchor="_Toc230005547" w:history="1">
+          <w:sz w:val="22"/>
+        </w:rPr>
+      </w:pPr>
+      <w:hyperlink w:anchor="_Toc231165082" w:history="1">
         <w:r>
           <w:rPr>
             <w:rStyle w:val="af0"/>
             <w:noProof/>
           </w:rPr>
+          <w:t>Заключение</w:t>
+        </w:r>
+        <w:r>
+          <w:rPr>
+            <w:noProof/>
+            <w:webHidden/>
+          </w:rPr>
+          <w:tab/>
+        </w:r>
+        <w:r>
+          <w:rPr>
+            <w:noProof/>
+            <w:webHidden/>
+          </w:rPr>
+          <w:fldChar w:fldCharType="begin"/>
+        </w:r>
+        <w:r>
+          <w:rPr>
+            <w:noProof/>
+            <w:webHidden/>
+          </w:rPr>
+          <w:instrText xml:space="preserve"> PAGEREF _Toc231165082 \h </w:instrText>
+        </w:r>
+        <w:r>
+          <w:rPr>
+            <w:noProof/>
+            <w:webHidden/>
+          </w:rPr>
+        </w:r>
+        <w:r>
+          <w:rPr>
+            <w:noProof/>
+            <w:webHidden/>
+          </w:rPr>
+          <w:fldChar w:fldCharType="separate"/>
+        </w:r>
+        <w:r>
+          <w:rPr>
+            <w:noProof/>
+            <w:webHidden/>
+          </w:rPr>
+          <w:t>26</w:t>
+        </w:r>
+        <w:r>
+          <w:rPr>
+            <w:noProof/>
+            <w:webHidden/>
+          </w:rPr>
+          <w:fldChar w:fldCharType="end"/>
+        </w:r>
+      </w:hyperlink>
+    </w:p>
+    <w:p>
+      <w:pPr>
+        <w:pStyle w:val="12"/>
+        <w:rPr>
+          <w:rFonts w:asciiTheme="minorHAnsi" w:eastAsiaTheme="minorEastAsia" w:hAnsiTheme="minorHAnsi" w:cstheme="minorBidi"/>
+          <w:noProof/>
+          <w:sz w:val="22"/>
+        </w:rPr>
+      </w:pPr>
+      <w:hyperlink w:anchor="_Toc231165083" w:history="1">
+        <w:r>
+          <w:rPr>
+            <w:rStyle w:val="af0"/>
+            <w:noProof/>
+          </w:rPr>
           <w:t>Список использованных источников</w:t>
         </w:r>
         <w:r>
@@ -4681,7 +4756,7 @@
             <w:noProof/>
             <w:webHidden/>
           </w:rPr>
-          <w:instrText xml:space="preserve"> PAGEREF _Toc230005547 \h </w:instrText>
+          <w:instrText xml:space="preserve"> PAGEREF _Toc231165083 \h </w:instrText>
         </w:r>
         <w:r>
           <w:rPr>
@@ -4701,7 +4776,7 @@
             <w:noProof/>
             <w:webHidden/>
           </w:rPr>
-          <w:t>51</w:t>
+          <w:t>29</w:t>
         </w:r>
         <w:r>
           <w:rPr>
@@ -4739,12 +4814,12 @@
       <w:pPr>
         <w:pStyle w:val="1"/>
       </w:pPr>
-      <w:bookmarkStart w:id="4" w:name="_Toc230005525"/>
+      <w:bookmarkStart w:id="5" w:name="_Toc231165060"/>
       <w:r>
         <w:lastRenderedPageBreak/>
         <w:t>Введение</w:t>
       </w:r>
-      <w:bookmarkEnd w:id="4"/>
+      <w:bookmarkEnd w:id="5"/>
     </w:p>
     <w:p>
       <w:r>
@@ -4822,7 +4897,23 @@
     </w:p>
     <w:p>
       <w:r>
-        <w:t>В этом контексте концепция цифрового двойника (Digital Twin) приобретает исключительную актуальность. Цифровой двойник БПЛА – это не просто симулятор, а высокоточная виртуальная копия, непрерывно обменивающаяся данными с физическим объектом и способная предсказывать его состояние и поведение [2].</w:t>
+        <w:t>В этом контексте концепция цифрового двойника (</w:t>
+      </w:r>
+      <w:proofErr w:type="spellStart"/>
+      <w:r>
+        <w:t>Digital</w:t>
+      </w:r>
+      <w:proofErr w:type="spellEnd"/>
+      <w:r>
+        <w:t xml:space="preserve"> </w:t>
+      </w:r>
+      <w:proofErr w:type="spellStart"/>
+      <w:r>
+        <w:t>Twin</w:t>
+      </w:r>
+      <w:proofErr w:type="spellEnd"/>
+      <w:r>
+        <w:t>) приобретает исключительную актуальность. Цифровой двойник БПЛА – это не просто симулятор, а высокоточная виртуальная копия, непрерывно обменивающаяся данными с физическим объектом и способная предсказывать его состояние и поведение [2].</w:t>
       </w:r>
     </w:p>
     <w:p>
@@ -4914,7 +5005,15 @@
     </w:p>
     <w:p>
       <w:r>
-        <w:t>Объектом исследования являются процессы движения и управления мультироторным БПЛА в реальных и виртуальных условиях полёта, а также методы сбора, обработки и анализа полётных данных.</w:t>
+        <w:t xml:space="preserve">Объектом исследования являются процессы движения и управления </w:t>
+      </w:r>
+      <w:proofErr w:type="spellStart"/>
+      <w:r>
+        <w:t>мультироторным</w:t>
+      </w:r>
+      <w:proofErr w:type="spellEnd"/>
+      <w:r>
+        <w:t xml:space="preserve"> БПЛА в реальных и виртуальных условиях полёта, а также методы сбора, обработки и анализа полётных данных.</w:t>
       </w:r>
     </w:p>
     <w:p>
@@ -4935,15 +5034,15 @@
       <w:pPr>
         <w:pStyle w:val="1"/>
       </w:pPr>
-      <w:bookmarkStart w:id="5" w:name="_Toc230005526"/>
+      <w:bookmarkStart w:id="6" w:name="_Toc231165061"/>
       <w:r>
         <w:lastRenderedPageBreak/>
         <w:t xml:space="preserve">1 </w:t>
       </w:r>
-      <w:bookmarkEnd w:id="5"/>
       <w:r>
         <w:t>ОБЗОР И АНАЛИЗ НАУЧНО-ТЕХНИЧЕСКОЙ ЛИТЕРАТУРЫ ПО ДАННЫМ, ПОЛУЧАЕМЫМ ОТ БПЛА</w:t>
       </w:r>
+      <w:bookmarkEnd w:id="6"/>
     </w:p>
     <w:p>
       <w:r>
@@ -4954,11 +5053,13 @@
       <w:pPr>
         <w:pStyle w:val="2"/>
       </w:pPr>
-      <w:bookmarkStart w:id="6" w:name="_Toc230615325"/>
+      <w:bookmarkStart w:id="7" w:name="_Toc230615325"/>
+      <w:bookmarkStart w:id="8" w:name="_Toc231165062"/>
       <w:r>
         <w:t>1.1 Классификация и структура данных БПЛА</w:t>
       </w:r>
-      <w:bookmarkEnd w:id="6"/>
+      <w:bookmarkEnd w:id="7"/>
+      <w:bookmarkEnd w:id="8"/>
     </w:p>
     <w:p>
       <w:r>
@@ -5079,7 +5180,15 @@
         <w:t xml:space="preserve"> с</w:t>
       </w:r>
       <w:r>
-        <w:t>мещения (bias) гироскопов и акселерометров, оценённые фильтром Калмана;</w:t>
+        <w:t>мещения (</w:t>
+      </w:r>
+      <w:proofErr w:type="spellStart"/>
+      <w:r>
+        <w:t>bias</w:t>
+      </w:r>
+      <w:proofErr w:type="spellEnd"/>
+      <w:r>
+        <w:t>) гироскопов и акселерометров, оценённые фильтром Калмана;</w:t>
       </w:r>
       <w:r>
         <w:t xml:space="preserve"> д</w:t>
@@ -5167,7 +5276,15 @@
         <w:t xml:space="preserve"> в</w:t>
       </w:r>
       <w:r>
-        <w:t>ремя работы системы (аптайм).</w:t>
+        <w:t>ремя работы системы (</w:t>
+      </w:r>
+      <w:proofErr w:type="spellStart"/>
+      <w:r>
+        <w:t>аптайм</w:t>
+      </w:r>
+      <w:proofErr w:type="spellEnd"/>
+      <w:r>
+        <w:t>).</w:t>
       </w:r>
     </w:p>
     <w:p>
@@ -5179,16 +5296,26 @@
       <w:pPr>
         <w:pStyle w:val="2"/>
       </w:pPr>
-      <w:bookmarkStart w:id="7" w:name="_Toc230615326"/>
+      <w:bookmarkStart w:id="9" w:name="_Toc230615326"/>
+      <w:bookmarkStart w:id="10" w:name="_Toc231165063"/>
       <w:r>
         <w:lastRenderedPageBreak/>
         <w:t>1.2 Источники данных: реальный полёт (физический БПЛА)</w:t>
       </w:r>
-      <w:bookmarkEnd w:id="7"/>
-    </w:p>
-    <w:p>
-      <w:r>
-        <w:t>При наличии физического прототипа мультироторного БПЛА сбор данных осуществляется с помощью бортового полётного контроллера. В рамках данной работы в качестве эталонной платформы используется контроллер Pixhawk 4 (или совместимый) под управлением прошивки PX4. Выбор обусловлен открытой архитектурой, широкой распространённостью в исследовательской среде и наличием детальной документации по форматам логов.</w:t>
+      <w:bookmarkEnd w:id="9"/>
+      <w:bookmarkEnd w:id="10"/>
+    </w:p>
+    <w:p>
+      <w:r>
+        <w:t>При наличии физического прототипа мультироторного БПЛА сбор данных осуществляется с помощью бортового полётного контроллера. В рамках данной работы в качестве эталонной платформы используется контроллер </w:t>
+      </w:r>
+      <w:proofErr w:type="spellStart"/>
+      <w:r>
+        <w:t>Pixhawk</w:t>
+      </w:r>
+      <w:proofErr w:type="spellEnd"/>
+      <w:r>
+        <w:t xml:space="preserve"> 4 (или совместимый) под управлением прошивки PX4. Выбор обусловлен открытой архитектурой, широкой распространённостью в исследовательской среде и наличием детальной документации по форматам логов.</w:t>
       </w:r>
     </w:p>
     <w:p>
@@ -5205,7 +5332,23 @@
         <w:t xml:space="preserve"> л</w:t>
       </w:r>
       <w:r>
-        <w:t>огирование осуществляется на microSD-карту (класс скорости не ниже UHS-I U3) в двоичном формате ULog, разработанном специально для PX4</w:t>
+        <w:t xml:space="preserve">огирование осуществляется на </w:t>
+      </w:r>
+      <w:proofErr w:type="spellStart"/>
+      <w:r>
+        <w:t>microSD</w:t>
+      </w:r>
+      <w:proofErr w:type="spellEnd"/>
+      <w:r>
+        <w:t>-карту (класс скорости не ниже UHS-I U3) в двоичном формате </w:t>
+      </w:r>
+      <w:proofErr w:type="spellStart"/>
+      <w:r>
+        <w:t>ULog</w:t>
+      </w:r>
+      <w:proofErr w:type="spellEnd"/>
+      <w:r>
+        <w:t>, разработанном специально для PX4</w:t>
       </w:r>
       <w:r>
         <w:t>;</w:t>
@@ -5214,7 +5357,15 @@
         <w:t xml:space="preserve"> ч</w:t>
       </w:r>
       <w:r>
-        <w:t>астота записи настраивается через параметры: по умолчанию IMU пишется на 200 Гц (после антиалиасинговой фильтрации), GPS — на 10 Гц, управляющие сигналы — на 50 Гц</w:t>
+        <w:t xml:space="preserve">астота записи настраивается через параметры: по умолчанию IMU пишется на 200 Гц (после </w:t>
+      </w:r>
+      <w:proofErr w:type="spellStart"/>
+      <w:r>
+        <w:t>антиалиасинговой</w:t>
+      </w:r>
+      <w:proofErr w:type="spellEnd"/>
+      <w:r>
+        <w:t xml:space="preserve"> фильтрации), GPS — на 10 Гц, управляющие сигналы — на 50 Гц</w:t>
       </w:r>
       <w:r>
         <w:t>;</w:t>
@@ -5232,7 +5383,23 @@
         <w:t xml:space="preserve"> п</w:t>
       </w:r>
       <w:r>
-        <w:t>ри включении режима «журналирование отладки» (debug logging) объём может возрасти до 500 МБ, что приемлемо для карт объёмом 32–64 ГБ.</w:t>
+        <w:t>ри включении режима «журналирование отладки» (</w:t>
+      </w:r>
+      <w:proofErr w:type="spellStart"/>
+      <w:r>
+        <w:t>debug</w:t>
+      </w:r>
+      <w:proofErr w:type="spellEnd"/>
+      <w:r>
+        <w:t xml:space="preserve"> </w:t>
+      </w:r>
+      <w:proofErr w:type="spellStart"/>
+      <w:r>
+        <w:t>logging</w:t>
+      </w:r>
+      <w:proofErr w:type="spellEnd"/>
+      <w:r>
+        <w:t>) объём может возрасти до 500 МБ, что приемлемо для карт объёмом 32–64 ГБ.</w:t>
       </w:r>
     </w:p>
     <w:p>
@@ -5263,7 +5430,15 @@
         <w:ind w:left="0" w:firstLine="709"/>
       </w:pPr>
       <w:r>
-        <w:t>Предполётная калибровка: перед вылетом выполняется статическая калибровка акселерометров, гироскопов и магнитометра (по стандартной процедуре QGroundControl). Результаты калибровки сохраняются в параметрах контроллера и автоматически учитываются при записи;</w:t>
+        <w:t xml:space="preserve">Предполётная калибровка: перед вылетом выполняется статическая калибровка акселерометров, гироскопов и магнитометра (по стандартной процедуре </w:t>
+      </w:r>
+      <w:proofErr w:type="spellStart"/>
+      <w:r>
+        <w:t>QGroundControl</w:t>
+      </w:r>
+      <w:proofErr w:type="spellEnd"/>
+      <w:r>
+        <w:t>). Результаты калибровки сохраняются в параметрах контроллера и автоматически учитываются при записи;</w:t>
       </w:r>
     </w:p>
     <w:p>
@@ -5285,7 +5460,15 @@
         <w:t>л</w:t>
       </w:r>
       <w:r>
-        <w:t>огирование начинается автоматически при включении питания контроллера (если настроено) или вручную через наземную станцию. Перед взлётом проверяется наличие microSD-карты и достаточность свободного места;</w:t>
+        <w:t xml:space="preserve">огирование начинается автоматически при включении питания контроллера (если настроено) или вручную через наземную станцию. Перед взлётом проверяется наличие </w:t>
+      </w:r>
+      <w:proofErr w:type="spellStart"/>
+      <w:r>
+        <w:t>microSD</w:t>
+      </w:r>
+      <w:proofErr w:type="spellEnd"/>
+      <w:r>
+        <w:t>-карты и достаточность свободного места;</w:t>
       </w:r>
     </w:p>
     <w:p>
@@ -5307,7 +5490,15 @@
         <w:t>п</w:t>
       </w:r>
       <w:r>
-        <w:t>олёт выполняется по заранее спланированному маршруту или в ручном режиме. Для валидации модели критически важно записывать несколько типов манёвров: зависание (hover), движение по прямой, повороты, набор и снижение высоты, имитацию отказов (например, выключение одного мотора на безопасной высоте);</w:t>
+        <w:t>олёт выполняется по заранее спланированному маршруту или в ручном режиме. Для валидации модели критически важно записывать несколько типов манёвров: зависание (</w:t>
+      </w:r>
+      <w:proofErr w:type="spellStart"/>
+      <w:r>
+        <w:t>hover</w:t>
+      </w:r>
+      <w:proofErr w:type="spellEnd"/>
+      <w:r>
+        <w:t>), движение по прямой, повороты, набор и снижение высоты, имитацию отказов (например, выключение одного мотора на безопасной высоте);</w:t>
       </w:r>
     </w:p>
     <w:p>
@@ -5330,7 +5521,55 @@
         <w:t>п</w:t>
       </w:r>
       <w:r>
-        <w:t>осле посадки и выключения контроллера microSD-карта извлекается, либо логи выгружаются через USB/телеметрию с помощью QGroundControl (функция «Download Flight Logs»). Логи сохраняются в локальную файловую систему компьютера исследователя</w:t>
+        <w:t xml:space="preserve">осле посадки и выключения контроллера </w:t>
+      </w:r>
+      <w:proofErr w:type="spellStart"/>
+      <w:r>
+        <w:t>microSD</w:t>
+      </w:r>
+      <w:proofErr w:type="spellEnd"/>
+      <w:r>
+        <w:t xml:space="preserve">-карта извлекается, либо </w:t>
+      </w:r>
+      <w:proofErr w:type="spellStart"/>
+      <w:r>
+        <w:t>логи</w:t>
+      </w:r>
+      <w:proofErr w:type="spellEnd"/>
+      <w:r>
+        <w:t xml:space="preserve"> выгружаются через USB/телеметрию с помощью </w:t>
+      </w:r>
+      <w:proofErr w:type="spellStart"/>
+      <w:r>
+        <w:t>QGroundControl</w:t>
+      </w:r>
+      <w:proofErr w:type="spellEnd"/>
+      <w:r>
+        <w:t xml:space="preserve"> (функция «</w:t>
+      </w:r>
+      <w:proofErr w:type="spellStart"/>
+      <w:r>
+        <w:t>Download</w:t>
+      </w:r>
+      <w:proofErr w:type="spellEnd"/>
+      <w:r>
+        <w:t xml:space="preserve"> </w:t>
+      </w:r>
+      <w:proofErr w:type="spellStart"/>
+      <w:r>
+        <w:t>Flight</w:t>
+      </w:r>
+      <w:proofErr w:type="spellEnd"/>
+      <w:r>
+        <w:t xml:space="preserve"> </w:t>
+      </w:r>
+      <w:proofErr w:type="spellStart"/>
+      <w:r>
+        <w:t>Logs</w:t>
+      </w:r>
+      <w:proofErr w:type="spellEnd"/>
+      <w:r>
+        <w:t>»). Логи сохраняются в локальную файловую систему компьютера исследователя</w:t>
       </w:r>
       <w:r>
         <w:t>.</w:t>
@@ -5373,15 +5612,25 @@
       <w:pPr>
         <w:pStyle w:val="2"/>
       </w:pPr>
-      <w:bookmarkStart w:id="8" w:name="_Toc230615327"/>
+      <w:bookmarkStart w:id="11" w:name="_Toc230615327"/>
+      <w:bookmarkStart w:id="12" w:name="_Toc231165064"/>
       <w:r>
         <w:t>1.3 Источники данных: виртуальный полёт (цифровой двойник)</w:t>
       </w:r>
-      <w:bookmarkEnd w:id="8"/>
-    </w:p>
-    <w:p>
-      <w:r>
-        <w:t>В режиме симуляции (SITL или HIL) цифровой двойник генерирует данные, полностью аналогичные по структуре данным реального полёта. Это достигается за счёт использования тех же протоколов и форматов (ULog), а также единой настройки частот логирования.</w:t>
+      <w:bookmarkEnd w:id="11"/>
+      <w:bookmarkEnd w:id="12"/>
+    </w:p>
+    <w:p>
+      <w:r>
+        <w:t>В режиме симуляции (SITL или HIL) цифровой двойник генерирует данные, полностью аналогичные по структуре данным реального полёта. Это достигается за счёт использования тех же протоколов и форматов (</w:t>
+      </w:r>
+      <w:proofErr w:type="spellStart"/>
+      <w:r>
+        <w:t>ULog</w:t>
+      </w:r>
+      <w:proofErr w:type="spellEnd"/>
+      <w:r>
+        <w:t>), а также единой настройки частот логирования.</w:t>
       </w:r>
     </w:p>
     <w:p>
@@ -5422,46 +5671,58 @@
           <w:b/>
           <w:bCs/>
         </w:rPr>
-        <w:t xml:space="preserve"> x</w:t>
-      </w:r>
-      <w:r>
-        <w:rPr>
-          <w:i/>
-          <w:iCs/>
-          <w:vertAlign w:val="subscript"/>
-        </w:rPr>
-        <w:t>true</w:t>
-      </w:r>
-      <w:r>
-        <w:t>​(</w:t>
-      </w:r>
-      <w:r>
-        <w:rPr>
-          <w:i/>
-          <w:iCs/>
-        </w:rPr>
-        <w:t>t</w:t>
-      </w:r>
-      <w:r>
-        <w:t>)=[</w:t>
-      </w:r>
+        <w:t xml:space="preserve"> </w:t>
+      </w:r>
+      <w:proofErr w:type="spellStart"/>
       <w:r>
         <w:rPr>
           <w:b/>
           <w:bCs/>
         </w:rPr>
-        <w:t>r</w:t>
-      </w:r>
-      <w:r>
-        <w:t>,</w:t>
-      </w:r>
+        <w:t>x</w:t>
+      </w:r>
+      <w:r>
+        <w:rPr>
+          <w:i/>
+          <w:iCs/>
+          <w:vertAlign w:val="subscript"/>
+        </w:rPr>
+        <w:t>true</w:t>
+      </w:r>
+      <w:proofErr w:type="spellEnd"/>
+      <w:r>
+        <w:t>​(</w:t>
+      </w:r>
+      <w:r>
+        <w:rPr>
+          <w:i/>
+          <w:iCs/>
+        </w:rPr>
+        <w:t>t</w:t>
+      </w:r>
+      <w:r>
+        <w:t>)=[</w:t>
+      </w:r>
+      <w:proofErr w:type="spellStart"/>
+      <w:proofErr w:type="gramStart"/>
       <w:r>
         <w:rPr>
           <w:b/>
           <w:bCs/>
         </w:rPr>
+        <w:t>r</w:t>
+      </w:r>
+      <w:r>
+        <w:t>,</w:t>
+      </w:r>
+      <w:r>
+        <w:rPr>
+          <w:b/>
+          <w:bCs/>
+        </w:rPr>
         <w:t>v</w:t>
       </w:r>
+      <w:proofErr w:type="gramEnd"/>
       <w:r>
         <w:t>,</w:t>
       </w:r>
@@ -5484,6 +5745,7 @@
         </w:rPr>
         <w:t>ω</w:t>
       </w:r>
+      <w:proofErr w:type="spellEnd"/>
       <w:r>
         <w:t>].</w:t>
       </w:r>
@@ -5497,7 +5759,15 @@
         <w:t xml:space="preserve"> с</w:t>
       </w:r>
       <w:r>
-        <w:t>мещение нуля (bias), моделируемое случайным блужданием или постоянной величиной</w:t>
+        <w:t>мещение нуля (</w:t>
+      </w:r>
+      <w:proofErr w:type="spellStart"/>
+      <w:r>
+        <w:t>bias</w:t>
+      </w:r>
+      <w:proofErr w:type="spellEnd"/>
+      <w:r>
+        <w:t>), моделируемое случайным блужданием или постоянной величиной</w:t>
       </w:r>
       <w:r>
         <w:t xml:space="preserve">, </w:t>
@@ -5537,7 +5807,15 @@
         <w:t xml:space="preserve"> </w:t>
       </w:r>
       <w:r>
-        <w:t>Все потоки записываются в тот же формат ULog, что и на реальном аппарате.</w:t>
+        <w:t xml:space="preserve">Все потоки записываются в тот же формат </w:t>
+      </w:r>
+      <w:proofErr w:type="spellStart"/>
+      <w:r>
+        <w:t>ULog</w:t>
+      </w:r>
+      <w:proofErr w:type="spellEnd"/>
+      <w:r>
+        <w:t>, что и на реальном аппарате.</w:t>
       </w:r>
     </w:p>
     <w:p>
@@ -5642,15 +5920,15 @@
       <w:pPr>
         <w:pStyle w:val="1"/>
       </w:pPr>
-      <w:bookmarkStart w:id="9" w:name="_Toc230005531"/>
+      <w:bookmarkStart w:id="13" w:name="_Toc231165065"/>
       <w:r>
         <w:lastRenderedPageBreak/>
         <w:t xml:space="preserve">2 </w:t>
       </w:r>
-      <w:bookmarkEnd w:id="9"/>
       <w:r>
         <w:t>МАТЕМАТИЧЕСКОЕ МОДЕЛИРОВАНИЕ ДИНАМИКИ БЕСПИЛОТНОГО ЛЕТАТЕЛЬНОГО АППАРАТА</w:t>
       </w:r>
+      <w:bookmarkEnd w:id="13"/>
     </w:p>
     <w:p>
       <w:r>
@@ -5661,11 +5939,13 @@
       <w:pPr>
         <w:pStyle w:val="2"/>
       </w:pPr>
-      <w:bookmarkStart w:id="10" w:name="_Toc230615329"/>
+      <w:bookmarkStart w:id="14" w:name="_Toc230615329"/>
+      <w:bookmarkStart w:id="15" w:name="_Toc231165066"/>
       <w:r>
         <w:t>2.1 Системы координат и переменные состояния</w:t>
       </w:r>
-      <w:bookmarkEnd w:id="10"/>
+      <w:bookmarkEnd w:id="14"/>
+      <w:bookmarkEnd w:id="15"/>
     </w:p>
     <w:p>
       <w:r>
@@ -5728,7 +6008,15 @@
         <w:t>E</w:t>
       </w:r>
       <w:r>
-        <w:t xml:space="preserve"> ​ (NED: North-East-Down) с началом в точке взлёта.</w:t>
+        <w:t xml:space="preserve"> ​ (NED: </w:t>
+      </w:r>
+      <w:proofErr w:type="spellStart"/>
+      <w:r>
+        <w:t>North-East-Down</w:t>
+      </w:r>
+      <w:proofErr w:type="spellEnd"/>
+      <w:r>
+        <w:t>) с началом в точке взлёта.</w:t>
       </w:r>
     </w:p>
     <w:p>
@@ -5857,6 +6145,8 @@
       <w:r>
         <w:t>=[</w:t>
       </w:r>
+      <w:proofErr w:type="spellStart"/>
+      <w:proofErr w:type="gramStart"/>
       <w:r>
         <w:rPr>
           <w:i/>
@@ -5874,6 +6164,7 @@
         </w:rPr>
         <w:t>y</w:t>
       </w:r>
+      <w:proofErr w:type="gramEnd"/>
       <w:r>
         <w:t>,</w:t>
       </w:r>
@@ -5974,6 +6265,7 @@
         </w:rPr>
         <w:t>r</w:t>
       </w:r>
+      <w:proofErr w:type="spellEnd"/>
       <w:r>
         <w:t>]</w:t>
       </w:r>
@@ -6018,8 +6310,18 @@
         </w:tabs>
         <w:ind w:left="426" w:firstLine="709"/>
       </w:pPr>
-      <w:r>
-        <w:t>x,y,z — координаты центра масс в инерциальной системе,</w:t>
+      <w:proofErr w:type="spellStart"/>
+      <w:proofErr w:type="gramStart"/>
+      <w:r>
+        <w:t>x,y</w:t>
+      </w:r>
+      <w:proofErr w:type="gramEnd"/>
+      <w:r>
+        <w:t>,z</w:t>
+      </w:r>
+      <w:proofErr w:type="spellEnd"/>
+      <w:r>
+        <w:t> — координаты центра масс в инерциальной системе,</w:t>
       </w:r>
     </w:p>
     <w:p>
@@ -6034,8 +6336,18 @@
         </w:tabs>
         <w:ind w:left="426" w:firstLine="709"/>
       </w:pPr>
-      <w:r>
-        <w:t>ϕ,θ,ψ— углы крена, тангажа и рыскания (углы Эйлера),</w:t>
+      <w:proofErr w:type="spellStart"/>
+      <w:proofErr w:type="gramStart"/>
+      <w:r>
+        <w:t>ϕ,θ</w:t>
+      </w:r>
+      <w:proofErr w:type="gramEnd"/>
+      <w:r>
+        <w:t>,ψ</w:t>
+      </w:r>
+      <w:proofErr w:type="spellEnd"/>
+      <w:r>
+        <w:t>— углы крена, тангажа и рыскания (углы Эйлера),</w:t>
       </w:r>
     </w:p>
     <w:p>
@@ -6050,8 +6362,18 @@
         </w:tabs>
         <w:ind w:left="426" w:firstLine="709"/>
       </w:pPr>
-      <w:r>
-        <w:t>u,v,w— линейные скорости в связанной системе координат,</w:t>
+      <w:proofErr w:type="spellStart"/>
+      <w:proofErr w:type="gramStart"/>
+      <w:r>
+        <w:t>u,v</w:t>
+      </w:r>
+      <w:proofErr w:type="gramEnd"/>
+      <w:r>
+        <w:t>,w</w:t>
+      </w:r>
+      <w:proofErr w:type="spellEnd"/>
+      <w:r>
+        <w:t>— линейные скорости в связанной системе координат,</w:t>
       </w:r>
     </w:p>
     <w:p>
@@ -6066,8 +6388,18 @@
         </w:tabs>
         <w:ind w:left="426" w:firstLine="709"/>
       </w:pPr>
-      <w:r>
-        <w:t>p,q,r — угловые скорости вокруг осей X</w:t>
+      <w:proofErr w:type="spellStart"/>
+      <w:proofErr w:type="gramStart"/>
+      <w:r>
+        <w:t>p,q</w:t>
+      </w:r>
+      <w:proofErr w:type="gramEnd"/>
+      <w:r>
+        <w:t>,r</w:t>
+      </w:r>
+      <w:proofErr w:type="spellEnd"/>
+      <w:r>
+        <w:t> — угловые скорости вокруг осей X</w:t>
       </w:r>
       <w:r>
         <w:rPr>
@@ -6101,11 +6433,13 @@
       <w:pPr>
         <w:pStyle w:val="2"/>
       </w:pPr>
-      <w:bookmarkStart w:id="11" w:name="_Toc230615330"/>
+      <w:bookmarkStart w:id="16" w:name="_Toc230615330"/>
+      <w:bookmarkStart w:id="17" w:name="_Toc231165067"/>
       <w:r>
         <w:t>2.2 Уравнения динамики поступательного движения</w:t>
       </w:r>
-      <w:bookmarkEnd w:id="11"/>
+      <w:bookmarkEnd w:id="16"/>
+      <w:bookmarkEnd w:id="17"/>
     </w:p>
     <w:p>
       <w:r>
@@ -6445,7 +6779,12 @@
         <w:t>g</w:t>
       </w:r>
       <w:r>
-        <w:t> — ускорение свободного падения, F</w:t>
+        <w:t> — ускорение свободного падения, </w:t>
+      </w:r>
+      <w:proofErr w:type="spellStart"/>
+      <w:proofErr w:type="gramStart"/>
+      <w:r>
+        <w:t>F</w:t>
       </w:r>
       <w:r>
         <w:rPr>
@@ -6462,6 +6801,7 @@
         </w:rPr>
         <w:t>y</w:t>
       </w:r>
+      <w:proofErr w:type="gramEnd"/>
       <w:r>
         <w:t>,F</w:t>
       </w:r>
@@ -6471,13 +6811,18 @@
         </w:rPr>
         <w:t>z</w:t>
       </w:r>
+      <w:proofErr w:type="spellEnd"/>
       <w:r>
         <w:t xml:space="preserve"> ​ — проекции суммарной аэродинамической силы на оси связанной системы.</w:t>
       </w:r>
     </w:p>
     <w:p>
       <w:r>
-        <w:t>Для мультироторного аппарата основной вклад в F</w:t>
+        <w:t>Для мультироторного аппарата основной вклад в </w:t>
+      </w:r>
+      <w:proofErr w:type="spellStart"/>
+      <w:r>
+        <w:t>F</w:t>
       </w:r>
       <w:r>
         <w:rPr>
@@ -6485,8 +6830,14 @@
         </w:rPr>
         <w:t>z</w:t>
       </w:r>
-      <w:r>
-        <w:t>​ даёт суммарная тяга всех моторов, а в F</w:t>
+      <w:proofErr w:type="spellEnd"/>
+      <w:r>
+        <w:t>​ даёт суммарная тяга всех моторов, а в </w:t>
+      </w:r>
+      <w:proofErr w:type="spellStart"/>
+      <w:proofErr w:type="gramStart"/>
+      <w:r>
+        <w:t>F</w:t>
       </w:r>
       <w:r>
         <w:rPr>
@@ -6503,6 +6854,8 @@
         </w:rPr>
         <w:t>y</w:t>
       </w:r>
+      <w:proofErr w:type="spellEnd"/>
+      <w:proofErr w:type="gramEnd"/>
       <w:r>
         <w:t xml:space="preserve"> ​ — проекции тяги при наклоне аппарата и действие сил сопротивления.</w:t>
       </w:r>
@@ -6511,11 +6864,13 @@
       <w:pPr>
         <w:pStyle w:val="2"/>
       </w:pPr>
-      <w:bookmarkStart w:id="12" w:name="_Toc230615331"/>
+      <w:bookmarkStart w:id="18" w:name="_Toc230615331"/>
+      <w:bookmarkStart w:id="19" w:name="_Toc231165068"/>
       <w:r>
         <w:t>2.3 Уравнения динамики вращательного движения</w:t>
       </w:r>
-      <w:bookmarkEnd w:id="12"/>
+      <w:bookmarkEnd w:id="18"/>
+      <w:bookmarkEnd w:id="19"/>
     </w:p>
     <w:p>
       <w:r>
@@ -7191,7 +7546,12 @@
     <w:p/>
     <w:p>
       <w:r>
-        <w:t>где I</w:t>
+        <w:t>где </w:t>
+      </w:r>
+      <w:proofErr w:type="spellStart"/>
+      <w:proofErr w:type="gramStart"/>
+      <w:r>
+        <w:t>I</w:t>
       </w:r>
       <w:r>
         <w:rPr>
@@ -7208,6 +7568,7 @@
         </w:rPr>
         <w:t>yy</w:t>
       </w:r>
+      <w:proofErr w:type="gramEnd"/>
       <w:r>
         <w:t>,I</w:t>
       </w:r>
@@ -7217,8 +7578,13 @@
         </w:rPr>
         <w:t>zz</w:t>
       </w:r>
-      <w:r>
-        <w:t> — моменты инерции аппарата относительно главных осей, τ</w:t>
+      <w:proofErr w:type="spellEnd"/>
+      <w:r>
+        <w:t> — моменты инерции аппарата относительно главных осей, </w:t>
+      </w:r>
+      <w:proofErr w:type="spellStart"/>
+      <w:r>
+        <w:t>τ</w:t>
       </w:r>
       <w:r>
         <w:rPr>
@@ -7244,6 +7610,7 @@
         </w:rPr>
         <w:t>z</w:t>
       </w:r>
+      <w:proofErr w:type="spellEnd"/>
       <w:r>
         <w:t> — суммарные моменты от моторов (относительно соответствующих осей).</w:t>
       </w:r>
@@ -7252,16 +7619,20 @@
       <w:pPr>
         <w:pStyle w:val="2"/>
       </w:pPr>
-      <w:bookmarkStart w:id="13" w:name="_Toc230615332"/>
+      <w:bookmarkStart w:id="20" w:name="_Toc230615332"/>
+      <w:bookmarkStart w:id="21" w:name="_Toc231165069"/>
       <w:r>
         <w:t>2.4 Кинематические соотношения Эйлера</w:t>
       </w:r>
-      <w:bookmarkEnd w:id="13"/>
+      <w:bookmarkEnd w:id="20"/>
+      <w:bookmarkEnd w:id="21"/>
     </w:p>
     <w:p>
       <w:r>
         <w:t>Связь между угловыми скоростями в связанной системе (</w:t>
       </w:r>
+      <w:proofErr w:type="spellStart"/>
+      <w:proofErr w:type="gramStart"/>
       <w:r>
         <w:rPr>
           <w:i/>
@@ -7279,6 +7650,7 @@
         </w:rPr>
         <w:t>q</w:t>
       </w:r>
+      <w:proofErr w:type="gramEnd"/>
       <w:r>
         <w:t>,</w:t>
       </w:r>
@@ -7289,6 +7661,7 @@
         </w:rPr>
         <w:t>r</w:t>
       </w:r>
+      <w:proofErr w:type="spellEnd"/>
       <w:r>
         <w:t>) и производными углов Эйлера:</w:t>
       </w:r>
@@ -7554,11 +7927,13 @@
       <w:pPr>
         <w:pStyle w:val="2"/>
       </w:pPr>
-      <w:bookmarkStart w:id="14" w:name="_Toc230615333"/>
+      <w:bookmarkStart w:id="22" w:name="_Toc230615333"/>
+      <w:bookmarkStart w:id="23" w:name="_Toc231165070"/>
       <w:r>
         <w:t>2.5 Модель силовой установки и управление</w:t>
       </w:r>
-      <w:bookmarkEnd w:id="14"/>
+      <w:bookmarkEnd w:id="22"/>
+      <w:bookmarkEnd w:id="23"/>
     </w:p>
     <w:p>
       <w:r>
@@ -7584,6 +7959,7 @@
       <w:r>
         <w:t>=4) создаёт тягу </w:t>
       </w:r>
+      <w:proofErr w:type="spellStart"/>
       <w:r>
         <w:rPr>
           <w:i/>
@@ -7599,6 +7975,7 @@
         </w:rPr>
         <w:t>i</w:t>
       </w:r>
+      <w:proofErr w:type="spellEnd"/>
       <w:r>
         <w:rPr>
           <w:vertAlign w:val="subscript"/>
@@ -7608,6 +7985,7 @@
       <w:r>
         <w:t> и реактивный момент </w:t>
       </w:r>
+      <w:proofErr w:type="spellStart"/>
       <w:r>
         <w:rPr>
           <w:i/>
@@ -7623,6 +8001,7 @@
         </w:rPr>
         <w:t>i</w:t>
       </w:r>
+      <w:proofErr w:type="spellEnd"/>
       <w:r>
         <w:t>​:</w:t>
       </w:r>
@@ -7631,6 +8010,7 @@
       <w:pPr>
         <w:jc w:val="center"/>
       </w:pPr>
+      <w:proofErr w:type="spellStart"/>
       <w:r>
         <w:t>T</w:t>
       </w:r>
@@ -7640,6 +8020,7 @@
         </w:rPr>
         <w:t>i</w:t>
       </w:r>
+      <w:proofErr w:type="spellEnd"/>
       <w:r>
         <w:t>=k</w:t>
       </w:r>
@@ -7676,6 +8057,7 @@
       <w:r>
         <w:t xml:space="preserve"> </w:t>
       </w:r>
+      <w:proofErr w:type="spellStart"/>
       <w:r>
         <w:t>Q</w:t>
       </w:r>
@@ -7685,8 +8067,13 @@
         </w:rPr>
         <w:t>i</w:t>
       </w:r>
-      <w:r>
-        <w:t>=k</w:t>
+      <w:proofErr w:type="spellEnd"/>
+      <w:r>
+        <w:t>=</w:t>
+      </w:r>
+      <w:proofErr w:type="spellStart"/>
+      <w:r>
+        <w:t>k</w:t>
       </w:r>
       <w:r>
         <w:rPr>
@@ -7694,6 +8081,7 @@
         </w:rPr>
         <w:t>Q</w:t>
       </w:r>
+      <w:proofErr w:type="spellEnd"/>
       <w:r>
         <w:rPr>
           <w:rFonts w:ascii="Cambria Math" w:hAnsi="Cambria Math" w:cs="Cambria Math"/>
@@ -7723,6 +8111,7 @@
       <w:r>
         <w:t>где </w:t>
       </w:r>
+      <w:proofErr w:type="spellStart"/>
       <w:r>
         <w:rPr>
           <w:i/>
@@ -7738,9 +8127,19 @@
         </w:rPr>
         <w:t>i</w:t>
       </w:r>
-      <w:r>
-        <w:t>​ — угловая скорость вращения i-го пропеллера, </w:t>
-      </w:r>
+      <w:proofErr w:type="spellEnd"/>
+      <w:r>
+        <w:t>​ — угловая скорость вращения i-</w:t>
+      </w:r>
+      <w:proofErr w:type="spellStart"/>
+      <w:r>
+        <w:t>го</w:t>
+      </w:r>
+      <w:proofErr w:type="spellEnd"/>
+      <w:r>
+        <w:t xml:space="preserve"> пропеллера, </w:t>
+      </w:r>
+      <w:proofErr w:type="spellStart"/>
       <w:r>
         <w:rPr>
           <w:i/>
@@ -7756,9 +8155,11 @@
         </w:rPr>
         <w:t>T</w:t>
       </w:r>
+      <w:proofErr w:type="spellEnd"/>
       <w:r>
         <w:t>​ и </w:t>
       </w:r>
+      <w:proofErr w:type="spellStart"/>
       <w:r>
         <w:rPr>
           <w:i/>
@@ -7774,6 +8175,7 @@
         </w:rPr>
         <w:t>Q</w:t>
       </w:r>
+      <w:proofErr w:type="spellEnd"/>
       <w:r>
         <w:t>​ — коэффициенты тяги и момента, определяемые экспериментально.</w:t>
       </w:r>
@@ -8575,7 +8977,11 @@
         <w:t>d</w:t>
       </w:r>
       <w:r>
-        <w:t> — плечо (расстояние от центра масс до оси мотора), c=k</w:t>
+        <w:t> — плечо (расстояние от центра масс до оси мотора), c=</w:t>
+      </w:r>
+      <w:proofErr w:type="spellStart"/>
+      <w:r>
+        <w:t>k</w:t>
       </w:r>
       <w:r>
         <w:rPr>
@@ -8583,8 +8989,13 @@
         </w:rPr>
         <w:t>Q</w:t>
       </w:r>
-      <w:r>
-        <w:t>/k</w:t>
+      <w:proofErr w:type="spellEnd"/>
+      <w:r>
+        <w:t>/</w:t>
+      </w:r>
+      <w:proofErr w:type="spellStart"/>
+      <w:r>
+        <w:t>k</w:t>
       </w:r>
       <w:r>
         <w:rPr>
@@ -8592,6 +9003,7 @@
         </w:rPr>
         <w:t>T</w:t>
       </w:r>
+      <w:proofErr w:type="spellEnd"/>
       <w:r>
         <w:t> — коэффициент момента.</w:t>
       </w:r>
@@ -8600,11 +9012,13 @@
       <w:pPr>
         <w:pStyle w:val="2"/>
       </w:pPr>
-      <w:bookmarkStart w:id="15" w:name="_Toc230615334"/>
+      <w:bookmarkStart w:id="24" w:name="_Toc230615334"/>
+      <w:bookmarkStart w:id="25" w:name="_Toc231165071"/>
       <w:r>
         <w:t>2.6 Моделирование аэродинамических помех</w:t>
       </w:r>
-      <w:bookmarkEnd w:id="15"/>
+      <w:bookmarkEnd w:id="24"/>
+      <w:bookmarkEnd w:id="25"/>
     </w:p>
     <w:p>
       <w:r>
@@ -8631,13 +9045,7 @@
         <w:t>Сопротивление воздуха</w:t>
       </w:r>
       <w:r>
-        <w:t xml:space="preserve"> — сила, пропорциональная квадрату </w:t>
-      </w:r>
-      <w:r>
-        <w:t>скорости: Fdrag​</w:t>
-      </w:r>
-      <w:r>
-        <w:t>=</w:t>
+        <w:t> — сила, пропорциональная квадрату скорости: Fdrag​=</w:t>
       </w:r>
       <w:r>
         <w:t xml:space="preserve"> </w:t>
@@ -8719,7 +9127,15 @@
         <w:t>Ветровое возмущение</w:t>
       </w:r>
       <w:r>
-        <w:t> — добавка к скорости набегающего потока, моделируемая формирующим фильтром первого порядка (модель Драйдена).</w:t>
+        <w:t xml:space="preserve"> — добавка к скорости набегающего потока, моделируемая формирующим фильтром первого порядка (модель </w:t>
+      </w:r>
+      <w:proofErr w:type="spellStart"/>
+      <w:r>
+        <w:t>Драйдена</w:t>
+      </w:r>
+      <w:proofErr w:type="spellEnd"/>
+      <w:r>
+        <w:t>).</w:t>
       </w:r>
     </w:p>
     <w:p>
@@ -8748,371 +9164,1693 @@
     </w:p>
     <w:p>
       <w:r>
-        <w:t>Модель реализована в виде Simulink-блока UAV_6DOF_Dynamics с возможностью настройки параметров через структуру UAVParams.</w:t>
+        <w:t>Модель реализована в виде Simulink-блока UAV_6DOF_Dynamics с возможностью настройки параметров через структуру </w:t>
+      </w:r>
+      <w:proofErr w:type="spellStart"/>
+      <w:r>
+        <w:t>UAVParams</w:t>
+      </w:r>
+      <w:proofErr w:type="spellEnd"/>
+      <w:r>
+        <w:t>.</w:t>
       </w:r>
     </w:p>
     <w:p>
       <w:pPr>
         <w:pStyle w:val="1"/>
       </w:pPr>
-      <w:bookmarkStart w:id="16" w:name="_Toc230005536"/>
       <w:r>
         <w:lastRenderedPageBreak/>
+        <w:t xml:space="preserve">   </w:t>
+      </w:r>
+      <w:bookmarkStart w:id="26" w:name="_Toc231165072"/>
+      <w:r>
         <w:t xml:space="preserve">3 </w:t>
       </w:r>
-      <w:bookmarkEnd w:id="16"/>
       <w:r>
         <w:t>АРХИТЕКТУРА ПРОГРАММНОГО КОМПЛЕКСА ЦИФРОВОГО ДВОЙНИКА</w:t>
       </w:r>
+      <w:bookmarkEnd w:id="26"/>
     </w:p>
     <w:p>
       <w:pPr>
         <w:pStyle w:val="2"/>
       </w:pPr>
-      <w:bookmarkStart w:id="17" w:name="_Hlk230881349"/>
-      <w:r>
-        <w:t xml:space="preserve">3.1 </w:t>
-      </w:r>
-      <w:r>
-        <w:t>Обоснование выбора технологического стека</w:t>
-      </w:r>
-    </w:p>
-    <w:bookmarkEnd w:id="17"/>
-    <w:p>
-      <w:r>
-        <w:t>Программный комплекс цифрового двойника реализован в виде веб-приложения с использованием платформы .NET и фреймворка </w:t>
-      </w:r>
-      <w:r>
-        <w:t>ASP.NET</w:t>
-      </w:r>
-      <w:r>
-        <w:t> Core</w:t>
-      </w:r>
-      <w:r>
-        <w:t xml:space="preserve"> [30]</w:t>
-      </w:r>
-      <w:r>
-        <w:t>. Выбор этого технологического стека обусловлен его высокой производительностью, подтверждённой независимыми тестами, кроссплатформенностью, позволяющей развёртывание как на Windows, так и на Linux-серверах, а также богатой экосистемой для организации реального времени через SignalR и возможностью использования единого языка C# как на серверной, так и на клиентской стороне при использовании Blazor</w:t>
-      </w:r>
-      <w:r>
-        <w:t xml:space="preserve"> [31][32][33]</w:t>
-      </w:r>
-      <w:r>
-        <w:t>. Архитектура спроектирована с учётом требований многопользовательского режима, масштабируемости и безопасности, что особенно важно для промышленной эксплуатации системы в исследовательских и образовательных учреждениях.</w:t>
-      </w:r>
-    </w:p>
-    <w:p>
-      <w:r>
-        <w:t xml:space="preserve">В основе архитектуры лежат принципы чистой архитектуры и предметно-ориентированного проектирования. В соответствии с этими принципами всё решение разделено на несколько логических слоёв, каждый из которых имеет чётко определённые обязанности и не зависит от реализации нижележащих слоёв. Доменный слой содержит сущности предметной области, такие как симуляция, лог-файл, параметры полёта и метрики сравнения, а также интерфейсы репозиториев и доменные события. Этот слой полностью свободен от каких-либо ссылок на внешние фреймворки или библиотеки, что делает его независимым от технологий хранения данных или доставки. Прикладной слой реализует варианты использования системы — команды и запросы, оформленные в стиле CQRS с использованием библиотеки MediatR. Именно здесь располагается вся бизнес-логика: запуск новой симуляции, загрузка и обработка логов реальных полётов, расчёт метрик сравнения, генерация отчётов. Инфраструктурный слой предоставляет конкретные реализации абстракций, объявленных в доменном и прикладном слоях. Сюда входят реализация </w:t>
-      </w:r>
-      <w:r>
-        <w:lastRenderedPageBreak/>
-        <w:t>репозиториев на Entity Framework Core, сервис для работы с файловым хранилищем (локальным или S3-совместимым), парсеры логов в форматах ULog и CSV, а также сама математическая модель динамики БПЛА, написанная на C# с использованием библиотеки System.Numerics для векторных и кватернионных вычислений. Наконец, презентационный слой представляет собой </w:t>
-      </w:r>
-      <w:r>
-        <w:t>ASP.NET</w:t>
-      </w:r>
-      <w:r>
-        <w:t> Core WebAPI с контроллерами REST API, SignalR-хабом для реального времени и middleware для обработки аутентификации, логирования и обработки ошибок. Клиентское приложение может быть реализовано либо на Blazor WebAssembly (что позволяет запускать C# код непосредственно в браузере), либо в виде отдельного одностраничного приложения на React или Vue.js, взаимодействующего с сервером через API и SignalR</w:t>
-      </w:r>
-      <w:r>
-        <w:t xml:space="preserve"> </w:t>
-      </w:r>
-      <w:r>
-        <w:t>[34]</w:t>
-      </w:r>
-      <w:r>
-        <w:t>.</w:t>
-      </w:r>
-    </w:p>
-    <w:p>
-      <w:pPr>
-        <w:pStyle w:val="2"/>
-      </w:pPr>
-      <w:bookmarkStart w:id="18" w:name="_Hlk230881392"/>
-      <w:r>
-        <w:t xml:space="preserve">3.2 </w:t>
-      </w:r>
-      <w:r>
-        <w:t>Математическая модель динамики БПЛА и сенсоров</w:t>
-      </w:r>
-    </w:p>
-    <w:bookmarkEnd w:id="18"/>
-    <w:p>
-      <w:r>
-        <w:t>Математическая модель динамики, являющаяся сердцем цифрового двойника, реализована на C# в виде иерархии классов, поддерживающих три уровня детализации. Кинематическая модель с четырьмя степенями свободы описывает только движение центра масс и используется для быстрого прототипирования маршрутов и симуляции роя беспилотных аппаратов, где вычислительная эффективность важнее физической точности. Линеаризованная модель с шестью степенями свободы использует постоянные коэффициенты в уравнениях Эйлера и применяется для первичной настройки ПИД-регуляторов стабилизации. Полная нелинейная модель, также с шестью степенями свободы, интегрирует уравнения движения методом Рунге-Кутты четвёртого порядка, учитывает эффект земли, нелинейное аэродинамическое сопротивление, ветровые возмущения в виде модели Драйдена и температурные дрейфы сенсоров. Эта модель используется для финальной валидации алгоритмов управления и моделирования отказных ситуаций. Модель сенсоров добавляет к истинным значениям, получаемым из динамической модели, реалистичные шумы (белый гауссовский шум со спектральной плотностью, соответствую</w:t>
-      </w:r>
-      <w:r>
-        <w:lastRenderedPageBreak/>
-        <w:t>щей реальным датчикам), медленно меняющиеся смещения нуля, моделируемые случайным блужданием, и эффекты квантования аналого-цифрового преобразователя. Все компоненты модели написаны на чистом C# с акцентом на вычислительную эффективность, что позволяет достигать частоты обновления до двух тысяч герц на современном серверном оборудовании.</w:t>
-      </w:r>
-    </w:p>
-    <w:p>
-      <w:pPr>
-        <w:pStyle w:val="2"/>
-      </w:pPr>
-      <w:bookmarkStart w:id="19" w:name="_Hlk230881461"/>
-      <w:r>
-        <w:t xml:space="preserve">3.3 </w:t>
-      </w:r>
-      <w:r>
-        <w:t>Организация обмена данными в реальном времени</w:t>
-      </w:r>
-      <w:bookmarkEnd w:id="19"/>
-    </w:p>
-    <w:p>
-      <w:r>
-        <w:t>Для организации обмена данными в реальном времени между сервером и клиентами используется библиотека SignalR, которая автоматически выбирает оптимальный транспорт (WebSockets, Server-Sent Events или Long Polling) в зависимости от возможностей браузера и сетевых условий. SignalR-хаб предоставляет два основных метода: присоединение к определённой симуляции по её идентификатору и отправка команд управления (пауза, возобновление, внедрение отказа). При запуске симуляции клиент получает от сервера уникальный URL для WebSocket-соединения и устанавливает постоянный канал, по которому сервер передаёт телеметрические пакеты с частотой до тридцати герц. Каждый пакет содержит временную метку, текущее положение аппарата в трёхмерном пространстве, его ориентацию в углах Эйлера или кватернионах, линейную и угловую скорости, показания виртуальных сенсоров, а также величину рассогласования между виртуальной траекторией и реальным логом (если симуляция запущена в режиме сравнения). SignalR также обеспечивает автоматическое переподключение при временных разрывах связи и сохраняет состояние последней переданной телеметрии, что позволяет клиенту бесшовно продолжить отображение после восстановления соединения.</w:t>
-      </w:r>
-    </w:p>
-    <w:p>
-      <w:r>
-        <w:t>Управление жизненным циклом симуляций реализовано через фоновый сервис, работающий на протяжении всего времени работы веб-приложения. Этот сервис использует потокобезопасную коллекцию для хранения активных симуляций и неблокирующую очередь для постановки новых задач. При по</w:t>
-      </w:r>
-      <w:r>
-        <w:lastRenderedPageBreak/>
-        <w:t>ступлении команды на запуск симуляции в очередь помещается рабочий элемент, содержащий идентификатор симуляции, тип модели, параметры окружающей среды и опциональный идентификатор реального лога для сравнения. Фоновый сервис извлекает элементы из очереди, создаёт для каждого новый экземпляр модели динамики через фабрику, загружает из базы данных необходимые конфигурационные параметры и запускает выполнение в отдельной задаче. Каждая симуляция выполняется в собственном контексте, изолированном от остальных, что предотвращает влияние одной симуляции на производительность другой. По окончании симуляции фоновый сервис вызывает модуль сравнения для расчёта метрик, обновляет статус симуляции в базе данных и отправляет клиенту финальное сообщение с результатами. Если симуляция была прервана из-за ошибки или превышения максимальной длительности, сервис также корректно обрабатывает эту ситуацию, освобождая ресурсы и уведомляя пользователя.</w:t>
-      </w:r>
-    </w:p>
-    <w:p>
-      <w:pPr>
-        <w:pStyle w:val="2"/>
-      </w:pPr>
-      <w:bookmarkStart w:id="20" w:name="_Hlk230881568"/>
-      <w:r>
-        <w:t xml:space="preserve">3.4 </w:t>
-      </w:r>
-      <w:r>
-        <w:t>Модуль сравнения траекторий и расчёт метрик</w:t>
-      </w:r>
-    </w:p>
-    <w:bookmarkEnd w:id="20"/>
-    <w:p>
-      <w:r>
-        <w:t>Модуль сравнения представляет</w:t>
-      </w:r>
-      <w:r>
-        <w:t xml:space="preserve"> </w:t>
-      </w:r>
-      <w:r>
-        <w:t>собой отдельный сервис, который принимает на вход два временных ряда реальную траекторию из загруженного лога и смоделированную траекторию из виртуального полёта. Поскольку временные метки в этих рядах могут не совпадать, первым шагом выполняется синхронизация: реальная траектория интерполируется на временную сетку виртуальной с помощью кусочно-линейной интерполяции или сплайнов третьего порядка. После синхронизации вычисляется набор метрик, включающих среднеквадратичную ошибку позиции в трёхмерном пространстве, максимальную абсолютную ошибку ориентации по каждому из углов Эйлера, интегральную абсолютную ошибку скорости, расстояние Хаусдорфа между множествами точек траектории как меру максимального расхождения, а также временную задержку между сигналами, вычисляемую через кросс-корреляцию. Для вычисления этих метрик сервис использует библиотеку</w:t>
-      </w:r>
-      <w:r>
-        <w:t xml:space="preserve"> </w:t>
-      </w:r>
-      <w:r>
-        <w:t>Math.NET</w:t>
-      </w:r>
-      <w:r>
-        <w:t xml:space="preserve"> </w:t>
-      </w:r>
-      <w:r>
-        <w:lastRenderedPageBreak/>
-        <w:t>Numerics, предоставляющую эффективные реализации линейной алгебры, интегрирования и статистических функций. Результаты сравнения сохраняются в базе данных в формате JSON вместе с идентификатором симуляции, что позволяет в любой момент запросить историю и построить графики изменения точности модели при варьировании параметров.</w:t>
-      </w:r>
-    </w:p>
-    <w:p>
-      <w:pPr>
-        <w:pStyle w:val="2"/>
-      </w:pPr>
-      <w:bookmarkStart w:id="21" w:name="_Hlk230881625"/>
-      <w:r>
-        <w:t>3.5 Организация х</w:t>
-      </w:r>
-      <w:r>
-        <w:t>ранени</w:t>
-      </w:r>
-      <w:r>
-        <w:t>я</w:t>
-      </w:r>
-      <w:r>
-        <w:t xml:space="preserve"> данных</w:t>
-      </w:r>
-    </w:p>
-    <w:bookmarkEnd w:id="21"/>
-    <w:p>
-      <w:r>
-        <w:t>Хранение данных организовано комбинированным способом. Реляционная база данных PostgreSQL (или Microsoft SQL Server) через Entity Framework Core хранит метаинформацию о пользователях, симуляциях, загруженных логах и результатах сравнения. Для повышения производительности запросов созданы индексы по полям UserId, Status и CreatedAt, а также настроено полнотекстовое индексирование для поиска по имени файла или описанию симуляции. Сами временные ряды как загруженные реальные логи, так и сгенерированные виртуальные траектории сохраняются в колоночном формате Parquet со сжатием Snappy, который обеспечивает высокую степень компрессии (обычно в пять-десять раз по сравнению с CSV) и позволяет выполнять фильтрацию по временному диапазону без загрузки всего файла в память. Parquet-файлы хранятся либо в локальной файловой системе сервера, либо в облачном объектном хранилище (совместимом с S3), что обеспечивает возможность масштабирования и резервного копирования. Исходные загруженные пользователем логи в форматах ULog, BIN или CSV также сохраняются для возможности повторной обработки в случае изменения алгоритмов предобработки или калибровки.</w:t>
-      </w:r>
-    </w:p>
-    <w:p>
-      <w:pPr>
-        <w:pStyle w:val="2"/>
-      </w:pPr>
-      <w:bookmarkStart w:id="22" w:name="_Hlk230881678"/>
-      <w:r>
-        <w:t xml:space="preserve">3.6 </w:t>
-      </w:r>
-      <w:r>
-        <w:t>Клиентская часть</w:t>
-      </w:r>
-      <w:r>
-        <w:t xml:space="preserve"> </w:t>
-      </w:r>
-      <w:r>
-        <w:t>веб-приложения</w:t>
-      </w:r>
-    </w:p>
-    <w:bookmarkEnd w:id="22"/>
-    <w:p>
-      <w:r>
-        <w:t xml:space="preserve">Клиентская часть веб-приложения реализована на Blazor WebAssembly, что позволяет выполнять код на C# непосредственно в браузере пользователя. Такой подход даёт возможность переиспользовать между сервером и клиентом модели данных, валидационные атрибуты и даже некоторые алгоритмы </w:t>
-      </w:r>
-      <w:r>
-        <w:lastRenderedPageBreak/>
-        <w:t>предобработки. Пользовательский интерфейс построен с использованием компонентной библиотеки MudBlazor, реализующей принципы Material Design и обеспечивающей адаптивный дизайн для экранов различных размеров. Трёхмерная визуализация полёта выполняется с помощью библиотеки Three.js, которая инициализируется и управляется через механизм JSInterop — мост между управляемым кодом C# и JavaScript-окружением браузера. При загрузке страницы инициализируется сцена с камерой, освещением, сеткой координат и загружается трёхмерная модель беспилотного аппарата в формате GLTF или GLB. В процессе симуляции каждое полученное через SignalR телеметрическое сообщение приводит к обновлению положения и ориентации модели в пространстве, добавлению новой точки к линиям траекторий (реальная траектория отображается красным цветом, виртуальная — синим или зелёным), а также к перерисовке дашборда с числовыми значениями параметров полёта. Пользователь имеет возможность переключать режим камеры (следование за аппаратом, свободное вращение, вид сверху), приближать и отдалять сцену, а также сохранять текущий вид в графический файл для последующего включения в отчёт.</w:t>
-      </w:r>
-    </w:p>
-    <w:p>
-      <w:pPr>
-        <w:pStyle w:val="2"/>
-      </w:pPr>
-      <w:bookmarkStart w:id="23" w:name="_Hlk230881764"/>
-      <w:r>
-        <w:t xml:space="preserve">3.7 Обеспечение безопасности </w:t>
-      </w:r>
-      <w:r>
-        <w:t>веб-приложения</w:t>
-      </w:r>
-    </w:p>
-    <w:bookmarkEnd w:id="23"/>
-    <w:p>
-      <w:r>
-        <w:t>Безопасность веб-приложения обеспечивается на нескольких уровнях. Аутентификация пользователей реализована через</w:t>
-      </w:r>
-      <w:r>
-        <w:t xml:space="preserve"> </w:t>
-      </w:r>
-      <w:r>
-        <w:t>ASP.NET</w:t>
-      </w:r>
-      <w:r>
-        <w:t xml:space="preserve"> </w:t>
-      </w:r>
-      <w:r>
-        <w:t>Core Identity с хранением учётных записей в PostgreSQL и поддержкой двухфакторной аутентификации для пользователей с повышенными привилегиями. Для доступа к API и SignalR-хабу используется JWT (JSON Web Token), который выдаётся при успешном входе в систему и должен передаваться во всех последующих запросах в заголовке Authorization. SignalR поддерживает передачу токена через строку запроса при установке WebSocket</w:t>
-      </w:r>
-      <w:r>
-        <w:t>-</w:t>
-      </w:r>
-      <w:r>
-        <w:t xml:space="preserve">соединения, что особенно удобно для клиентских приложений. На уровне авторизации реализована ролевая модель: обычные пользователи могут запускать симуляции, загружать логи и </w:t>
-      </w:r>
-      <w:r>
-        <w:lastRenderedPageBreak/>
-        <w:t>просматривать только свои собственные результаты; исследователи имеют доступ к расширенным метрикам и могут сохранять симуляции как шаблоны; администраторы управляют пользователями, просматривают все симуляции и настраивают параметры системы (например, максимальное количество параллельных симуляций на сервере). Все загружаемые файлы логов проходят валидацию по расширению, магическому числу (сигнатуре) и размеру, а также сканируются на вредоносное содержимое, что предотвращает атаки через загрузку исполняемых файлов или архивов-бомб.</w:t>
-      </w:r>
-    </w:p>
-    <w:p>
-      <w:r>
-        <w:t>Развёртывание системы поддерживает два основных режима. Для разработки и небольших инсталляций используется Docker Compose, который поднимает контейнеры с PostgreSQL, Redis (для бэкплейна SignalR при горизонтальном масштабировании), серверным приложением</w:t>
-      </w:r>
-      <w:r>
-        <w:t xml:space="preserve"> </w:t>
-      </w:r>
-      <w:r>
-        <w:t>ASP.NET</w:t>
-      </w:r>
-      <w:r>
-        <w:t xml:space="preserve"> </w:t>
-      </w:r>
-      <w:r>
-        <w:t>Core и статическими файлами Blazor WebAssembly, обслуживаемыми через Nginx. Этот режим удобен для быстрого старта и тестирования на локальной машине. Для промышленной эксплуатации в облаке или корпоративном дата-центре подготовлены манифесты для Kubernetes с автоматическим масштабированием подов бэкенда в зависимости от загрузки CPU и количества активных SignalR-соединений. В этом режиме база данных PostgreSQL выносится на управляемый экземпляр, а файловое хранилище Parquet заменяется на S3-совместимое объектное хранилище, что обеспечивает отказоустойчивость и возможность горизонтального масштабирования до десятков параллельных симуляций. В обоих режимах предусмотрены liveness-пробы для автоматического перезапуска зависших компонентов и readiness-пробы, гарантирующие, что новый под не начнёт принимать трафик до полной инициализации всех зависимостей.</w:t>
-      </w:r>
-    </w:p>
-    <w:p>
-      <w:pPr>
-        <w:pStyle w:val="2"/>
-      </w:pPr>
-      <w:bookmarkStart w:id="24" w:name="_Hlk230881836"/>
-      <w:r>
-        <w:t xml:space="preserve">3.8 </w:t>
-      </w:r>
-      <w:r>
-        <w:t>Мониторинг и логирование</w:t>
-      </w:r>
-    </w:p>
-    <w:bookmarkEnd w:id="24"/>
-    <w:p>
-      <w:r>
-        <w:t>Мониторинг работоспособности и производительности системы осуществляется с использованием стека Prometheus и Grafana.</w:t>
-      </w:r>
-      <w:r>
-        <w:t xml:space="preserve"> </w:t>
-      </w:r>
-      <w:r>
-        <w:t>ASP.NET</w:t>
-      </w:r>
-      <w:r>
-        <w:t xml:space="preserve"> </w:t>
-      </w:r>
-      <w:r>
-        <w:t>Core приложение экспортирует метрики в формате, понятном Prometheus, включая ко</w:t>
-      </w:r>
-      <w:r>
-        <w:lastRenderedPageBreak/>
-        <w:t>личество HTTP-запросов по эндпоинтам, время их выполнения, количество активных соединений SignalR, загрузку процессора и памяти, а также кастомные метрики — число запущенных симуляций, количество ошибок модели, среднюю частоту обновления телеметрии. На основе этих метрик в Grafana построены дашборды для администратора, отображающие текущую загрузку системы, долю успешных симуляций и предупреждения о превышении пороговых значений. Логирование событий ведётся через Serilog с записью в структурированном формате JSON и отправкой в централизованную систему агрегации логов (например, Elasticsearch или Loki), что позволяет выполнять поиск по всем компонентам системы и анализировать причины сбоев.</w:t>
-      </w:r>
+      <w:bookmarkStart w:id="27" w:name="_Toc231165073"/>
+      <w:r>
+        <w:t>3.1 Лог-файл как центральное понятие архитектуры</w:t>
+      </w:r>
+      <w:bookmarkEnd w:id="27"/>
     </w:p>
     <w:p>
       <w:pPr>
         <w:tabs>
           <w:tab w:val="left" w:pos="8364"/>
         </w:tabs>
-      </w:pPr>
-      <w:r>
-        <w:t>Таким образом, разработанная архитектура веб-приложения на C#</w:t>
-      </w:r>
-      <w:r>
+        <w:rPr>
+          <w:rFonts w:cs="Arial"/>
+          <w:iCs/>
+          <w:szCs w:val="24"/>
+        </w:rPr>
+      </w:pPr>
+      <w:r>
+        <w:rPr>
+          <w:rFonts w:cs="Arial"/>
+          <w:iCs/>
+          <w:szCs w:val="24"/>
+        </w:rPr>
+        <w:t>В основе разрабатываемого программного комплекса лежит понятие лог-файла беспилотного летательного аппарата, который представляет собой хронологическую запись телеметрии и системных событий полёта. Как показано в исходном материале, в процессе полёта с каждого датчика — акселерометра, гироскопа, магнетометра, высотомера, GPS или ГЛОНАСС — в единицу времени собирается информация, которая затем формирует лог-файл. Архитектура комплекса строится вокруг этого файла, обеспечивая его приём, хранение, обработку и анализ. Структура лог-файла, согласно представленным данным, включает четыре основных структурных блока, каждый из которых находит своё отражение в архитектуре. Заголовок содержит служебную информацию: версию прошивки (например, ArduPilot или PX4), тип летательного аппарата (</w:t>
+      </w:r>
+      <w:proofErr w:type="spellStart"/>
+      <w:r>
+        <w:rPr>
+          <w:rFonts w:cs="Arial"/>
+          <w:iCs/>
+          <w:szCs w:val="24"/>
+        </w:rPr>
+        <w:t>мультикоптер</w:t>
+      </w:r>
+      <w:proofErr w:type="spellEnd"/>
+      <w:r>
+        <w:rPr>
+          <w:rFonts w:cs="Arial"/>
+          <w:iCs/>
+          <w:szCs w:val="24"/>
+        </w:rPr>
+        <w:t xml:space="preserve">, самолёт, VTOL), точное время начала записи и описание формата данных. Блок параметров хранит список всех настроек полётного контроллера на момент взлёта, включая лимиты по высоте, настройки ПИД-регуляторов и параметры отказоустойчивости. Основной массив телеметрии представляет собой построчную или блочную запись параметров полёта с частотой от одного до пятидесяти герц и включает данные GPS с координатами и количеством спутников, показания инерциальной системы IMU для отслеживания углов ориентации — тангажа, крена и рысканья, параметры силовой установки в виде напряжения батареи, потребляемого тока, температуры регуляторов и оборотов моторов, а также текущие режимы полёта. Блок событий и ошибок фиксирует дискретные события: изменение полётного режима, ошибки датчиков, срабатывание системы безопасности и действия оператора. Архитектура также учитывает многообразие форматов логов, среди которых бинарный формат BIN для прошивки ArduPilot, современный формат ULOG для PX4 с оптимизированным сжатием, проприетарный формат DAT </w:t>
+      </w:r>
+      <w:r>
+        <w:rPr>
+          <w:rFonts w:cs="Arial"/>
+          <w:iCs/>
+          <w:szCs w:val="24"/>
+        </w:rPr>
+        <w:lastRenderedPageBreak/>
+        <w:t>для аппаратов DJI, а также формат TLOG, который пишется на наземной станции, а не на самом БПЛА, фиксируя пакеты данных, принятые по радиоканалу.</w:t>
+      </w:r>
+    </w:p>
+    <w:p>
+      <w:pPr>
+        <w:pStyle w:val="2"/>
+      </w:pPr>
+      <w:bookmarkStart w:id="28" w:name="_Toc231165074"/>
+      <w:r>
+        <w:t>3.2 Общая схема взаимодействия компонентов</w:t>
+      </w:r>
+      <w:bookmarkEnd w:id="28"/>
+    </w:p>
+    <w:p>
+      <w:pPr>
+        <w:tabs>
+          <w:tab w:val="left" w:pos="8364"/>
+        </w:tabs>
+        <w:rPr>
+          <w:rFonts w:cs="Arial"/>
+          <w:iCs/>
+          <w:szCs w:val="24"/>
+        </w:rPr>
+      </w:pPr>
+      <w:r>
+        <w:rPr>
+          <w:rFonts w:cs="Arial"/>
+          <w:iCs/>
+          <w:szCs w:val="24"/>
+        </w:rPr>
+        <w:t xml:space="preserve">Взаимодействие пользователя с программным комплексом выстраивается вокруг последовательных этапов обработки лога, которые выделены в исходном документе: получение файла, чтение файла, визуализация полёта, анализ временной информации и оценка качества полёта. Пользователь через веб-интерфейс загружает лог-файл, после чего система автоматически выполняет его </w:t>
+      </w:r>
+      <w:proofErr w:type="spellStart"/>
+      <w:r>
+        <w:rPr>
+          <w:rFonts w:cs="Arial"/>
+          <w:iCs/>
+          <w:szCs w:val="24"/>
+        </w:rPr>
+        <w:t>парсинг</w:t>
+      </w:r>
+      <w:proofErr w:type="spellEnd"/>
+      <w:r>
+        <w:rPr>
+          <w:rFonts w:cs="Arial"/>
+          <w:iCs/>
+          <w:szCs w:val="24"/>
+        </w:rPr>
+        <w:t xml:space="preserve"> и предобработку, сохраняет структурированные данные в базу данных и файловое хранилище. Затем пользователю становятся доступны инструменты для трёхмерной визуализации траектории полёта, просмотра графиков изменения параметров во времени, изучения зафиксированных событий и ошибок. При необходимости система позволяет запустить цифрового двойника на основе загруженного лога, сопоставляя реальную траекторию из лога с виртуальной траекторией, рассчитанной математической моделью динамики. Такая организация работы обеспечивает полный цикл анализа: от исходного лог-файла до количественных метрик качества полёта и прогнозов поведения аппарата в изменённых условиях.</w:t>
+      </w:r>
+    </w:p>
+    <w:p>
+      <w:pPr>
+        <w:pStyle w:val="2"/>
+      </w:pPr>
+      <w:bookmarkStart w:id="29" w:name="_Toc231165075"/>
+      <w:r>
+        <w:t xml:space="preserve">3.3 Модуль приёма и </w:t>
+      </w:r>
+      <w:proofErr w:type="spellStart"/>
+      <w:r>
+        <w:t>парсинга</w:t>
+      </w:r>
+      <w:proofErr w:type="spellEnd"/>
+      <w:r>
+        <w:t xml:space="preserve"> полётных логов</w:t>
+      </w:r>
+      <w:bookmarkEnd w:id="29"/>
+    </w:p>
+    <w:p>
+      <w:pPr>
+        <w:tabs>
+          <w:tab w:val="left" w:pos="8364"/>
+        </w:tabs>
+        <w:rPr>
+          <w:rFonts w:cs="Arial"/>
+          <w:iCs/>
+          <w:szCs w:val="24"/>
+        </w:rPr>
+      </w:pPr>
+      <w:r>
+        <w:rPr>
+          <w:rFonts w:cs="Arial"/>
+          <w:iCs/>
+          <w:szCs w:val="24"/>
+        </w:rPr>
+        <w:t xml:space="preserve">Первый этап обработки лога заключается в его получении от пользователя и декодировании. Пользователь через веб-интерфейс загружает файл, после чего система проверяет его размер и целостность, а затем распознаёт формат по сигнатуре файла — по магическим байтам в начале файла, которые однозначно идентифицируют тип лога. Для формата ULOG используется специализированный парсер, который читает бинарную структуру в соответствии со спецификацией PX4 и извлекает заголовок, блок параметров, все временные ряды телеметрии и события. Для формата BIN, характерного для прошивки ArduPilot, применяется декодирование, преобразующее бинарные данные в </w:t>
+      </w:r>
+      <w:r>
+        <w:rPr>
+          <w:rFonts w:cs="Arial"/>
+          <w:iCs/>
+          <w:szCs w:val="24"/>
+        </w:rPr>
+        <w:lastRenderedPageBreak/>
+        <w:t xml:space="preserve">промежуточную структуру, аналогичную той, что используется для ULOG. Формат TLOG представляет собой журнал, который пишется на наземной станции, и его </w:t>
+      </w:r>
+      <w:proofErr w:type="spellStart"/>
+      <w:r>
+        <w:rPr>
+          <w:rFonts w:cs="Arial"/>
+          <w:iCs/>
+          <w:szCs w:val="24"/>
+        </w:rPr>
+        <w:t>парсинг</w:t>
+      </w:r>
+      <w:proofErr w:type="spellEnd"/>
+      <w:r>
+        <w:rPr>
+          <w:rFonts w:cs="Arial"/>
+          <w:iCs/>
+          <w:szCs w:val="24"/>
+        </w:rPr>
+        <w:t xml:space="preserve"> ориентирован на извлечение пакетов телеметрии, принятых по радиоканалу, с учётом возможных потерь пакетов и задержек. В процессе </w:t>
+      </w:r>
+      <w:proofErr w:type="spellStart"/>
+      <w:r>
+        <w:rPr>
+          <w:rFonts w:cs="Arial"/>
+          <w:iCs/>
+          <w:szCs w:val="24"/>
+        </w:rPr>
+        <w:t>парсинга</w:t>
+      </w:r>
+      <w:proofErr w:type="spellEnd"/>
+      <w:r>
+        <w:rPr>
+          <w:rFonts w:cs="Arial"/>
+          <w:iCs/>
+          <w:szCs w:val="24"/>
+        </w:rPr>
+        <w:t xml:space="preserve"> система также извлекает метаданные: версию прошивки, тип летательного аппарата, точное время начала записи. Результатом этого этапа является унифицированное внутреннее представление лога, содержащее все четыре структурных блока в нормализованном виде, готовое к дальнейшей предобработке.</w:t>
+      </w:r>
+    </w:p>
+    <w:p>
+      <w:pPr>
+        <w:pStyle w:val="2"/>
+      </w:pPr>
+      <w:bookmarkStart w:id="30" w:name="_Toc231165076"/>
+      <w:r>
+        <w:t>3.4 Предобработка и нормализация данных</w:t>
+      </w:r>
+      <w:bookmarkEnd w:id="30"/>
+    </w:p>
+    <w:p>
+      <w:pPr>
+        <w:tabs>
+          <w:tab w:val="left" w:pos="8364"/>
+        </w:tabs>
+        <w:rPr>
+          <w:rFonts w:cs="Arial"/>
+          <w:iCs/>
+          <w:szCs w:val="24"/>
+        </w:rPr>
+      </w:pPr>
+      <w:r>
+        <w:rPr>
+          <w:rFonts w:cs="Arial"/>
+          <w:iCs/>
+          <w:szCs w:val="24"/>
+        </w:rPr>
+        <w:t xml:space="preserve">После </w:t>
+      </w:r>
+      <w:proofErr w:type="spellStart"/>
+      <w:r>
+        <w:rPr>
+          <w:rFonts w:cs="Arial"/>
+          <w:iCs/>
+          <w:szCs w:val="24"/>
+        </w:rPr>
+        <w:t>парсинга</w:t>
+      </w:r>
+      <w:proofErr w:type="spellEnd"/>
+      <w:r>
+        <w:rPr>
+          <w:rFonts w:cs="Arial"/>
+          <w:iCs/>
+          <w:szCs w:val="24"/>
+        </w:rPr>
+        <w:t xml:space="preserve"> данные лога требуют приведения к единому стандарту для корректного анализа и визуализации. Поскольку в реальном полёте каждый датчик — акселерометр, гироскоп, магнетометр, высотомер, GPS-приёмник — имеет собственный внутренний таймер и частоту обновления, их временные метки могут быть смещены относительно друг друга. Система выполняет синхронизацию временных шкал, выбирая в качестве </w:t>
+      </w:r>
+      <w:proofErr w:type="spellStart"/>
+      <w:r>
+        <w:rPr>
+          <w:rFonts w:cs="Arial"/>
+          <w:iCs/>
+          <w:szCs w:val="24"/>
+        </w:rPr>
+        <w:t>референсного</w:t>
+      </w:r>
+      <w:proofErr w:type="spellEnd"/>
+      <w:r>
+        <w:rPr>
+          <w:rFonts w:cs="Arial"/>
+          <w:iCs/>
+          <w:szCs w:val="24"/>
+        </w:rPr>
+        <w:t xml:space="preserve"> топик с наибольшей частотой и стабильностью, например данные гироскопа, и интерполируя все остальные потоки данных на его временную сетку с помощью кусочно-линейной интерполяции. Далее выполняется фильтрация выбросов и артефактов, которые могут возникать из-за кратковременных сбоев датчиков, электромагнитных помех или ошибок передачи данных. Импульсные помехи удаляются с помощью медианного фильтра, а высокочастотные вибрации, особенно заметные на акселерометрах из-за вращения пропеллеров, подавляются фильтром нижних частот </w:t>
+      </w:r>
+      <w:proofErr w:type="spellStart"/>
+      <w:r>
+        <w:rPr>
+          <w:rFonts w:cs="Arial"/>
+          <w:iCs/>
+          <w:szCs w:val="24"/>
+        </w:rPr>
+        <w:t>Баттерворта</w:t>
+      </w:r>
+      <w:proofErr w:type="spellEnd"/>
+      <w:r>
+        <w:rPr>
+          <w:rFonts w:cs="Arial"/>
+          <w:iCs/>
+          <w:szCs w:val="24"/>
+        </w:rPr>
+        <w:t xml:space="preserve"> с частотой среза около тридцати-пятидесяти герц. Для данных GPS, которые могут содержать выбросы при потере спутников, применяется дополнительная логика обнаружения скачков координат. Также выполняется приведение систем координат: координаты из лога, представленные в глобальной системе WGS84, пересчитываются в локальную декартову систему ENU или NED с началом в точке взлёта, </w:t>
+      </w:r>
+      <w:r>
+        <w:rPr>
+          <w:rFonts w:cs="Arial"/>
+          <w:iCs/>
+          <w:szCs w:val="24"/>
+        </w:rPr>
+        <w:lastRenderedPageBreak/>
+        <w:t>что удобно для визуализации и математического моделирования. В завершение предобработки из данных вычитаются статические смещения акселерометров и гироскопов, определённые в процессе предполётной калибровки и сохранённые в блоке параметров лога.</w:t>
+      </w:r>
+    </w:p>
+    <w:p>
+      <w:pPr>
+        <w:pStyle w:val="2"/>
+      </w:pPr>
+      <w:bookmarkStart w:id="31" w:name="_Toc231165077"/>
+      <w:r>
+        <w:t>3.5 Хранение и индексация полётных данных</w:t>
+      </w:r>
+      <w:bookmarkEnd w:id="31"/>
+    </w:p>
+    <w:p>
+      <w:pPr>
+        <w:tabs>
+          <w:tab w:val="left" w:pos="8364"/>
+        </w:tabs>
+        <w:rPr>
+          <w:rFonts w:cs="Arial"/>
+          <w:iCs/>
+          <w:szCs w:val="24"/>
+        </w:rPr>
+      </w:pPr>
+      <w:r>
+        <w:rPr>
+          <w:rFonts w:cs="Arial"/>
+          <w:iCs/>
+          <w:szCs w:val="24"/>
+        </w:rPr>
+        <w:t xml:space="preserve">Для эффективного хранения как исходных лог-файлов, так и обработанных данных используется комбинированный подход. Все загруженные пользователем исходные файлы сохраняются в файловом хранилище — локальной файловой системе сервера или облачном S3-совместимом хранилище — с уникальным именем и привязкой к учётной записи пользователя. Метаинформация о каждом логе, включающая имя файла, дату загрузки, идентификатор пользователя, формат, длительность полёта, количество точек телеметрии, версию прошивки и тип аппарата, сохраняется в реляционной базе данных </w:t>
+      </w:r>
+      <w:proofErr w:type="spellStart"/>
+      <w:r>
+        <w:rPr>
+          <w:rFonts w:cs="Arial"/>
+          <w:iCs/>
+          <w:szCs w:val="24"/>
+        </w:rPr>
+        <w:t>PostgreSQL</w:t>
+      </w:r>
+      <w:proofErr w:type="spellEnd"/>
+      <w:r>
+        <w:rPr>
+          <w:rFonts w:cs="Arial"/>
+          <w:iCs/>
+          <w:szCs w:val="24"/>
+        </w:rPr>
+        <w:t xml:space="preserve"> [3]. Для ускорения поиска и фильтрации логов по различным атрибутам в базе данных создаются соответствующие индексы, а также настраивается полнотекстовый поиск по имени файла и комментариям пользователя. Сами временные ряды телеметрии — синхронизированные и очищенные данные позиции, ориентации, скоростей, ускорений, показаний датчиков и управляющих сигналов — сохраняются в колоночном формате </w:t>
+      </w:r>
+      <w:proofErr w:type="spellStart"/>
+      <w:r>
+        <w:rPr>
+          <w:rFonts w:cs="Arial"/>
+          <w:iCs/>
+          <w:szCs w:val="24"/>
+        </w:rPr>
+        <w:t>Parquet</w:t>
+      </w:r>
+      <w:proofErr w:type="spellEnd"/>
+      <w:r>
+        <w:rPr>
+          <w:rFonts w:cs="Arial"/>
+          <w:iCs/>
+          <w:szCs w:val="24"/>
+        </w:rPr>
+        <w:t xml:space="preserve"> со сжатием </w:t>
+      </w:r>
+      <w:proofErr w:type="spellStart"/>
+      <w:r>
+        <w:rPr>
+          <w:rFonts w:cs="Arial"/>
+          <w:iCs/>
+          <w:szCs w:val="24"/>
+        </w:rPr>
+        <w:t>Snappy</w:t>
+      </w:r>
+      <w:proofErr w:type="spellEnd"/>
+      <w:r>
+        <w:rPr>
+          <w:rFonts w:cs="Arial"/>
+          <w:iCs/>
+          <w:szCs w:val="24"/>
+        </w:rPr>
+        <w:t xml:space="preserve">. Этот формат обеспечивает высокую степень компрессии, обычно в пять-десять раз по сравнению с CSV, и позволяет выполнять фильтрацию по временному диапазону без загрузки всего файла в память, что критически важно при работе с длительными полётами, генерирующими миллионы отсчётов. </w:t>
+      </w:r>
+      <w:proofErr w:type="spellStart"/>
+      <w:r>
+        <w:rPr>
+          <w:rFonts w:cs="Arial"/>
+          <w:iCs/>
+          <w:szCs w:val="24"/>
+        </w:rPr>
+        <w:t>Parquet</w:t>
+      </w:r>
+      <w:proofErr w:type="spellEnd"/>
+      <w:r>
+        <w:rPr>
+          <w:rFonts w:cs="Arial"/>
+          <w:iCs/>
+          <w:szCs w:val="24"/>
+        </w:rPr>
+        <w:t>-файлы хранятся в иерархической структуре папок, организованной по годам, месяцам и дням, что упрощает управление архивом и резервное копирование.</w:t>
+      </w:r>
+    </w:p>
+    <w:p>
+      <w:pPr>
+        <w:pStyle w:val="2"/>
+      </w:pPr>
+      <w:bookmarkStart w:id="32" w:name="_Toc231165078"/>
+      <w:r>
+        <w:lastRenderedPageBreak/>
+        <w:t>3.6 Визуализация траектории и телеметрии</w:t>
+      </w:r>
+      <w:bookmarkEnd w:id="32"/>
+    </w:p>
+    <w:p>
+      <w:pPr>
+        <w:tabs>
+          <w:tab w:val="left" w:pos="8364"/>
+        </w:tabs>
+        <w:rPr>
+          <w:rFonts w:cs="Arial"/>
+          <w:iCs/>
+          <w:szCs w:val="24"/>
+        </w:rPr>
+      </w:pPr>
+      <w:r>
+        <w:rPr>
+          <w:rFonts w:cs="Arial"/>
+          <w:iCs/>
+          <w:szCs w:val="24"/>
+        </w:rPr>
+        <w:t xml:space="preserve">Визуализация полётных данных реализована в клиентской части веб-приложения и является одним из ключевых инструментов анализа. Трёхмерная сцена, построенная с использованием библиотеки Three.js, позволяет отображать траекторию движения БПЛА в пространстве с возможностью вращения камеры, масштабирования и изменения угла обзора. Траектория отображается в виде цветной линии, где цвет может кодировать высоту, скорость или величину ошибки позиционирования. На траектории маркерами или иконками отмечаются ключевые события, зафиксированные в блоке событий и ошибок лога: смена режима полёта, ошибки датчиков, моменты срабатывания системы безопасности, нажатия кнопок оператором. Пользователь может щёлкнуть по любому маркеру, чтобы увидеть подробное описание события. Отдельные панели </w:t>
+      </w:r>
+      <w:proofErr w:type="spellStart"/>
+      <w:r>
+        <w:rPr>
+          <w:rFonts w:cs="Arial"/>
+          <w:iCs/>
+          <w:szCs w:val="24"/>
+        </w:rPr>
+        <w:t>дашборда</w:t>
+      </w:r>
+      <w:proofErr w:type="spellEnd"/>
+      <w:r>
+        <w:rPr>
+          <w:rFonts w:cs="Arial"/>
+          <w:iCs/>
+          <w:szCs w:val="24"/>
+        </w:rPr>
+        <w:t xml:space="preserve"> отображают в реальном времени при воспроизведении лога или в статическом режиме при просмотре графики изменения ключевых параметров: высоты, путевой и вертикальной скорости, углов крена, тангажа и рыскания, напряжения и тока батареи, оборотов каждого мотора. Для построения этих графиков используется библиотека </w:t>
+      </w:r>
+      <w:proofErr w:type="spellStart"/>
+      <w:r>
+        <w:rPr>
+          <w:rFonts w:cs="Arial"/>
+          <w:iCs/>
+          <w:szCs w:val="24"/>
+        </w:rPr>
+        <w:t>ApexCharts</w:t>
+      </w:r>
+      <w:proofErr w:type="spellEnd"/>
+      <w:r>
+        <w:rPr>
+          <w:rFonts w:cs="Arial"/>
+          <w:iCs/>
+          <w:szCs w:val="24"/>
+        </w:rPr>
+        <w:t xml:space="preserve">, поддерживающая интерактивное масштабирование и выделение фрагментов. Пользователь может перемещаться по временной шкале с помощью ползунка, приближаясь к интересующим участкам полёта для детального изучения, а также может включать или отключать отображение отдельных параметров, настраивая </w:t>
+      </w:r>
+      <w:proofErr w:type="spellStart"/>
+      <w:r>
+        <w:rPr>
+          <w:rFonts w:cs="Arial"/>
+          <w:iCs/>
+          <w:szCs w:val="24"/>
+        </w:rPr>
+        <w:t>дашборд</w:t>
+      </w:r>
+      <w:proofErr w:type="spellEnd"/>
+      <w:r>
+        <w:rPr>
+          <w:rFonts w:cs="Arial"/>
+          <w:iCs/>
+          <w:szCs w:val="24"/>
+        </w:rPr>
+        <w:t xml:space="preserve"> под конкретные задачи анализа.</w:t>
+      </w:r>
+    </w:p>
+    <w:p>
+      <w:pPr>
+        <w:pStyle w:val="2"/>
+      </w:pPr>
+      <w:bookmarkStart w:id="33" w:name="_Toc231165079"/>
+      <w:r>
+        <w:t>3.7 Анализ временной информации и оценка качества полёта</w:t>
+      </w:r>
+      <w:bookmarkEnd w:id="33"/>
+    </w:p>
+    <w:p>
+      <w:pPr>
+        <w:tabs>
+          <w:tab w:val="left" w:pos="8364"/>
+        </w:tabs>
+        <w:rPr>
+          <w:rFonts w:cs="Arial"/>
+          <w:iCs/>
+          <w:szCs w:val="24"/>
+        </w:rPr>
+      </w:pPr>
+      <w:r>
+        <w:rPr>
+          <w:rFonts w:cs="Arial"/>
+          <w:iCs/>
+          <w:szCs w:val="24"/>
+        </w:rPr>
+        <w:t xml:space="preserve">Архитектура комплекса включает мощные инструменты для количественного анализа полётных данных, позволяющие не только визуально оценить траекторию, но и получить численные метрики качества. Система поддерживает наложение нескольких логов друг на друга, что позволяет сравнивать различные полёты одного и того же аппарата или один полёт с эталонным. </w:t>
+      </w:r>
+      <w:r>
+        <w:rPr>
+          <w:rFonts w:cs="Arial"/>
+          <w:iCs/>
+          <w:szCs w:val="24"/>
+        </w:rPr>
+        <w:lastRenderedPageBreak/>
+        <w:t xml:space="preserve">При наложении все траектории приводятся к общей системе координат, а временные шкалы синхронизируются либо по абсолютному времени, либо по ключевым точкам маршрута. Для каждого параметра может быть вычислена корреляция с другими параметрами, что помогает выявлять взаимосвязи, например, между углом крена и управляющим сигналом на соответствующие моторы. Система автоматически выделяет участки с аномальным поведением — резкие скачки высоты или углов, превышение допустимых токов, пропадание сигнала GPS — и маркирует их для последующего ручного анализа. Для оценки качества полёта рассчитывается набор метрик. Среднеквадратичная ошибка позиционирования вычисляется относительно заданного маршрута, который может быть либо извлечён из блока параметров лога, либо задан пользователем вручную. Точность удержания высоты оценивается как среднеквадратичное отклонение от целевой высоты, заданной для данного режима полёта. Стабильность углов ориентации характеризуется максимальным и среднеквадратичным отклонением от нуля в режиме зависания. Эффективность энергопотребления оценивается как отношение затраченной энергии к пройденному расстоянию. Для полётов в режиме удержания позиции </w:t>
+      </w:r>
+      <w:proofErr w:type="spellStart"/>
+      <w:r>
+        <w:rPr>
+          <w:rFonts w:cs="Arial"/>
+          <w:iCs/>
+          <w:szCs w:val="24"/>
+        </w:rPr>
+        <w:t>Loiter</w:t>
+      </w:r>
+      <w:proofErr w:type="spellEnd"/>
+      <w:r>
+        <w:rPr>
+          <w:rFonts w:cs="Arial"/>
+          <w:iCs/>
+          <w:szCs w:val="24"/>
+        </w:rPr>
+        <w:t xml:space="preserve"> рассчитывается круговое вероятное отклонение — радиус круга, в котором аппарат находился в течение половины времени. Все вычисленные метрики сохраняются вместе с логом и могут быть использованы для мониторинга деградации оборудования со временем или для сравнения различных настроек ПИД-регуляторов.</w:t>
+      </w:r>
+    </w:p>
+    <w:p>
+      <w:pPr>
+        <w:pStyle w:val="2"/>
+      </w:pPr>
+      <w:bookmarkStart w:id="34" w:name="_Toc231165080"/>
+      <w:r>
+        <w:t>3.8 Построение цифрового двойника на основе лога</w:t>
+      </w:r>
+      <w:bookmarkEnd w:id="34"/>
+    </w:p>
+    <w:p>
+      <w:pPr>
+        <w:tabs>
+          <w:tab w:val="left" w:pos="8364"/>
+        </w:tabs>
+        <w:rPr>
+          <w:rFonts w:cs="Arial"/>
+          <w:iCs/>
+          <w:szCs w:val="24"/>
+        </w:rPr>
+      </w:pPr>
+      <w:r>
+        <w:rPr>
+          <w:rFonts w:cs="Arial"/>
+          <w:iCs/>
+          <w:szCs w:val="24"/>
+        </w:rPr>
+        <w:t xml:space="preserve">Ключевой инновационной возможностью комплекса является построение цифрового двойника на основе загруженного реального лога. Пользователь может выбрать любой из сохранённых логов и запустить режим симуляции, в котором математическая модель динамики БПЛА, описанная в разделе 2.2, воспроизводит полёт, используя те же управляющие сигналы, которые были зафиксированы в логе. При этом система отображает два потока данных: </w:t>
+      </w:r>
+      <w:r>
+        <w:rPr>
+          <w:rFonts w:cs="Arial"/>
+          <w:iCs/>
+          <w:szCs w:val="24"/>
+        </w:rPr>
+        <w:lastRenderedPageBreak/>
+        <w:t>реальную траекторию из лога и виртуальную траекторию, рассчитанную моделью. Наложение этих траекторий на одной трёхмерной сцене позволяет визуально оценить адекватность модели — чем ближе виртуальная траектория к реальной, тем точнее модель описывает динамику аппарата. Параллельно система в реальном времени вычисляет метрики расхождения: текущую ошибку позиции, ошибку ориентации, расхождение по скорости. По окончании симуляции формируется подробный отчёт с графиками рассогласования по каждому из параметров. Пользователь может изменять параметры внешней среды в процессе симуляции — добавлять ветер заданной скорости и направления, включать турбулентность, изменять плотность воздуха — и наблюдать, как отклоняется виртуальная траектория от исходной реальной, которая была записана в безветренную погоду. Также доступна возможность внедрения отказов: имитация потери GPS-сигнала, зашумление акселерометра или гироскопа, отказ одного из моторов. Это позволяет прогнозировать поведение аппарата в критических ситуациях без риска для реального оборудования. Таким образом, цифровой двойник становится не просто инструментом анализа прошлых полётов, но и средой для экспериментов и обучения алгоритмов управления.</w:t>
+      </w:r>
+    </w:p>
+    <w:p>
+      <w:pPr>
+        <w:pStyle w:val="2"/>
+      </w:pPr>
+      <w:bookmarkStart w:id="35" w:name="_Toc231165081"/>
+      <w:r>
+        <w:t>3.9 Технологический стек и развёртывание</w:t>
+      </w:r>
+      <w:bookmarkEnd w:id="35"/>
+    </w:p>
+    <w:p>
+      <w:pPr>
+        <w:tabs>
+          <w:tab w:val="left" w:pos="8364"/>
+        </w:tabs>
+        <w:rPr>
+          <w:rFonts w:cs="Arial"/>
+          <w:iCs/>
+          <w:szCs w:val="24"/>
+        </w:rPr>
+      </w:pPr>
+      <w:r>
+        <w:rPr>
+          <w:rFonts w:cs="Arial"/>
+          <w:iCs/>
+          <w:szCs w:val="24"/>
+        </w:rPr>
+        <w:t xml:space="preserve">Программный комплекс реализован на платформе .NET 8 с использованием ASP.NET </w:t>
+      </w:r>
+      <w:proofErr w:type="spellStart"/>
+      <w:r>
+        <w:rPr>
+          <w:rFonts w:cs="Arial"/>
+          <w:iCs/>
+          <w:szCs w:val="24"/>
+        </w:rPr>
+        <w:t>Core</w:t>
+      </w:r>
+      <w:proofErr w:type="spellEnd"/>
+      <w:r>
+        <w:rPr>
+          <w:rFonts w:cs="Arial"/>
+          <w:iCs/>
+          <w:szCs w:val="24"/>
+        </w:rPr>
+        <w:t xml:space="preserve"> для серверной части [</w:t>
+      </w:r>
+      <w:r>
+        <w:rPr>
+          <w:rFonts w:cs="Arial"/>
+          <w:iCs/>
+          <w:szCs w:val="24"/>
+        </w:rPr>
+        <w:t>4</w:t>
+      </w:r>
+      <w:r>
+        <w:rPr>
+          <w:rFonts w:cs="Arial"/>
+          <w:iCs/>
+          <w:szCs w:val="24"/>
+        </w:rPr>
+        <w:t xml:space="preserve">]. Бэкенд предоставляет REST API для управления логами, симуляциями и пользователями, а также </w:t>
+      </w:r>
+      <w:proofErr w:type="spellStart"/>
+      <w:r>
+        <w:rPr>
+          <w:rFonts w:cs="Arial"/>
+          <w:iCs/>
+          <w:szCs w:val="24"/>
+        </w:rPr>
+        <w:t>SignalR</w:t>
+      </w:r>
+      <w:proofErr w:type="spellEnd"/>
+      <w:r>
+        <w:rPr>
+          <w:rFonts w:cs="Arial"/>
+          <w:iCs/>
+          <w:szCs w:val="24"/>
+        </w:rPr>
         <w:t xml:space="preserve"> </w:t>
       </w:r>
-      <w:r>
-        <w:t>ASP.NET</w:t>
-      </w:r>
-      <w:r>
+      <w:proofErr w:type="spellStart"/>
+      <w:r>
+        <w:rPr>
+          <w:rFonts w:cs="Arial"/>
+          <w:iCs/>
+          <w:szCs w:val="24"/>
+        </w:rPr>
+        <w:t>хаб</w:t>
+      </w:r>
+      <w:proofErr w:type="spellEnd"/>
+      <w:r>
+        <w:rPr>
+          <w:rFonts w:cs="Arial"/>
+          <w:iCs/>
+          <w:szCs w:val="24"/>
+        </w:rPr>
+        <w:t xml:space="preserve"> для передачи телеметрии в реальном времени [</w:t>
+      </w:r>
+      <w:r>
+        <w:rPr>
+          <w:rFonts w:cs="Arial"/>
+          <w:iCs/>
+          <w:szCs w:val="24"/>
+        </w:rPr>
+        <w:t>5</w:t>
+      </w:r>
+      <w:r>
+        <w:rPr>
+          <w:rFonts w:cs="Arial"/>
+          <w:iCs/>
+          <w:szCs w:val="24"/>
+        </w:rPr>
+        <w:t xml:space="preserve">]. Все вычислительно сложные задачи — </w:t>
+      </w:r>
+      <w:proofErr w:type="spellStart"/>
+      <w:r>
+        <w:rPr>
+          <w:rFonts w:cs="Arial"/>
+          <w:iCs/>
+          <w:szCs w:val="24"/>
+        </w:rPr>
+        <w:t>парсинг</w:t>
+      </w:r>
+      <w:proofErr w:type="spellEnd"/>
+      <w:r>
+        <w:rPr>
+          <w:rFonts w:cs="Arial"/>
+          <w:iCs/>
+          <w:szCs w:val="24"/>
+        </w:rPr>
+        <w:t xml:space="preserve"> логов, предобработка данных, расчёт метрик, выполнение математической модели динамики — реализованы на C# и выполняются на сервере.</w:t>
+      </w:r>
+    </w:p>
+    <w:p>
+      <w:pPr>
+        <w:tabs>
+          <w:tab w:val="left" w:pos="8364"/>
+        </w:tabs>
+        <w:rPr>
+          <w:rFonts w:cs="Arial"/>
+          <w:iCs/>
+          <w:szCs w:val="24"/>
+        </w:rPr>
+      </w:pPr>
+      <w:proofErr w:type="spellStart"/>
+      <w:r>
+        <w:rPr>
+          <w:rFonts w:cs="Arial"/>
+          <w:iCs/>
+          <w:szCs w:val="24"/>
+        </w:rPr>
+        <w:t>Фронтенд</w:t>
+      </w:r>
+      <w:proofErr w:type="spellEnd"/>
+      <w:r>
+        <w:rPr>
+          <w:rFonts w:cs="Arial"/>
+          <w:iCs/>
+          <w:szCs w:val="24"/>
+        </w:rPr>
+        <w:t xml:space="preserve"> реализован на </w:t>
+      </w:r>
+      <w:proofErr w:type="spellStart"/>
+      <w:r>
+        <w:rPr>
+          <w:rFonts w:cs="Arial"/>
+          <w:iCs/>
+          <w:szCs w:val="24"/>
+        </w:rPr>
+        <w:t>React</w:t>
+      </w:r>
+      <w:proofErr w:type="spellEnd"/>
+      <w:r>
+        <w:rPr>
+          <w:rFonts w:cs="Arial"/>
+          <w:iCs/>
+          <w:szCs w:val="24"/>
+        </w:rPr>
+        <w:t xml:space="preserve"> 18 с использованием </w:t>
+      </w:r>
+      <w:proofErr w:type="spellStart"/>
+      <w:r>
+        <w:rPr>
+          <w:rFonts w:cs="Arial"/>
+          <w:iCs/>
+          <w:szCs w:val="24"/>
+        </w:rPr>
+        <w:t>TypeScript</w:t>
+      </w:r>
+      <w:proofErr w:type="spellEnd"/>
+      <w:r>
+        <w:rPr>
+          <w:rFonts w:cs="Arial"/>
+          <w:iCs/>
+          <w:szCs w:val="24"/>
+        </w:rPr>
+        <w:t xml:space="preserve"> [</w:t>
+      </w:r>
+      <w:r>
+        <w:rPr>
+          <w:rFonts w:cs="Arial"/>
+          <w:iCs/>
+          <w:szCs w:val="24"/>
+        </w:rPr>
+        <w:t>6</w:t>
+      </w:r>
+      <w:r>
+        <w:rPr>
+          <w:rFonts w:cs="Arial"/>
+          <w:iCs/>
+          <w:szCs w:val="24"/>
+        </w:rPr>
+        <w:t xml:space="preserve">]. Для управления состоянием применяется </w:t>
+      </w:r>
+      <w:proofErr w:type="spellStart"/>
+      <w:r>
+        <w:rPr>
+          <w:rFonts w:cs="Arial"/>
+          <w:iCs/>
+          <w:szCs w:val="24"/>
+        </w:rPr>
+        <w:t>Zustand</w:t>
+      </w:r>
+      <w:proofErr w:type="spellEnd"/>
+      <w:r>
+        <w:rPr>
+          <w:rFonts w:cs="Arial"/>
+          <w:iCs/>
+          <w:szCs w:val="24"/>
+        </w:rPr>
+        <w:t xml:space="preserve">, для маршрутизации — </w:t>
+      </w:r>
+      <w:proofErr w:type="spellStart"/>
+      <w:r>
+        <w:rPr>
+          <w:rFonts w:cs="Arial"/>
+          <w:iCs/>
+          <w:szCs w:val="24"/>
+        </w:rPr>
+        <w:t>React</w:t>
+      </w:r>
+      <w:proofErr w:type="spellEnd"/>
+      <w:r>
+        <w:rPr>
+          <w:rFonts w:cs="Arial"/>
+          <w:iCs/>
+          <w:szCs w:val="24"/>
+        </w:rPr>
         <w:t xml:space="preserve"> </w:t>
       </w:r>
-      <w:r>
-        <w:t>Core представляет собой законченное, масштабируемое и безопасное решение для создания цифровых двойников беспилотных летательных аппаратов. Она охватывает все этапы работы с системой: от аутентификации пользователя и загрузки реальных полётных данных до запуска высокоточных симуляций, визуализации их результатов в реальном времени и генерации аналитических отчётов. Использование современного стека технологий, включающего .NET 8, SignalR, Blazor WebAssembly и Three.js, обеспечивает как высокую производительность вычислений на сервере, так и богатый интерактивный опыт на стороне клиента. Модульность и чёткое разделение слоёв позволяют легко модифицировать отдельные компоненты (например, добавить новую модель динамики или другой формат импорта логов) без нарушения работы остальной части системы.</w:t>
-      </w:r>
-    </w:p>
+      <w:proofErr w:type="spellStart"/>
+      <w:r>
+        <w:rPr>
+          <w:rFonts w:cs="Arial"/>
+          <w:iCs/>
+          <w:szCs w:val="24"/>
+        </w:rPr>
+        <w:t>Router</w:t>
+      </w:r>
+      <w:proofErr w:type="spellEnd"/>
+      <w:r>
+        <w:rPr>
+          <w:rFonts w:cs="Arial"/>
+          <w:iCs/>
+          <w:szCs w:val="24"/>
+        </w:rPr>
+        <w:t xml:space="preserve">. Пользовательский интерфейс построен на компонентной библиотеке </w:t>
+      </w:r>
+      <w:proofErr w:type="spellStart"/>
+      <w:r>
+        <w:rPr>
+          <w:rFonts w:cs="Arial"/>
+          <w:iCs/>
+          <w:szCs w:val="24"/>
+        </w:rPr>
+        <w:lastRenderedPageBreak/>
+        <w:t>Material</w:t>
+      </w:r>
+      <w:proofErr w:type="spellEnd"/>
+      <w:r>
+        <w:rPr>
+          <w:rFonts w:cs="Arial"/>
+          <w:iCs/>
+          <w:szCs w:val="24"/>
+        </w:rPr>
+        <w:t xml:space="preserve">-UI (MUI), реализующей принципы </w:t>
+      </w:r>
+      <w:proofErr w:type="spellStart"/>
+      <w:r>
+        <w:rPr>
+          <w:rFonts w:cs="Arial"/>
+          <w:iCs/>
+          <w:szCs w:val="24"/>
+        </w:rPr>
+        <w:t>Material</w:t>
+      </w:r>
+      <w:proofErr w:type="spellEnd"/>
+      <w:r>
+        <w:rPr>
+          <w:rFonts w:cs="Arial"/>
+          <w:iCs/>
+          <w:szCs w:val="24"/>
+        </w:rPr>
+        <w:t xml:space="preserve"> </w:t>
+      </w:r>
+      <w:proofErr w:type="spellStart"/>
+      <w:r>
+        <w:rPr>
+          <w:rFonts w:cs="Arial"/>
+          <w:iCs/>
+          <w:szCs w:val="24"/>
+        </w:rPr>
+        <w:t>Design</w:t>
+      </w:r>
+      <w:proofErr w:type="spellEnd"/>
+      <w:r>
+        <w:rPr>
+          <w:rFonts w:cs="Arial"/>
+          <w:iCs/>
+          <w:szCs w:val="24"/>
+        </w:rPr>
+        <w:t xml:space="preserve">. Трёхмерная визуализация траекторий выполняется с помощью Three.js, управляемой из </w:t>
+      </w:r>
+      <w:proofErr w:type="spellStart"/>
+      <w:r>
+        <w:rPr>
+          <w:rFonts w:cs="Arial"/>
+          <w:iCs/>
+          <w:szCs w:val="24"/>
+        </w:rPr>
+        <w:t>React</w:t>
+      </w:r>
+      <w:proofErr w:type="spellEnd"/>
+      <w:r>
+        <w:rPr>
+          <w:rFonts w:cs="Arial"/>
+          <w:iCs/>
+          <w:szCs w:val="24"/>
+        </w:rPr>
+        <w:t xml:space="preserve">-компонентов через </w:t>
+      </w:r>
+      <w:proofErr w:type="spellStart"/>
+      <w:r>
+        <w:rPr>
+          <w:rFonts w:cs="Arial"/>
+          <w:iCs/>
+          <w:szCs w:val="24"/>
+        </w:rPr>
+        <w:t>кастомные</w:t>
+      </w:r>
+      <w:proofErr w:type="spellEnd"/>
+      <w:r>
+        <w:rPr>
+          <w:rFonts w:cs="Arial"/>
+          <w:iCs/>
+          <w:szCs w:val="24"/>
+        </w:rPr>
+        <w:t xml:space="preserve"> хуки. Для построения графиков используется </w:t>
+      </w:r>
+      <w:proofErr w:type="spellStart"/>
+      <w:r>
+        <w:rPr>
+          <w:rFonts w:cs="Arial"/>
+          <w:iCs/>
+          <w:szCs w:val="24"/>
+        </w:rPr>
+        <w:t>ApexCharts</w:t>
+      </w:r>
+      <w:proofErr w:type="spellEnd"/>
+      <w:r>
+        <w:rPr>
+          <w:rFonts w:cs="Arial"/>
+          <w:iCs/>
+          <w:szCs w:val="24"/>
+        </w:rPr>
+        <w:t xml:space="preserve"> с </w:t>
+      </w:r>
+      <w:proofErr w:type="spellStart"/>
+      <w:r>
+        <w:rPr>
+          <w:rFonts w:cs="Arial"/>
+          <w:iCs/>
+          <w:szCs w:val="24"/>
+        </w:rPr>
+        <w:t>React</w:t>
+      </w:r>
+      <w:proofErr w:type="spellEnd"/>
+      <w:r>
+        <w:rPr>
+          <w:rFonts w:cs="Arial"/>
+          <w:iCs/>
+          <w:szCs w:val="24"/>
+        </w:rPr>
+        <w:t>-обёрткой.</w:t>
+      </w:r>
+    </w:p>
+    <w:p>
+      <w:pPr>
+        <w:tabs>
+          <w:tab w:val="left" w:pos="8364"/>
+        </w:tabs>
+        <w:rPr>
+          <w:rFonts w:cs="Arial"/>
+          <w:iCs/>
+          <w:szCs w:val="24"/>
+        </w:rPr>
+      </w:pPr>
+      <w:r>
+        <w:rPr>
+          <w:rFonts w:cs="Arial"/>
+          <w:iCs/>
+          <w:szCs w:val="24"/>
+        </w:rPr>
+        <w:t xml:space="preserve">Взаимодействие с сервером организовано через два канала. Синхронные операции (загрузка логов, запуск симуляции, получение отчётов) выполняются через REST API с использованием </w:t>
+      </w:r>
+      <w:proofErr w:type="spellStart"/>
+      <w:r>
+        <w:rPr>
+          <w:rFonts w:cs="Arial"/>
+          <w:iCs/>
+          <w:szCs w:val="24"/>
+        </w:rPr>
+        <w:t>Axios</w:t>
+      </w:r>
+      <w:proofErr w:type="spellEnd"/>
+      <w:r>
+        <w:rPr>
+          <w:rFonts w:cs="Arial"/>
+          <w:iCs/>
+          <w:szCs w:val="24"/>
+        </w:rPr>
+        <w:t xml:space="preserve">. Асинхронная передача телеметрии осуществляется через </w:t>
+      </w:r>
+      <w:proofErr w:type="spellStart"/>
+      <w:r>
+        <w:rPr>
+          <w:rFonts w:cs="Arial"/>
+          <w:iCs/>
+          <w:szCs w:val="24"/>
+        </w:rPr>
+        <w:t>SignalR</w:t>
+      </w:r>
+      <w:proofErr w:type="spellEnd"/>
+      <w:r>
+        <w:rPr>
+          <w:rFonts w:cs="Arial"/>
+          <w:iCs/>
+          <w:szCs w:val="24"/>
+        </w:rPr>
+        <w:t xml:space="preserve"> с помощью </w:t>
+      </w:r>
+      <w:proofErr w:type="spellStart"/>
+      <w:r>
+        <w:rPr>
+          <w:rFonts w:cs="Arial"/>
+          <w:iCs/>
+          <w:szCs w:val="24"/>
+        </w:rPr>
+        <w:t>кастомного</w:t>
+      </w:r>
+      <w:proofErr w:type="spellEnd"/>
+      <w:r>
+        <w:rPr>
+          <w:rFonts w:cs="Arial"/>
+          <w:iCs/>
+          <w:szCs w:val="24"/>
+        </w:rPr>
+        <w:t xml:space="preserve"> хука </w:t>
+      </w:r>
+      <w:proofErr w:type="spellStart"/>
+      <w:r>
+        <w:rPr>
+          <w:rFonts w:cs="Arial"/>
+          <w:iCs/>
+          <w:szCs w:val="24"/>
+        </w:rPr>
+        <w:t>useSignalR</w:t>
+      </w:r>
+      <w:proofErr w:type="spellEnd"/>
+      <w:r>
+        <w:rPr>
+          <w:rFonts w:cs="Arial"/>
+          <w:iCs/>
+          <w:szCs w:val="24"/>
+        </w:rPr>
+        <w:t>, обеспечивающего автоматическое пере подключение. При запуске симуляции клиент подключается к соответствующей группе и принимает пакеты телеметрии с частотой до 30 Гц.</w:t>
+      </w:r>
+    </w:p>
+    <w:p>
+      <w:pPr>
+        <w:tabs>
+          <w:tab w:val="left" w:pos="8364"/>
+        </w:tabs>
+        <w:rPr>
+          <w:rFonts w:cs="Arial"/>
+          <w:iCs/>
+          <w:szCs w:val="24"/>
+        </w:rPr>
+      </w:pPr>
+      <w:r>
+        <w:rPr>
+          <w:rFonts w:cs="Arial"/>
+          <w:iCs/>
+          <w:szCs w:val="24"/>
+        </w:rPr>
+        <w:t xml:space="preserve">Аутентификация реализована через JWT. Токен доступа хранится в памяти приложения и добавляется в заголовки запросов, токен обновления — в </w:t>
+      </w:r>
+      <w:proofErr w:type="spellStart"/>
+      <w:r>
+        <w:rPr>
+          <w:rFonts w:cs="Arial"/>
+          <w:iCs/>
+          <w:szCs w:val="24"/>
+        </w:rPr>
+        <w:t>HttpOnly</w:t>
+      </w:r>
+      <w:proofErr w:type="spellEnd"/>
+      <w:r>
+        <w:rPr>
+          <w:rFonts w:cs="Arial"/>
+          <w:iCs/>
+          <w:szCs w:val="24"/>
+        </w:rPr>
+        <w:t xml:space="preserve"> </w:t>
+      </w:r>
+      <w:proofErr w:type="spellStart"/>
+      <w:r>
+        <w:rPr>
+          <w:rFonts w:cs="Arial"/>
+          <w:iCs/>
+          <w:szCs w:val="24"/>
+        </w:rPr>
+        <w:t>cookie</w:t>
+      </w:r>
+      <w:proofErr w:type="spellEnd"/>
+      <w:r>
+        <w:rPr>
+          <w:rFonts w:cs="Arial"/>
+          <w:iCs/>
+          <w:szCs w:val="24"/>
+        </w:rPr>
+        <w:t xml:space="preserve">. Для управления аутентификацией используется контекст </w:t>
+      </w:r>
+      <w:proofErr w:type="spellStart"/>
+      <w:r>
+        <w:rPr>
+          <w:rFonts w:cs="Arial"/>
+          <w:iCs/>
+          <w:szCs w:val="24"/>
+        </w:rPr>
+        <w:t>AuthContext</w:t>
+      </w:r>
+      <w:proofErr w:type="spellEnd"/>
+      <w:r>
+        <w:rPr>
+          <w:rFonts w:cs="Arial"/>
+          <w:iCs/>
+          <w:szCs w:val="24"/>
+        </w:rPr>
+        <w:t>, предоставляющий информацию о пользователе и его роли.</w:t>
+      </w:r>
+    </w:p>
+    <w:p>
+      <w:pPr>
+        <w:tabs>
+          <w:tab w:val="left" w:pos="8364"/>
+        </w:tabs>
+        <w:rPr>
+          <w:szCs w:val="28"/>
+        </w:rPr>
+      </w:pPr>
+      <w:r>
+        <w:rPr>
+          <w:rFonts w:cs="Arial"/>
+          <w:iCs/>
+          <w:szCs w:val="24"/>
+        </w:rPr>
+        <w:t xml:space="preserve">Развёртывание поддерживает два режима. Для разработки используется </w:t>
+      </w:r>
+      <w:proofErr w:type="spellStart"/>
+      <w:r>
+        <w:rPr>
+          <w:rFonts w:cs="Arial"/>
+          <w:iCs/>
+          <w:szCs w:val="24"/>
+        </w:rPr>
+        <w:t>Docker</w:t>
+      </w:r>
+      <w:proofErr w:type="spellEnd"/>
+      <w:r>
+        <w:rPr>
+          <w:rFonts w:cs="Arial"/>
+          <w:iCs/>
+          <w:szCs w:val="24"/>
+        </w:rPr>
+        <w:t xml:space="preserve"> </w:t>
+      </w:r>
+      <w:proofErr w:type="spellStart"/>
+      <w:r>
+        <w:rPr>
+          <w:rFonts w:cs="Arial"/>
+          <w:iCs/>
+          <w:szCs w:val="24"/>
+        </w:rPr>
+        <w:t>Compose</w:t>
+      </w:r>
+      <w:proofErr w:type="spellEnd"/>
+      <w:r>
+        <w:rPr>
+          <w:rFonts w:cs="Arial"/>
+          <w:iCs/>
+          <w:szCs w:val="24"/>
+        </w:rPr>
+        <w:t xml:space="preserve"> с контейнерами </w:t>
+      </w:r>
+      <w:proofErr w:type="spellStart"/>
+      <w:r>
+        <w:rPr>
+          <w:rFonts w:cs="Arial"/>
+          <w:iCs/>
+          <w:szCs w:val="24"/>
+        </w:rPr>
+        <w:t>PostgreSQL</w:t>
+      </w:r>
+      <w:proofErr w:type="spellEnd"/>
+      <w:r>
+        <w:rPr>
+          <w:rFonts w:cs="Arial"/>
+          <w:iCs/>
+          <w:szCs w:val="24"/>
+        </w:rPr>
+        <w:t xml:space="preserve">, </w:t>
+      </w:r>
+      <w:proofErr w:type="spellStart"/>
+      <w:r>
+        <w:rPr>
+          <w:rFonts w:cs="Arial"/>
+          <w:iCs/>
+          <w:szCs w:val="24"/>
+        </w:rPr>
+        <w:t>Redis</w:t>
+      </w:r>
+      <w:proofErr w:type="spellEnd"/>
+      <w:r>
+        <w:rPr>
+          <w:rFonts w:cs="Arial"/>
+          <w:iCs/>
+          <w:szCs w:val="24"/>
+        </w:rPr>
+        <w:t xml:space="preserve">, бэкенда на ASP.NET </w:t>
+      </w:r>
+      <w:proofErr w:type="spellStart"/>
+      <w:r>
+        <w:rPr>
+          <w:rFonts w:cs="Arial"/>
+          <w:iCs/>
+          <w:szCs w:val="24"/>
+        </w:rPr>
+        <w:t>Core</w:t>
+      </w:r>
+      <w:proofErr w:type="spellEnd"/>
+      <w:r>
+        <w:rPr>
+          <w:rFonts w:cs="Arial"/>
+          <w:iCs/>
+          <w:szCs w:val="24"/>
+        </w:rPr>
+        <w:t xml:space="preserve"> и </w:t>
+      </w:r>
+      <w:proofErr w:type="spellStart"/>
+      <w:r>
+        <w:rPr>
+          <w:rFonts w:cs="Arial"/>
+          <w:iCs/>
+          <w:szCs w:val="24"/>
+        </w:rPr>
+        <w:t>Nginx</w:t>
+      </w:r>
+      <w:proofErr w:type="spellEnd"/>
+      <w:r>
+        <w:rPr>
+          <w:rFonts w:cs="Arial"/>
+          <w:iCs/>
+          <w:szCs w:val="24"/>
+        </w:rPr>
+        <w:t xml:space="preserve"> для обслуживания статических файлов </w:t>
+      </w:r>
+      <w:proofErr w:type="spellStart"/>
+      <w:r>
+        <w:rPr>
+          <w:rFonts w:cs="Arial"/>
+          <w:iCs/>
+          <w:szCs w:val="24"/>
+        </w:rPr>
+        <w:t>React</w:t>
+      </w:r>
+      <w:proofErr w:type="spellEnd"/>
+      <w:r>
+        <w:rPr>
+          <w:rFonts w:cs="Arial"/>
+          <w:iCs/>
+          <w:szCs w:val="24"/>
+        </w:rPr>
+        <w:t>-приложения [</w:t>
+      </w:r>
+      <w:r>
+        <w:rPr>
+          <w:rFonts w:cs="Arial"/>
+          <w:iCs/>
+          <w:szCs w:val="24"/>
+        </w:rPr>
+        <w:t>7</w:t>
+      </w:r>
+      <w:r>
+        <w:rPr>
+          <w:rFonts w:cs="Arial"/>
+          <w:iCs/>
+          <w:szCs w:val="24"/>
+        </w:rPr>
+        <w:t>][</w:t>
+      </w:r>
+      <w:r>
+        <w:rPr>
+          <w:rFonts w:cs="Arial"/>
+          <w:iCs/>
+          <w:szCs w:val="24"/>
+        </w:rPr>
+        <w:t>8</w:t>
+      </w:r>
+      <w:r>
+        <w:rPr>
+          <w:rFonts w:cs="Arial"/>
+          <w:iCs/>
+          <w:szCs w:val="24"/>
+        </w:rPr>
+        <w:t xml:space="preserve">]. Для промышленной эксплуатации в облаке применяется </w:t>
+      </w:r>
+      <w:proofErr w:type="spellStart"/>
+      <w:r>
+        <w:rPr>
+          <w:rFonts w:cs="Arial"/>
+          <w:iCs/>
+          <w:szCs w:val="24"/>
+        </w:rPr>
+        <w:t>Kubernetes</w:t>
+      </w:r>
+      <w:proofErr w:type="spellEnd"/>
+      <w:r>
+        <w:rPr>
+          <w:rFonts w:cs="Arial"/>
+          <w:iCs/>
+          <w:szCs w:val="24"/>
+        </w:rPr>
+        <w:t xml:space="preserve"> с горизонтальным масштабированием подов бэкенда, использованием </w:t>
+      </w:r>
+      <w:proofErr w:type="spellStart"/>
+      <w:r>
+        <w:rPr>
+          <w:rFonts w:cs="Arial"/>
+          <w:iCs/>
+          <w:szCs w:val="24"/>
+        </w:rPr>
+        <w:t>Redis</w:t>
+      </w:r>
+      <w:proofErr w:type="spellEnd"/>
+      <w:r>
+        <w:rPr>
+          <w:rFonts w:cs="Arial"/>
+          <w:iCs/>
+          <w:szCs w:val="24"/>
+        </w:rPr>
+        <w:t xml:space="preserve"> как </w:t>
+      </w:r>
+      <w:proofErr w:type="spellStart"/>
+      <w:r>
+        <w:rPr>
+          <w:rFonts w:cs="Arial"/>
+          <w:iCs/>
+          <w:szCs w:val="24"/>
+        </w:rPr>
+        <w:t>бэкплейна</w:t>
+      </w:r>
+      <w:proofErr w:type="spellEnd"/>
+      <w:r>
+        <w:rPr>
+          <w:rFonts w:cs="Arial"/>
+          <w:iCs/>
+          <w:szCs w:val="24"/>
+        </w:rPr>
+        <w:t xml:space="preserve"> </w:t>
+      </w:r>
+      <w:proofErr w:type="spellStart"/>
+      <w:r>
+        <w:rPr>
+          <w:rFonts w:cs="Arial"/>
+          <w:iCs/>
+          <w:szCs w:val="24"/>
+        </w:rPr>
+        <w:t>SignalR</w:t>
+      </w:r>
+      <w:proofErr w:type="spellEnd"/>
+      <w:r>
+        <w:rPr>
+          <w:rFonts w:cs="Arial"/>
+          <w:iCs/>
+          <w:szCs w:val="24"/>
+        </w:rPr>
+        <w:t xml:space="preserve">, управляемой базы данных </w:t>
+      </w:r>
+      <w:proofErr w:type="spellStart"/>
+      <w:r>
+        <w:rPr>
+          <w:rFonts w:cs="Arial"/>
+          <w:iCs/>
+          <w:szCs w:val="24"/>
+        </w:rPr>
+        <w:t>PostgreSQL</w:t>
+      </w:r>
+      <w:proofErr w:type="spellEnd"/>
+      <w:r>
+        <w:rPr>
+          <w:rFonts w:cs="Arial"/>
+          <w:iCs/>
+          <w:szCs w:val="24"/>
+        </w:rPr>
+        <w:t xml:space="preserve"> и S3-совместимого объектного хранилища для </w:t>
+      </w:r>
+      <w:proofErr w:type="spellStart"/>
+      <w:r>
+        <w:rPr>
+          <w:rFonts w:cs="Arial"/>
+          <w:iCs/>
+          <w:szCs w:val="24"/>
+        </w:rPr>
+        <w:t>Parquet</w:t>
+      </w:r>
+      <w:proofErr w:type="spellEnd"/>
+      <w:r>
+        <w:rPr>
+          <w:rFonts w:cs="Arial"/>
+          <w:iCs/>
+          <w:szCs w:val="24"/>
+        </w:rPr>
+        <w:t xml:space="preserve">-файлов. </w:t>
+      </w:r>
+      <w:proofErr w:type="spellStart"/>
+      <w:r>
+        <w:rPr>
+          <w:rFonts w:cs="Arial"/>
+          <w:iCs/>
+          <w:szCs w:val="24"/>
+        </w:rPr>
+        <w:t>React</w:t>
+      </w:r>
+      <w:proofErr w:type="spellEnd"/>
+      <w:r>
+        <w:rPr>
+          <w:rFonts w:cs="Arial"/>
+          <w:iCs/>
+          <w:szCs w:val="24"/>
+        </w:rPr>
+        <w:t xml:space="preserve">-приложение развёртывается через отдельный </w:t>
+      </w:r>
+      <w:proofErr w:type="spellStart"/>
+      <w:r>
+        <w:rPr>
+          <w:rFonts w:cs="Arial"/>
+          <w:iCs/>
+          <w:szCs w:val="24"/>
+        </w:rPr>
+        <w:t>Deployment</w:t>
+      </w:r>
+      <w:proofErr w:type="spellEnd"/>
+      <w:r>
+        <w:rPr>
+          <w:rFonts w:cs="Arial"/>
+          <w:iCs/>
+          <w:szCs w:val="24"/>
+        </w:rPr>
+        <w:t xml:space="preserve"> с автоматическим масштабированием. Мониторинг осуществляется через </w:t>
+      </w:r>
+      <w:proofErr w:type="spellStart"/>
+      <w:r>
+        <w:rPr>
+          <w:rFonts w:cs="Arial"/>
+          <w:iCs/>
+          <w:szCs w:val="24"/>
+        </w:rPr>
+        <w:t>Prometheus</w:t>
+      </w:r>
+      <w:proofErr w:type="spellEnd"/>
+      <w:r>
+        <w:rPr>
+          <w:rFonts w:cs="Arial"/>
+          <w:iCs/>
+          <w:szCs w:val="24"/>
+        </w:rPr>
+        <w:t xml:space="preserve"> и </w:t>
+      </w:r>
+      <w:proofErr w:type="spellStart"/>
+      <w:r>
+        <w:rPr>
+          <w:rFonts w:cs="Arial"/>
+          <w:iCs/>
+          <w:szCs w:val="24"/>
+        </w:rPr>
+        <w:t>Grafana</w:t>
+      </w:r>
+      <w:proofErr w:type="spellEnd"/>
+      <w:r>
+        <w:rPr>
+          <w:rFonts w:cs="Arial"/>
+          <w:iCs/>
+          <w:szCs w:val="24"/>
+        </w:rPr>
+        <w:t xml:space="preserve">, логирование — через </w:t>
+      </w:r>
+      <w:proofErr w:type="spellStart"/>
+      <w:r>
+        <w:rPr>
+          <w:rFonts w:cs="Arial"/>
+          <w:iCs/>
+          <w:szCs w:val="24"/>
+        </w:rPr>
+        <w:t>Serilog</w:t>
+      </w:r>
+      <w:proofErr w:type="spellEnd"/>
+      <w:r>
+        <w:rPr>
+          <w:rFonts w:cs="Arial"/>
+          <w:iCs/>
+          <w:szCs w:val="24"/>
+        </w:rPr>
+        <w:t xml:space="preserve"> с отправкой в </w:t>
+      </w:r>
+      <w:proofErr w:type="spellStart"/>
+      <w:r>
+        <w:rPr>
+          <w:rFonts w:cs="Arial"/>
+          <w:iCs/>
+          <w:szCs w:val="24"/>
+        </w:rPr>
+        <w:t>Elasticsearch</w:t>
+      </w:r>
+      <w:proofErr w:type="spellEnd"/>
+      <w:r>
+        <w:rPr>
+          <w:rFonts w:cs="Arial"/>
+          <w:iCs/>
+          <w:szCs w:val="24"/>
+        </w:rPr>
+        <w:t xml:space="preserve"> или </w:t>
+      </w:r>
+      <w:proofErr w:type="spellStart"/>
+      <w:r>
+        <w:rPr>
+          <w:rFonts w:cs="Arial"/>
+          <w:iCs/>
+          <w:szCs w:val="24"/>
+        </w:rPr>
+        <w:t>Loki</w:t>
+      </w:r>
+      <w:proofErr w:type="spellEnd"/>
+      <w:r>
+        <w:rPr>
+          <w:rFonts w:cs="Arial"/>
+          <w:iCs/>
+          <w:szCs w:val="24"/>
+        </w:rPr>
+        <w:t>.</w:t>
+      </w:r>
+      <w:r>
+        <w:rPr>
+          <w:rFonts w:cs="Arial"/>
+          <w:iCs/>
+          <w:szCs w:val="24"/>
+        </w:rPr>
+        <w:t xml:space="preserve"> </w:t>
+      </w:r>
+      <w:r>
+        <w:rPr>
+          <w:szCs w:val="28"/>
+        </w:rPr>
+        <w:t xml:space="preserve">Ниже представлена диаграмма </w:t>
+      </w:r>
+      <w:proofErr w:type="spellStart"/>
+      <w:r>
+        <w:rPr>
+          <w:szCs w:val="28"/>
+        </w:rPr>
+        <w:t>класов</w:t>
+      </w:r>
+      <w:proofErr w:type="spellEnd"/>
+      <w:r>
+        <w:rPr>
+          <w:szCs w:val="28"/>
+        </w:rPr>
+        <w:t xml:space="preserve"> на рисунке 2.1.</w:t>
+      </w:r>
+    </w:p>
+    <w:p>
+      <w:pPr>
+        <w:ind w:left="-1" w:right="18" w:firstLine="708"/>
+        <w:rPr>
+          <w:szCs w:val="28"/>
+        </w:rPr>
+      </w:pPr>
+    </w:p>
+    <w:p>
+      <w:pPr>
+        <w:ind w:left="-1" w:right="18" w:firstLine="1"/>
+        <w:jc w:val="center"/>
+      </w:pPr>
+      <w:r>
+        <w:rPr>
+          <w:noProof/>
+          <w:szCs w:val="28"/>
+        </w:rPr>
+        <w:lastRenderedPageBreak/>
+        <w:drawing>
+          <wp:inline distT="0" distB="0" distL="0" distR="0" wp14:anchorId="0C3A8ABD" wp14:editId="3CE93314">
+            <wp:extent cx="4067175" cy="7400925"/>
+            <wp:effectExtent l="19050" t="19050" r="28575" b="28575"/>
+            <wp:docPr id="1" name="Рисунок 1"/>
+            <wp:cNvGraphicFramePr>
+              <a:graphicFrameLocks xmlns:a="http://schemas.openxmlformats.org/drawingml/2006/main" noChangeAspect="1"/>
+            </wp:cNvGraphicFramePr>
+            <a:graphic xmlns:a="http://schemas.openxmlformats.org/drawingml/2006/main">
+              <a:graphicData uri="http://schemas.openxmlformats.org/drawingml/2006/picture">
+                <pic:pic xmlns:pic="http://schemas.openxmlformats.org/drawingml/2006/picture">
+                  <pic:nvPicPr>
+                    <pic:cNvPr id="0" name="Picture 1"/>
+                    <pic:cNvPicPr>
+                      <a:picLocks noChangeAspect="1" noChangeArrowheads="1"/>
+                    </pic:cNvPicPr>
+                  </pic:nvPicPr>
+                  <pic:blipFill>
+                    <a:blip r:embed="rId10">
+                      <a:extLst>
+                        <a:ext uri="{28A0092B-C50C-407E-A947-70E740481C1C}">
+                          <a14:useLocalDpi xmlns:a14="http://schemas.microsoft.com/office/drawing/2010/main" val="0"/>
+                        </a:ext>
+                      </a:extLst>
+                    </a:blip>
+                    <a:srcRect/>
+                    <a:stretch>
+                      <a:fillRect/>
+                    </a:stretch>
+                  </pic:blipFill>
+                  <pic:spPr bwMode="auto">
+                    <a:xfrm>
+                      <a:off x="0" y="0"/>
+                      <a:ext cx="4067175" cy="7400925"/>
+                    </a:xfrm>
+                    <a:prstGeom prst="rect">
+                      <a:avLst/>
+                    </a:prstGeom>
+                    <a:noFill/>
+                    <a:ln>
+                      <a:solidFill>
+                        <a:schemeClr val="tx1"/>
+                      </a:solidFill>
+                    </a:ln>
+                  </pic:spPr>
+                </pic:pic>
+              </a:graphicData>
+            </a:graphic>
+          </wp:inline>
+        </w:drawing>
+      </w:r>
+    </w:p>
+    <w:p>
+      <w:pPr>
+        <w:tabs>
+          <w:tab w:val="left" w:pos="8364"/>
+        </w:tabs>
+        <w:ind w:firstLine="0"/>
+        <w:jc w:val="center"/>
+      </w:pPr>
+      <w:r>
+        <w:t>Рисунок 3.1 – Диаграмма классов</w:t>
+      </w:r>
+    </w:p>
+    <w:p/>
     <w:p>
       <w:pPr>
         <w:pStyle w:val="1"/>
       </w:pPr>
-      <w:bookmarkStart w:id="25" w:name="_Toc230005541"/>
-      <w:r>
-        <w:lastRenderedPageBreak/>
-        <w:t xml:space="preserve">4 </w:t>
-      </w:r>
-      <w:bookmarkEnd w:id="25"/>
-      <w:r>
-        <w:t>РЕАЛИЗАЦИЯ И ВИЗУАЛИЗАЦИЯ АРХИТЕКТУРЫ</w:t>
-      </w:r>
-      <w:r>
-        <w:t xml:space="preserve"> С ПОМОЩЬЮ</w:t>
-      </w:r>
-      <w:r>
-        <w:t xml:space="preserve"> ДИАГРАММ</w:t>
-      </w:r>
-      <w:r>
-        <w:t>Ы</w:t>
-      </w:r>
-      <w:r>
-        <w:t xml:space="preserve"> КЛАССОВ</w:t>
-      </w:r>
-    </w:p>
-    <w:p/>
-    <w:p>
-      <w:pPr>
-        <w:pStyle w:val="1"/>
-      </w:pPr>
-      <w:bookmarkStart w:id="26" w:name="_Toc230005546"/>
+      <w:bookmarkStart w:id="36" w:name="_Toc231165082"/>
       <w:r>
         <w:lastRenderedPageBreak/>
         <w:t>Заключение</w:t>
       </w:r>
-      <w:bookmarkEnd w:id="26"/>
+      <w:bookmarkEnd w:id="36"/>
     </w:p>
     <w:p>
       <w:r>
@@ -9121,28 +10859,132 @@
     </w:p>
     <w:p>
       <w:r>
-        <w:t>В работе рассмотрена предметная область сбора и обработки полётных данных БПЛА. Показано, что для создания адекватного цифрового двойника необходимо обеспечить полноценный сбор, структурирование и долгосрочное хранение данных. Определено пять основных категорий регистрируемых данных: инерциальные и навигационные, данные глобальной навигации, оценённые состояния, управляющие сигналы, а также диагностическая и сервисная информация. Обоснован комбинированный подход к получению данных, основанный на двух источниках: реальных полётных логах с физического аппарата (контроллер Pixhawk 4, прошивка PX4, формат ULog) и виртуальных данных, генерируемых в среде симуляции. Установлено, что виртуальное логирование обеспечивает доступ к «истинным» значениям, повторяемость экспериментов и возможность безопасного моделирования катастрофических отказов.</w:t>
-      </w:r>
-    </w:p>
-    <w:p>
-      <w:r>
-        <w:t>Исследованы методы математического моделирования динамики мультироторного БПЛА. Разработана нелинейная модель с шестью степенями свободы (6-DOF), включающая уравнения поступательного и вращательного движения, кинематические соотношения Эйлера, модель силовой установки с матрицей смешивания для крестового квадрокоптера. Для повышения адекватности в модель добавлены аэродинамические помехи: сопротивление воздуха, ветровое возмущение (модель Драйдена), а также эффект земли. Модель реализована в среде MATLAB/Simulink с возможностью экспорта в C++ для последующей интеграции в программный комплекс.</w:t>
+        <w:t xml:space="preserve">В работе рассмотрена предметная область сбора и обработки полётных данных БПЛА. Показано, что для создания адекватного цифрового двойника необходимо обеспечить полноценный сбор, структурирование и долгосрочное хранение данных. Определено пять основных категорий регистрируемых данных: инерциальные и навигационные, данные глобальной навигации, оценённые состояния, управляющие сигналы, а также диагностическая и сервисная информация. Обоснован комбинированный подход к получению данных, основанный на двух источниках: реальных полётных логах с физического аппарата (контроллер </w:t>
+      </w:r>
+      <w:proofErr w:type="spellStart"/>
+      <w:r>
+        <w:t>Pixhawk</w:t>
+      </w:r>
+      <w:proofErr w:type="spellEnd"/>
+      <w:r>
+        <w:t xml:space="preserve"> 4, прошивка PX4, формат </w:t>
+      </w:r>
+      <w:proofErr w:type="spellStart"/>
+      <w:r>
+        <w:t>ULog</w:t>
+      </w:r>
+      <w:proofErr w:type="spellEnd"/>
+      <w:r>
+        <w:t>) и виртуальных данных, генерируемых в среде симуляции. Установлено, что виртуальное логирование обеспечивает доступ к «истинным» значениям, повторяемость экспериментов и возможность безопасного моделирования катастрофических отказов.</w:t>
+      </w:r>
+    </w:p>
+    <w:p>
+      <w:r>
+        <w:t xml:space="preserve">Исследованы методы математического моделирования динамики мультироторного БПЛА. Разработана нелинейная модель с шестью степенями свободы (6-DOF), включающая уравнения поступательного и вращательного движения, кинематические соотношения Эйлера, модель силовой установки с матрицей смешивания для крестового квадрокоптера. Для повышения адекватности в модель добавлены аэродинамические помехи: сопротивление воздуха, ветровое возмущение (модель </w:t>
+      </w:r>
+      <w:proofErr w:type="spellStart"/>
+      <w:r>
+        <w:t>Драйдена</w:t>
+      </w:r>
+      <w:proofErr w:type="spellEnd"/>
+      <w:r>
+        <w:t>), а также эффект земли. Модель реализована в среде MATLAB/Simulink с возможностью экспорта в C++ для последующей интеграции в программный комплекс.</w:t>
       </w:r>
     </w:p>
     <w:p>
       <w:r>
         <w:lastRenderedPageBreak/>
-        <w:t>Особое внимание уделено архитектуре программного комплекса цифрового двойника. Установлено, что для обеспечения высокой производительности, кроссплатформенности и поддержки многопользовательского режима наиболее подходящим технологическим стеком является платформа .NET и фреймворк ASP.NET Core. Архитектура спроектирована на принципах чистой архитектуры и предметно-ориентированного проектирования с разделением на доменный, прикладной, инфраструктурный и презентационный слои.</w:t>
-      </w:r>
-    </w:p>
-    <w:p>
-      <w:r>
-        <w:t>Рассмотрены факторы, влияющие на достоверность моделирования. Наиболее существенными являются точность математической модели динамики, адекватность модели сенсоров (учёт шумов, смещений нуля, квантования), качество исходных полётных логов, а также корректность синхронизации временных рядов реальной и виртуальной траекторий. Ошибки моделирования напрямую влияют на расчёт метрик рассогласования (среднеквадратичная ошибка позиции, максимальная абсолютная ошибка ориентации, расстояние Хаусдорфа), поэтому результаты сравнения должны сопровождаться визуальным анализом траекторий и количественной оценкой точности.</w:t>
-      </w:r>
-    </w:p>
-    <w:p>
-      <w:r>
-        <w:t>Проанализированы компоненты программного комплекса, обеспечивающие его функционирование. Показано, что ключевыми элементами являются: математическая модель динамики на C# с тремя уровнями детализации; SignalR-хаб для обмена телеметрией в реальном времени (частота до 30 Гц); фоновый сервис для управления жизненным циклом симуляций; модуль сравнения, вычисляющий метрики расхождения между реальной и виртуальной траекториями; клиентская часть на Blazor WebAssembly с трёхмерной визуализацией через Three.js; система безопасности на основе JWT и ролевой модели. Хранение данных организовано комбинированным способом (метаинформация в PostgreSQL, временные ряды в формате Parquet), развёртывание поддерживается через Docker Compose и Kubernetes.</w:t>
+        <w:t xml:space="preserve">Особое внимание уделено архитектуре программного комплекса цифрового двойника. Установлено, что для обеспечения высокой производительности, кроссплатформенности и поддержки многопользовательского режима наиболее подходящим технологическим стеком является платформа .NET и фреймворк ASP.NET </w:t>
+      </w:r>
+      <w:proofErr w:type="spellStart"/>
+      <w:r>
+        <w:t>Core</w:t>
+      </w:r>
+      <w:proofErr w:type="spellEnd"/>
+      <w:r>
+        <w:t>. Архитектура спроектирована на принципах чистой архитектуры и предметно-ориентированного проектирования с разделением на доменный, прикладной, инфраструктурный и презентационный слои.</w:t>
+      </w:r>
+    </w:p>
+    <w:p>
+      <w:r>
+        <w:t xml:space="preserve">Рассмотрены факторы, влияющие на достоверность моделирования. Наиболее существенными являются точность математической модели динамики, адекватность модели сенсоров (учёт шумов, смещений нуля, квантования), качество исходных полётных логов, а также корректность синхронизации временных рядов реальной и виртуальной траекторий. Ошибки моделирования напрямую влияют на расчёт метрик рассогласования (среднеквадратичная ошибка позиции, максимальная абсолютная ошибка ориентации, расстояние </w:t>
+      </w:r>
+      <w:proofErr w:type="spellStart"/>
+      <w:r>
+        <w:t>Хаусдорфа</w:t>
+      </w:r>
+      <w:proofErr w:type="spellEnd"/>
+      <w:r>
+        <w:t>), поэтому результаты сравнения должны сопровождаться визуальным анализом траекторий и количественной оценкой точности.</w:t>
+      </w:r>
+    </w:p>
+    <w:p>
+      <w:r>
+        <w:t xml:space="preserve">Проанализированы компоненты программного комплекса, обеспечивающие его функционирование. Показано, что ключевыми элементами являются: математическая модель динамики на C# с тремя уровнями детализации; </w:t>
+      </w:r>
+      <w:proofErr w:type="spellStart"/>
+      <w:r>
+        <w:t>SignalR-хаб</w:t>
+      </w:r>
+      <w:proofErr w:type="spellEnd"/>
+      <w:r>
+        <w:t xml:space="preserve"> для обмена телеметрией в реальном времени (частота до 30 Гц); фоновый сервис для управления жизненным циклом симуляций; модуль сравнения, вычисляющий метрики расхождения между реальной и виртуальной траекториями; клиентская часть на </w:t>
+      </w:r>
+      <w:proofErr w:type="spellStart"/>
+      <w:r>
+        <w:t>Blazor</w:t>
+      </w:r>
+      <w:proofErr w:type="spellEnd"/>
+      <w:r>
+        <w:t xml:space="preserve"> </w:t>
+      </w:r>
+      <w:proofErr w:type="spellStart"/>
+      <w:r>
+        <w:t>WebAssembly</w:t>
+      </w:r>
+      <w:proofErr w:type="spellEnd"/>
+      <w:r>
+        <w:t xml:space="preserve"> с трёхмерной визуализацией через Three.js; система безопасности на основе JWT и ролевой модели. Хранение данных организовано комбинированным способом (метаинформация в </w:t>
+      </w:r>
+      <w:proofErr w:type="spellStart"/>
+      <w:r>
+        <w:t>PostgreSQL</w:t>
+      </w:r>
+      <w:proofErr w:type="spellEnd"/>
+      <w:r>
+        <w:t xml:space="preserve">, временные ряды в формате </w:t>
+      </w:r>
+      <w:proofErr w:type="spellStart"/>
+      <w:r>
+        <w:t>Parquet</w:t>
+      </w:r>
+      <w:proofErr w:type="spellEnd"/>
+      <w:r>
+        <w:t xml:space="preserve">), развёртывание поддерживается через </w:t>
+      </w:r>
+      <w:proofErr w:type="spellStart"/>
+      <w:r>
+        <w:t>Docker</w:t>
+      </w:r>
+      <w:proofErr w:type="spellEnd"/>
+      <w:r>
+        <w:t xml:space="preserve"> </w:t>
+      </w:r>
+      <w:proofErr w:type="spellStart"/>
+      <w:r>
+        <w:t>Compose</w:t>
+      </w:r>
+      <w:proofErr w:type="spellEnd"/>
+      <w:r>
+        <w:t xml:space="preserve"> и </w:t>
+      </w:r>
+      <w:proofErr w:type="spellStart"/>
+      <w:r>
+        <w:t>Kubernetes</w:t>
+      </w:r>
+      <w:proofErr w:type="spellEnd"/>
+      <w:r>
+        <w:t>.</w:t>
       </w:r>
     </w:p>
     <w:p>
@@ -9156,19 +10998,27 @@
     </w:p>
     <w:p>
       <w:r>
-        <w:t>Поставленные задачи решены: выполнен обзор предметной области и существующих подходов к сбору полётных данных БПЛА; исследованы методы подготовки и обработки реальных и виртуальных логов; разработана нелинейная математическая модель динамики мультироторного БПЛА с шестью степенями свободы; спроектирована архитектура программного комплекса на платформе .NET и ASP.NET Core; выполнено построение диаграммы классов, отражающей структуру и взаимодействие компонентов системы. Полученные результаты создают основу для дальнейшей реализации, валидации и экспериментального исследования цифрового двойника БПЛА.</w:t>
+        <w:t xml:space="preserve">Поставленные задачи решены: выполнен обзор предметной области и существующих подходов к сбору полётных данных БПЛА; исследованы методы подготовки и обработки реальных и виртуальных логов; разработана нелинейная математическая модель динамики мультироторного БПЛА с шестью степенями свободы; спроектирована архитектура программного комплекса на платформе .NET и ASP.NET </w:t>
+      </w:r>
+      <w:proofErr w:type="spellStart"/>
+      <w:r>
+        <w:t>Core</w:t>
+      </w:r>
+      <w:proofErr w:type="spellEnd"/>
+      <w:r>
+        <w:t>; выполнено построение диаграммы классов, отражающей структуру и взаимодействие компонентов системы. Полученные результаты создают основу для дальнейшей реализации, валидации и экспериментального исследования цифрового двойника БПЛА.</w:t>
       </w:r>
     </w:p>
     <w:p>
       <w:pPr>
         <w:pStyle w:val="1"/>
       </w:pPr>
-      <w:bookmarkStart w:id="27" w:name="_Toc230005547"/>
+      <w:bookmarkStart w:id="37" w:name="_Toc231165083"/>
       <w:r>
         <w:lastRenderedPageBreak/>
         <w:t>Список использованных источников</w:t>
       </w:r>
-      <w:bookmarkEnd w:id="27"/>
+      <w:bookmarkEnd w:id="37"/>
     </w:p>
     <w:p>
       <w:pPr>
@@ -9229,7 +11079,7 @@
         </w:rPr>
         <w:t xml:space="preserve">. </w:t>
       </w:r>
-      <w:hyperlink r:id="rId10" w:history="1">
+      <w:hyperlink r:id="rId11" w:history="1">
         <w:r>
           <w:rPr>
             <w:szCs w:val="28"/>
@@ -9271,7 +11121,21 @@
         <w:rPr>
           <w:szCs w:val="28"/>
         </w:rPr>
-        <w:t xml:space="preserve">Цифровые двойники: превращаем данные в деньги с помощью матмоделирования </w:t>
+        <w:t xml:space="preserve">Цифровые двойники: превращаем данные в деньги с помощью </w:t>
+      </w:r>
+      <w:proofErr w:type="spellStart"/>
+      <w:r>
+        <w:rPr>
+          <w:szCs w:val="28"/>
+        </w:rPr>
+        <w:t>матмоделирования</w:t>
+      </w:r>
+      <w:proofErr w:type="spellEnd"/>
+      <w:r>
+        <w:rPr>
+          <w:szCs w:val="28"/>
+        </w:rPr>
+        <w:t xml:space="preserve"> </w:t>
       </w:r>
       <w:r>
         <w:rPr>
@@ -9297,19 +11161,21 @@
         </w:rPr>
         <w:t xml:space="preserve"> официальный сайт </w:t>
       </w:r>
+      <w:proofErr w:type="spellStart"/>
       <w:r>
         <w:rPr>
           <w:szCs w:val="28"/>
         </w:rPr>
         <w:t>Хабр</w:t>
       </w:r>
+      <w:proofErr w:type="spellEnd"/>
       <w:r>
         <w:rPr>
           <w:szCs w:val="28"/>
         </w:rPr>
         <w:t xml:space="preserve">. </w:t>
       </w:r>
-      <w:hyperlink r:id="rId11" w:history="1">
+      <w:hyperlink r:id="rId12" w:history="1">
         <w:r>
           <w:rPr>
             <w:szCs w:val="28"/>
@@ -9341,8 +11207,58 @@
           <w:szCs w:val="28"/>
         </w:rPr>
       </w:pPr>
-      <w:bookmarkStart w:id="28" w:name="_GoBack"/>
-      <w:bookmarkEnd w:id="28"/>
+      <w:r>
+        <w:rPr>
+          <w:szCs w:val="28"/>
+        </w:rPr>
+        <w:t xml:space="preserve">Как начать работу с базой данных </w:t>
+      </w:r>
+      <w:proofErr w:type="spellStart"/>
+      <w:r>
+        <w:rPr>
+          <w:szCs w:val="28"/>
+        </w:rPr>
+        <w:t>PostgreSQL</w:t>
+      </w:r>
+      <w:proofErr w:type="spellEnd"/>
+      <w:r>
+        <w:rPr>
+          <w:szCs w:val="28"/>
+        </w:rPr>
+        <w:t xml:space="preserve">: Полное руководство для начинающих </w:t>
+      </w:r>
+      <w:r>
+        <w:rPr>
+          <w:szCs w:val="28"/>
+        </w:rPr>
+        <w:t>[</w:t>
+      </w:r>
+      <w:r>
+        <w:rPr>
+          <w:szCs w:val="28"/>
+        </w:rPr>
+        <w:t>Электронный ресурс</w:t>
+      </w:r>
+      <w:r>
+        <w:rPr>
+          <w:szCs w:val="28"/>
+        </w:rPr>
+        <w:t>]:</w:t>
+      </w:r>
+      <w:r>
+        <w:rPr>
+          <w:szCs w:val="28"/>
+        </w:rPr>
+        <w:t xml:space="preserve"> официальный сайт </w:t>
+      </w:r>
+      <w:proofErr w:type="spellStart"/>
+      <w:r>
+        <w:rPr>
+          <w:szCs w:val="28"/>
+        </w:rPr>
+        <w:t>Хабр</w:t>
+      </w:r>
+      <w:proofErr w:type="spellEnd"/>
       <w:r>
         <w:rPr>
           <w:szCs w:val="28"/>
@@ -9352,153 +11268,11 @@
       <w:r>
         <w:rPr>
           <w:szCs w:val="28"/>
-          <w:lang w:val="en-US"/>
-        </w:rPr>
-        <w:t>NET</w:t>
-      </w:r>
-      <w:r>
-        <w:rPr>
-          <w:szCs w:val="28"/>
-        </w:rPr>
-        <w:t xml:space="preserve"> 10 и </w:t>
-      </w:r>
-      <w:r>
-        <w:rPr>
-          <w:szCs w:val="28"/>
-          <w:lang w:val="en-US"/>
-        </w:rPr>
-        <w:t>C</w:t>
-      </w:r>
-      <w:r>
-        <w:rPr>
-          <w:szCs w:val="28"/>
-        </w:rPr>
-        <w:t xml:space="preserve"># 14: что поменяется в вашем коде </w:t>
-      </w:r>
-      <w:r>
-        <w:rPr>
-          <w:szCs w:val="28"/>
-        </w:rPr>
-        <w:t>[</w:t>
-      </w:r>
-      <w:r>
-        <w:rPr>
-          <w:szCs w:val="28"/>
-        </w:rPr>
-        <w:t>Электронный ресурс</w:t>
-      </w:r>
-      <w:r>
-        <w:rPr>
-          <w:szCs w:val="28"/>
-        </w:rPr>
-        <w:t>]:</w:t>
-      </w:r>
-      <w:r>
-        <w:rPr>
-          <w:szCs w:val="28"/>
-        </w:rPr>
-        <w:t xml:space="preserve"> официальный сайт </w:t>
-      </w:r>
-      <w:r>
-        <w:rPr>
-          <w:szCs w:val="28"/>
-        </w:rPr>
-        <w:t>Хабр</w:t>
-      </w:r>
-      <w:r>
-        <w:rPr>
-          <w:szCs w:val="28"/>
-        </w:rPr>
-        <w:t>.</w:t>
-      </w:r>
-      <w:r>
-        <w:rPr>
-          <w:szCs w:val="28"/>
         </w:rPr>
         <w:t xml:space="preserve"> </w:t>
       </w:r>
-      <w:hyperlink r:id="rId12" w:history="1">
-        <w:r>
-          <w:rPr>
-            <w:rStyle w:val="af0"/>
-            <w:rFonts w:eastAsiaTheme="majorEastAsia"/>
-            <w:lang w:val="en-US"/>
-          </w:rPr>
-          <w:t>https</w:t>
-        </w:r>
-        <w:r>
-          <w:rPr>
-            <w:rStyle w:val="af0"/>
-            <w:rFonts w:eastAsiaTheme="majorEastAsia"/>
-          </w:rPr>
-          <w:t>://</w:t>
-        </w:r>
-        <w:r>
-          <w:rPr>
-            <w:rStyle w:val="af0"/>
-            <w:rFonts w:eastAsiaTheme="majorEastAsia"/>
-            <w:lang w:val="en-US"/>
-          </w:rPr>
-          <w:t>habr</w:t>
-        </w:r>
-        <w:r>
-          <w:rPr>
-            <w:rStyle w:val="af0"/>
-            <w:rFonts w:eastAsiaTheme="majorEastAsia"/>
-          </w:rPr>
-          <w:t>.</w:t>
-        </w:r>
-        <w:r>
-          <w:rPr>
-            <w:rStyle w:val="af0"/>
-            <w:rFonts w:eastAsiaTheme="majorEastAsia"/>
-            <w:lang w:val="en-US"/>
-          </w:rPr>
-          <w:t>com</w:t>
-        </w:r>
-        <w:r>
-          <w:rPr>
-            <w:rStyle w:val="af0"/>
-            <w:rFonts w:eastAsiaTheme="majorEastAsia"/>
-          </w:rPr>
-          <w:t>/</w:t>
-        </w:r>
-        <w:r>
-          <w:rPr>
-            <w:rStyle w:val="af0"/>
-            <w:rFonts w:eastAsiaTheme="majorEastAsia"/>
-            <w:lang w:val="en-US"/>
-          </w:rPr>
-          <w:t>ru</w:t>
-        </w:r>
-        <w:r>
-          <w:rPr>
-            <w:rStyle w:val="af0"/>
-            <w:rFonts w:eastAsiaTheme="majorEastAsia"/>
-          </w:rPr>
-          <w:t>/</w:t>
-        </w:r>
-        <w:r>
-          <w:rPr>
-            <w:rStyle w:val="af0"/>
-            <w:rFonts w:eastAsiaTheme="majorEastAsia"/>
-            <w:lang w:val="en-US"/>
-          </w:rPr>
-          <w:t>articles</w:t>
-        </w:r>
-        <w:r>
-          <w:rPr>
-            <w:rStyle w:val="af0"/>
-            <w:rFonts w:eastAsiaTheme="majorEastAsia"/>
-          </w:rPr>
-          <w:t>/968538/</w:t>
-        </w:r>
-      </w:hyperlink>
-      <w:r>
-        <w:rPr>
-          <w:szCs w:val="28"/>
-        </w:rPr>
-        <w:t xml:space="preserve"> </w:t>
+      <w:r>
+        <w:t xml:space="preserve">https://habr.com/ru/sandbox/226662/ </w:t>
       </w:r>
       <w:r>
         <w:rPr>
@@ -9533,191 +11307,148 @@
       <w:r>
         <w:rPr>
           <w:szCs w:val="28"/>
+        </w:rPr>
+        <w:t>.</w:t>
+      </w:r>
+      <w:r>
+        <w:rPr>
+          <w:szCs w:val="28"/>
           <w:lang w:val="en-US"/>
         </w:rPr>
-        <w:t xml:space="preserve">Windows Server </w:t>
-      </w:r>
-      <w:r>
-        <w:rPr>
-          <w:szCs w:val="28"/>
-        </w:rPr>
-        <w:t>или</w:t>
+        <w:t>NET</w:t>
+      </w:r>
+      <w:r>
+        <w:rPr>
+          <w:szCs w:val="28"/>
+        </w:rPr>
+        <w:t xml:space="preserve"> 10 и </w:t>
       </w:r>
       <w:r>
         <w:rPr>
           <w:szCs w:val="28"/>
           <w:lang w:val="en-US"/>
         </w:rPr>
-        <w:t xml:space="preserve"> Linux-</w:t>
-      </w:r>
-      <w:r>
-        <w:rPr>
-          <w:szCs w:val="28"/>
-        </w:rPr>
-        <w:t>дистрибутивы</w:t>
-      </w:r>
-      <w:r>
-        <w:rPr>
-          <w:szCs w:val="28"/>
+        <w:t>C</w:t>
+      </w:r>
+      <w:r>
+        <w:rPr>
+          <w:szCs w:val="28"/>
+        </w:rPr>
+        <w:t xml:space="preserve"># 14: что поменяется в вашем коде </w:t>
+      </w:r>
+      <w:r>
+        <w:rPr>
+          <w:szCs w:val="28"/>
+        </w:rPr>
+        <w:t>[</w:t>
+      </w:r>
+      <w:r>
+        <w:rPr>
+          <w:szCs w:val="28"/>
+        </w:rPr>
+        <w:t>Электронный ресурс</w:t>
+      </w:r>
+      <w:r>
+        <w:rPr>
+          <w:szCs w:val="28"/>
+        </w:rPr>
+        <w:t>]:</w:t>
+      </w:r>
+      <w:r>
+        <w:rPr>
+          <w:szCs w:val="28"/>
+        </w:rPr>
+        <w:t xml:space="preserve"> официальный сайт </w:t>
+      </w:r>
+      <w:proofErr w:type="spellStart"/>
+      <w:r>
+        <w:rPr>
+          <w:szCs w:val="28"/>
+        </w:rPr>
+        <w:t>Хабр</w:t>
+      </w:r>
+      <w:proofErr w:type="spellEnd"/>
+      <w:r>
+        <w:rPr>
+          <w:szCs w:val="28"/>
+        </w:rPr>
+        <w:t>.</w:t>
+      </w:r>
+      <w:r>
+        <w:rPr>
+          <w:szCs w:val="28"/>
+        </w:rPr>
+        <w:t xml:space="preserve"> </w:t>
+      </w:r>
+      <w:r>
+        <w:rPr>
+          <w:rFonts w:eastAsiaTheme="majorEastAsia"/>
           <w:lang w:val="en-US"/>
         </w:rPr>
-        <w:t xml:space="preserve">? </w:t>
-      </w:r>
-      <w:r>
-        <w:rPr>
-          <w:szCs w:val="28"/>
-        </w:rPr>
-        <w:t>Выбираем серверную ОС</w:t>
-      </w:r>
-      <w:r>
-        <w:rPr>
-          <w:szCs w:val="28"/>
-        </w:rPr>
-        <w:t xml:space="preserve"> </w:t>
-      </w:r>
-      <w:r>
-        <w:rPr>
-          <w:szCs w:val="28"/>
-        </w:rPr>
-        <w:t>[</w:t>
-      </w:r>
-      <w:r>
-        <w:rPr>
-          <w:szCs w:val="28"/>
-        </w:rPr>
-        <w:t>Электронный ресурс</w:t>
-      </w:r>
-      <w:r>
-        <w:rPr>
-          <w:szCs w:val="28"/>
-        </w:rPr>
-        <w:t>]:</w:t>
-      </w:r>
-      <w:r>
-        <w:rPr>
-          <w:szCs w:val="28"/>
-        </w:rPr>
-        <w:t xml:space="preserve"> официальный сайт </w:t>
-      </w:r>
-      <w:r>
-        <w:rPr>
-          <w:szCs w:val="28"/>
-        </w:rPr>
-        <w:t>Хабр</w:t>
-      </w:r>
-      <w:r>
-        <w:rPr>
-          <w:szCs w:val="28"/>
-        </w:rPr>
-        <w:t xml:space="preserve">. </w:t>
-      </w:r>
-      <w:hyperlink r:id="rId13" w:history="1">
-        <w:r>
-          <w:rPr>
-            <w:rStyle w:val="af0"/>
-            <w:rFonts w:eastAsiaTheme="majorEastAsia"/>
-            <w:lang w:val="en-US"/>
-          </w:rPr>
-          <w:t>https</w:t>
-        </w:r>
-        <w:r>
-          <w:rPr>
-            <w:rStyle w:val="af0"/>
-            <w:rFonts w:eastAsiaTheme="majorEastAsia"/>
-          </w:rPr>
-          <w:t>://</w:t>
-        </w:r>
-        <w:r>
-          <w:rPr>
-            <w:rStyle w:val="af0"/>
-            <w:rFonts w:eastAsiaTheme="majorEastAsia"/>
-            <w:lang w:val="en-US"/>
-          </w:rPr>
-          <w:t>habr</w:t>
-        </w:r>
-        <w:r>
-          <w:rPr>
-            <w:rStyle w:val="af0"/>
-            <w:rFonts w:eastAsiaTheme="majorEastAsia"/>
-          </w:rPr>
-          <w:t>.</w:t>
-        </w:r>
-        <w:r>
-          <w:rPr>
-            <w:rStyle w:val="af0"/>
-            <w:rFonts w:eastAsiaTheme="majorEastAsia"/>
-            <w:lang w:val="en-US"/>
-          </w:rPr>
-          <w:t>com</w:t>
-        </w:r>
-        <w:r>
-          <w:rPr>
-            <w:rStyle w:val="af0"/>
-            <w:rFonts w:eastAsiaTheme="majorEastAsia"/>
-          </w:rPr>
-          <w:t>/</w:t>
-        </w:r>
-        <w:r>
-          <w:rPr>
-            <w:rStyle w:val="af0"/>
-            <w:rFonts w:eastAsiaTheme="majorEastAsia"/>
-            <w:lang w:val="en-US"/>
-          </w:rPr>
-          <w:t>ru</w:t>
-        </w:r>
-        <w:r>
-          <w:rPr>
-            <w:rStyle w:val="af0"/>
-            <w:rFonts w:eastAsiaTheme="majorEastAsia"/>
-          </w:rPr>
-          <w:t>/</w:t>
-        </w:r>
-        <w:r>
-          <w:rPr>
-            <w:rStyle w:val="af0"/>
-            <w:rFonts w:eastAsiaTheme="majorEastAsia"/>
-            <w:lang w:val="en-US"/>
-          </w:rPr>
-          <w:t>companies</w:t>
-        </w:r>
-        <w:r>
-          <w:rPr>
-            <w:rStyle w:val="af0"/>
-            <w:rFonts w:eastAsiaTheme="majorEastAsia"/>
-          </w:rPr>
-          <w:t>/</w:t>
-        </w:r>
-        <w:r>
-          <w:rPr>
-            <w:rStyle w:val="af0"/>
-            <w:rFonts w:eastAsiaTheme="majorEastAsia"/>
-            <w:lang w:val="en-US"/>
-          </w:rPr>
-          <w:t>ruvds</w:t>
-        </w:r>
-        <w:r>
-          <w:rPr>
-            <w:rStyle w:val="af0"/>
-            <w:rFonts w:eastAsiaTheme="majorEastAsia"/>
-          </w:rPr>
-          <w:t>/</w:t>
-        </w:r>
-        <w:r>
-          <w:rPr>
-            <w:rStyle w:val="af0"/>
-            <w:rFonts w:eastAsiaTheme="majorEastAsia"/>
-            <w:lang w:val="en-US"/>
-          </w:rPr>
-          <w:t>articles</w:t>
-        </w:r>
-        <w:r>
-          <w:rPr>
-            <w:rStyle w:val="af0"/>
-            <w:rFonts w:eastAsiaTheme="majorEastAsia"/>
-          </w:rPr>
-          <w:t>/499322/</w:t>
-        </w:r>
-      </w:hyperlink>
+        <w:t>https</w:t>
+      </w:r>
+      <w:r>
+        <w:rPr>
+          <w:rFonts w:eastAsiaTheme="majorEastAsia"/>
+        </w:rPr>
+        <w:t>://</w:t>
+      </w:r>
+      <w:proofErr w:type="spellStart"/>
+      <w:r>
+        <w:rPr>
+          <w:rFonts w:eastAsiaTheme="majorEastAsia"/>
+          <w:lang w:val="en-US"/>
+        </w:rPr>
+        <w:t>habr</w:t>
+      </w:r>
+      <w:proofErr w:type="spellEnd"/>
+      <w:r>
+        <w:rPr>
+          <w:rFonts w:eastAsiaTheme="majorEastAsia"/>
+        </w:rPr>
+        <w:t>.</w:t>
+      </w:r>
+      <w:r>
+        <w:rPr>
+          <w:rFonts w:eastAsiaTheme="majorEastAsia"/>
+          <w:lang w:val="en-US"/>
+        </w:rPr>
+        <w:t>com</w:t>
+      </w:r>
+      <w:r>
+        <w:rPr>
+          <w:rFonts w:eastAsiaTheme="majorEastAsia"/>
+        </w:rPr>
+        <w:t>/</w:t>
+      </w:r>
+      <w:proofErr w:type="spellStart"/>
+      <w:r>
+        <w:rPr>
+          <w:rFonts w:eastAsiaTheme="majorEastAsia"/>
+          <w:lang w:val="en-US"/>
+        </w:rPr>
+        <w:t>ru</w:t>
+      </w:r>
+      <w:proofErr w:type="spellEnd"/>
+      <w:r>
+        <w:rPr>
+          <w:rFonts w:eastAsiaTheme="majorEastAsia"/>
+        </w:rPr>
+        <w:t>/</w:t>
+      </w:r>
+      <w:r>
+        <w:rPr>
+          <w:rFonts w:eastAsiaTheme="majorEastAsia"/>
+          <w:lang w:val="en-US"/>
+        </w:rPr>
+        <w:t>articles</w:t>
+      </w:r>
+      <w:r>
+        <w:rPr>
+          <w:rFonts w:eastAsiaTheme="majorEastAsia"/>
+        </w:rPr>
+        <w:t>/968538/</w:t>
+      </w:r>
       <w:r>
         <w:rPr>
           <w:szCs w:val="28"/>
@@ -9754,11 +11485,33 @@
           <w:szCs w:val="28"/>
         </w:rPr>
       </w:pPr>
-      <w:r>
-        <w:rPr>
-          <w:szCs w:val="28"/>
-        </w:rPr>
-        <w:t xml:space="preserve">SignalR в помощь, или как оживить web </w:t>
+      <w:proofErr w:type="spellStart"/>
+      <w:r>
+        <w:rPr>
+          <w:szCs w:val="28"/>
+        </w:rPr>
+        <w:t>SignalR</w:t>
+      </w:r>
+      <w:proofErr w:type="spellEnd"/>
+      <w:r>
+        <w:rPr>
+          <w:szCs w:val="28"/>
+        </w:rPr>
+        <w:t xml:space="preserve"> в помощь, или как оживить </w:t>
+      </w:r>
+      <w:proofErr w:type="spellStart"/>
+      <w:r>
+        <w:rPr>
+          <w:szCs w:val="28"/>
+        </w:rPr>
+        <w:t>web</w:t>
+      </w:r>
+      <w:proofErr w:type="spellEnd"/>
+      <w:r>
+        <w:rPr>
+          <w:szCs w:val="28"/>
+        </w:rPr>
+        <w:t xml:space="preserve"> </w:t>
       </w:r>
       <w:r>
         <w:rPr>
@@ -9784,12 +11537,14 @@
         </w:rPr>
         <w:t xml:space="preserve"> официальный сайт </w:t>
       </w:r>
+      <w:proofErr w:type="spellStart"/>
       <w:r>
         <w:rPr>
           <w:szCs w:val="28"/>
         </w:rPr>
         <w:t>Хабр</w:t>
       </w:r>
+      <w:proofErr w:type="spellEnd"/>
       <w:r>
         <w:rPr>
           <w:szCs w:val="28"/>
@@ -9802,15 +11557,12 @@
         </w:rPr>
         <w:t xml:space="preserve"> </w:t>
       </w:r>
-      <w:hyperlink r:id="rId14" w:history="1">
-        <w:r>
-          <w:rPr>
-            <w:rStyle w:val="af0"/>
-            <w:rFonts w:eastAsiaTheme="majorEastAsia"/>
-          </w:rPr>
-          <w:t>https://habr.com/ru/companies/dnevnik_ru/articles/167307/</w:t>
-        </w:r>
-      </w:hyperlink>
+      <w:r>
+        <w:rPr>
+          <w:rFonts w:eastAsiaTheme="majorEastAsia"/>
+        </w:rPr>
+        <w:t>https://habr.com/ru/companies/dnevnik_ru/articles/167307/</w:t>
+      </w:r>
       <w:r>
         <w:rPr>
           <w:szCs w:val="28"/>
@@ -9847,24 +11599,47 @@
           <w:szCs w:val="28"/>
         </w:rPr>
       </w:pPr>
-      <w:r>
-        <w:rPr>
-          <w:szCs w:val="28"/>
-        </w:rPr>
-        <w:t xml:space="preserve">Blazor | Создание клиентских веб-приложений с помощью </w:t>
-      </w:r>
-      <w:r>
-        <w:rPr>
-          <w:szCs w:val="28"/>
-          <w:lang w:val="en-US"/>
-        </w:rPr>
-        <w:t>C</w:t>
-      </w:r>
-      <w:r>
-        <w:rPr>
-          <w:szCs w:val="28"/>
-        </w:rPr>
-        <w:t xml:space="preserve"># </w:t>
+      <w:proofErr w:type="spellStart"/>
+      <w:r>
+        <w:rPr>
+          <w:szCs w:val="28"/>
+        </w:rPr>
+        <w:t>React</w:t>
+      </w:r>
+      <w:proofErr w:type="spellEnd"/>
+      <w:r>
+        <w:rPr>
+          <w:szCs w:val="28"/>
+        </w:rPr>
+        <w:t xml:space="preserve"> </w:t>
+      </w:r>
+      <w:proofErr w:type="spellStart"/>
+      <w:r>
+        <w:rPr>
+          <w:szCs w:val="28"/>
+        </w:rPr>
+        <w:t>vs</w:t>
+      </w:r>
+      <w:proofErr w:type="spellEnd"/>
+      <w:r>
+        <w:rPr>
+          <w:szCs w:val="28"/>
+        </w:rPr>
+        <w:t xml:space="preserve"> </w:t>
+      </w:r>
+      <w:proofErr w:type="spellStart"/>
+      <w:r>
+        <w:rPr>
+          <w:szCs w:val="28"/>
+        </w:rPr>
+        <w:t>Vue</w:t>
+      </w:r>
+      <w:proofErr w:type="spellEnd"/>
+      <w:r>
+        <w:rPr>
+          <w:szCs w:val="28"/>
+        </w:rPr>
+        <w:t xml:space="preserve"> – подробное сравнение и перспективы </w:t>
       </w:r>
       <w:r>
         <w:rPr>
@@ -9888,208 +11663,35 @@
         <w:rPr>
           <w:szCs w:val="28"/>
         </w:rPr>
-        <w:t xml:space="preserve"> официальный сайт</w:t>
-      </w:r>
-      <w:r>
-        <w:rPr>
-          <w:szCs w:val="28"/>
-        </w:rPr>
-        <w:t xml:space="preserve"> .</w:t>
-      </w:r>
-      <w:r>
-        <w:rPr>
-          <w:szCs w:val="28"/>
-          <w:lang w:val="en-US"/>
-        </w:rPr>
-        <w:t>NET</w:t>
-      </w:r>
-      <w:r>
-        <w:rPr>
-          <w:szCs w:val="28"/>
-        </w:rPr>
-        <w:t xml:space="preserve">. </w:t>
-      </w:r>
-      <w:hyperlink r:id="rId15" w:history="1">
-        <w:r>
-          <w:rPr>
-            <w:rStyle w:val="af0"/>
-            <w:rFonts w:eastAsiaTheme="majorEastAsia"/>
-            <w:szCs w:val="28"/>
-            <w:lang w:val="en-US"/>
-          </w:rPr>
-          <w:t>https</w:t>
-        </w:r>
-        <w:r>
-          <w:rPr>
-            <w:rStyle w:val="af0"/>
-            <w:rFonts w:eastAsiaTheme="majorEastAsia"/>
-            <w:szCs w:val="28"/>
-          </w:rPr>
-          <w:t>://</w:t>
-        </w:r>
-        <w:r>
-          <w:rPr>
-            <w:rStyle w:val="af0"/>
-            <w:rFonts w:eastAsiaTheme="majorEastAsia"/>
-            <w:szCs w:val="28"/>
-            <w:lang w:val="en-US"/>
-          </w:rPr>
-          <w:t>dotnet</w:t>
-        </w:r>
-        <w:r>
-          <w:rPr>
-            <w:rStyle w:val="af0"/>
-            <w:rFonts w:eastAsiaTheme="majorEastAsia"/>
-            <w:szCs w:val="28"/>
-          </w:rPr>
-          <w:t>.</w:t>
-        </w:r>
-        <w:r>
-          <w:rPr>
-            <w:rStyle w:val="af0"/>
-            <w:rFonts w:eastAsiaTheme="majorEastAsia"/>
-            <w:szCs w:val="28"/>
-            <w:lang w:val="en-US"/>
-          </w:rPr>
-          <w:t>microsoft</w:t>
-        </w:r>
-        <w:r>
-          <w:rPr>
-            <w:rStyle w:val="af0"/>
-            <w:rFonts w:eastAsiaTheme="majorEastAsia"/>
-            <w:szCs w:val="28"/>
-          </w:rPr>
-          <w:t>.</w:t>
-        </w:r>
-        <w:r>
-          <w:rPr>
-            <w:rStyle w:val="af0"/>
-            <w:rFonts w:eastAsiaTheme="majorEastAsia"/>
-            <w:szCs w:val="28"/>
-            <w:lang w:val="en-US"/>
-          </w:rPr>
-          <w:t>com</w:t>
-        </w:r>
-        <w:r>
-          <w:rPr>
-            <w:rStyle w:val="af0"/>
-            <w:rFonts w:eastAsiaTheme="majorEastAsia"/>
-            <w:szCs w:val="28"/>
-          </w:rPr>
-          <w:t>/</w:t>
-        </w:r>
-        <w:r>
-          <w:rPr>
-            <w:rStyle w:val="af0"/>
-            <w:rFonts w:eastAsiaTheme="majorEastAsia"/>
-            <w:szCs w:val="28"/>
-            <w:lang w:val="en-US"/>
-          </w:rPr>
-          <w:t>ru</w:t>
-        </w:r>
-        <w:r>
-          <w:rPr>
-            <w:rStyle w:val="af0"/>
-            <w:rFonts w:eastAsiaTheme="majorEastAsia"/>
-            <w:szCs w:val="28"/>
-          </w:rPr>
-          <w:t>-</w:t>
-        </w:r>
-        <w:r>
-          <w:rPr>
-            <w:rStyle w:val="af0"/>
-            <w:rFonts w:eastAsiaTheme="majorEastAsia"/>
-            <w:szCs w:val="28"/>
-            <w:lang w:val="en-US"/>
-          </w:rPr>
-          <w:t>ru</w:t>
-        </w:r>
-        <w:r>
-          <w:rPr>
-            <w:rStyle w:val="af0"/>
-            <w:rFonts w:eastAsiaTheme="majorEastAsia"/>
-            <w:szCs w:val="28"/>
-          </w:rPr>
-          <w:t>/</w:t>
-        </w:r>
-        <w:r>
-          <w:rPr>
-            <w:rStyle w:val="af0"/>
-            <w:rFonts w:eastAsiaTheme="majorEastAsia"/>
-            <w:szCs w:val="28"/>
-            <w:lang w:val="en-US"/>
-          </w:rPr>
-          <w:t>apps</w:t>
-        </w:r>
-        <w:r>
-          <w:rPr>
-            <w:rStyle w:val="af0"/>
-            <w:rFonts w:eastAsiaTheme="majorEastAsia"/>
-            <w:szCs w:val="28"/>
-          </w:rPr>
-          <w:t>/</w:t>
-        </w:r>
-        <w:r>
-          <w:rPr>
-            <w:rStyle w:val="af0"/>
-            <w:rFonts w:eastAsiaTheme="majorEastAsia"/>
-            <w:szCs w:val="28"/>
-            <w:lang w:val="en-US"/>
-          </w:rPr>
-          <w:t>aspnet</w:t>
-        </w:r>
-        <w:r>
-          <w:rPr>
-            <w:rStyle w:val="af0"/>
-            <w:rFonts w:eastAsiaTheme="majorEastAsia"/>
-            <w:szCs w:val="28"/>
-          </w:rPr>
-          <w:t>/</w:t>
-        </w:r>
-        <w:r>
-          <w:rPr>
-            <w:rStyle w:val="af0"/>
-            <w:rFonts w:eastAsiaTheme="majorEastAsia"/>
-            <w:szCs w:val="28"/>
-            <w:lang w:val="en-US"/>
-          </w:rPr>
-          <w:t>web</w:t>
-        </w:r>
-        <w:r>
-          <w:rPr>
-            <w:rStyle w:val="af0"/>
-            <w:rFonts w:eastAsiaTheme="majorEastAsia"/>
-            <w:szCs w:val="28"/>
-          </w:rPr>
-          <w:t>-</w:t>
-        </w:r>
-        <w:r>
-          <w:rPr>
-            <w:rStyle w:val="af0"/>
-            <w:rFonts w:eastAsiaTheme="majorEastAsia"/>
-            <w:szCs w:val="28"/>
-            <w:lang w:val="en-US"/>
-          </w:rPr>
-          <w:t>apps</w:t>
-        </w:r>
-        <w:r>
-          <w:rPr>
-            <w:rStyle w:val="af0"/>
-            <w:rFonts w:eastAsiaTheme="majorEastAsia"/>
-            <w:szCs w:val="28"/>
-          </w:rPr>
-          <w:t>/</w:t>
-        </w:r>
-        <w:r>
-          <w:rPr>
-            <w:rStyle w:val="af0"/>
-            <w:rFonts w:eastAsiaTheme="majorEastAsia"/>
-            <w:szCs w:val="28"/>
-            <w:lang w:val="en-US"/>
-          </w:rPr>
-          <w:t>blazor</w:t>
-        </w:r>
-      </w:hyperlink>
+        <w:t xml:space="preserve"> официальный сайт </w:t>
+      </w:r>
+      <w:proofErr w:type="spellStart"/>
+      <w:r>
+        <w:rPr>
+          <w:szCs w:val="28"/>
+        </w:rPr>
+        <w:t>Хабр</w:t>
+      </w:r>
+      <w:proofErr w:type="spellEnd"/>
+      <w:r>
+        <w:rPr>
+          <w:szCs w:val="28"/>
+        </w:rPr>
+        <w:t>.</w:t>
+      </w:r>
+      <w:r>
+        <w:rPr>
+          <w:szCs w:val="28"/>
+        </w:rPr>
+        <w:t xml:space="preserve"> </w:t>
+      </w:r>
+      <w:r>
+        <w:rPr>
+          <w:rFonts w:eastAsiaTheme="majorEastAsia"/>
+          <w:szCs w:val="28"/>
+        </w:rPr>
+        <w:t>https://habr.com/ru/articles/904698/</w:t>
+      </w:r>
       <w:r>
         <w:rPr>
           <w:szCs w:val="28"/>
@@ -10122,12 +11724,47 @@
         <w:spacing w:after="160"/>
         <w:ind w:left="0" w:firstLine="709"/>
         <w:jc w:val="left"/>
-      </w:pPr>
-      <w:r>
-        <w:rPr>
-          <w:szCs w:val="28"/>
-        </w:rPr>
-        <w:t xml:space="preserve">React vs Vue – подробное сравнение и перспективы </w:t>
+        <w:rPr>
+          <w:szCs w:val="28"/>
+        </w:rPr>
+      </w:pPr>
+      <w:r>
+        <w:rPr>
+          <w:szCs w:val="28"/>
+        </w:rPr>
+        <w:t xml:space="preserve">Руководство по </w:t>
+      </w:r>
+      <w:r>
+        <w:rPr>
+          <w:szCs w:val="28"/>
+          <w:lang w:val="en-US"/>
+        </w:rPr>
+        <w:t>Docker</w:t>
+      </w:r>
+      <w:r>
+        <w:rPr>
+          <w:szCs w:val="28"/>
+        </w:rPr>
+        <w:t xml:space="preserve"> </w:t>
+      </w:r>
+      <w:r>
+        <w:rPr>
+          <w:szCs w:val="28"/>
+          <w:lang w:val="en-US"/>
+        </w:rPr>
+        <w:t>Compose</w:t>
+      </w:r>
+      <w:r>
+        <w:rPr>
+          <w:szCs w:val="28"/>
+        </w:rPr>
+        <w:t xml:space="preserve"> для начинающих</w:t>
+      </w:r>
+      <w:r>
+        <w:rPr>
+          <w:szCs w:val="28"/>
+        </w:rPr>
+        <w:t xml:space="preserve"> </w:t>
       </w:r>
       <w:r>
         <w:rPr>
@@ -10153,12 +11790,108 @@
         </w:rPr>
         <w:t xml:space="preserve"> официальный сайт </w:t>
       </w:r>
+      <w:proofErr w:type="spellStart"/>
       <w:r>
         <w:rPr>
           <w:szCs w:val="28"/>
         </w:rPr>
         <w:t>Хабр</w:t>
       </w:r>
+      <w:proofErr w:type="spellEnd"/>
+      <w:r>
+        <w:rPr>
+          <w:szCs w:val="28"/>
+        </w:rPr>
+        <w:t xml:space="preserve">. </w:t>
+      </w:r>
+      <w:r>
+        <w:t>https://habr.com/ru/companies/ruvds/articles/450312/</w:t>
+      </w:r>
+      <w:r>
+        <w:rPr>
+          <w:szCs w:val="28"/>
+        </w:rPr>
+        <w:t xml:space="preserve"> </w:t>
+      </w:r>
+      <w:r>
+        <w:rPr>
+          <w:szCs w:val="28"/>
+        </w:rPr>
+        <w:t>(</w:t>
+      </w:r>
+      <w:r>
+        <w:rPr>
+          <w:szCs w:val="28"/>
+        </w:rPr>
+        <w:t>дата обращения 06.05.2026).</w:t>
+      </w:r>
+    </w:p>
+    <w:p>
+      <w:pPr>
+        <w:pStyle w:val="aff4"/>
+        <w:numPr>
+          <w:ilvl w:val="0"/>
+          <w:numId w:val="12"/>
+        </w:numPr>
+        <w:tabs>
+          <w:tab w:val="left" w:pos="1134"/>
+        </w:tabs>
+        <w:spacing w:after="160"/>
+        <w:ind w:left="0" w:firstLine="709"/>
+        <w:jc w:val="left"/>
+      </w:pPr>
+      <w:r>
+        <w:rPr>
+          <w:szCs w:val="28"/>
+        </w:rPr>
+        <w:t xml:space="preserve">Разбираемся с </w:t>
+      </w:r>
+      <w:proofErr w:type="spellStart"/>
+      <w:r>
+        <w:rPr>
+          <w:szCs w:val="28"/>
+        </w:rPr>
+        <w:t>Redis</w:t>
+      </w:r>
+      <w:proofErr w:type="spellEnd"/>
+      <w:r>
+        <w:rPr>
+          <w:szCs w:val="28"/>
+        </w:rPr>
+        <w:t xml:space="preserve"> </w:t>
+      </w:r>
+      <w:r>
+        <w:rPr>
+          <w:szCs w:val="28"/>
+        </w:rPr>
+        <w:t>[</w:t>
+      </w:r>
+      <w:r>
+        <w:rPr>
+          <w:szCs w:val="28"/>
+        </w:rPr>
+        <w:t>Электронный ресурс</w:t>
+      </w:r>
+      <w:r>
+        <w:rPr>
+          <w:szCs w:val="28"/>
+        </w:rPr>
+        <w:t>]:</w:t>
+      </w:r>
+      <w:r>
+        <w:rPr>
+          <w:szCs w:val="28"/>
+        </w:rPr>
+        <w:t xml:space="preserve"> официальный сайт </w:t>
+      </w:r>
+      <w:proofErr w:type="spellStart"/>
+      <w:r>
+        <w:rPr>
+          <w:szCs w:val="28"/>
+        </w:rPr>
+        <w:t>Хабр</w:t>
+      </w:r>
+      <w:proofErr w:type="spellEnd"/>
       <w:r>
         <w:rPr>
           <w:szCs w:val="28"/>
@@ -10171,11 +11904,9 @@
         </w:rPr>
         <w:t xml:space="preserve"> </w:t>
       </w:r>
-      <w:hyperlink r:id="rId16" w:history="1">
-        <w:r>
-          <w:t>https://habr.com/ru/articles/904698/</w:t>
-        </w:r>
-      </w:hyperlink>
+      <w:r>
+        <w:t>https://habr.com/ru/companies/wunderfund/articles/685894/</w:t>
+      </w:r>
       <w:r>
         <w:rPr>
           <w:szCs w:val="28"/>
@@ -10196,7 +11927,7 @@
       </w:r>
     </w:p>
     <w:sectPr>
-      <w:footerReference w:type="default" r:id="rId17"/>
+      <w:footerReference w:type="default" r:id="rId13"/>
       <w:pgSz w:w="11907" w:h="16840" w:code="9"/>
       <w:pgMar w:top="1134" w:right="851" w:bottom="1134" w:left="1701" w:header="709" w:footer="425" w:gutter="0"/>
       <w:cols w:space="708"/>
@@ -10448,6 +12179,95 @@
     </w:lvl>
   </w:abstractNum>
   <w:abstractNum w:abstractNumId="1" w15:restartNumberingAfterBreak="0">
+    <w:nsid w:val="1A7114ED"/>
+    <w:multiLevelType w:val="hybridMultilevel"/>
+    <w:tmpl w:val="0F7E9F48"/>
+    <w:lvl w:ilvl="0" w:tplc="4DC01514">
+      <w:start w:val="1"/>
+      <w:numFmt w:val="bullet"/>
+      <w:lvlText w:val=""/>
+      <w:lvlJc w:val="left"/>
+      <w:pPr>
+        <w:ind w:left="1427" w:hanging="360"/>
+      </w:pPr>
+      <w:rPr>
+        <w:rFonts w:ascii="Symbol" w:hAnsi="Symbol" w:hint="default"/>
+      </w:rPr>
+    </w:lvl>
+    <w:lvl w:ilvl="1" w:tplc="04190019" w:tentative="1">
+      <w:start w:val="1"/>
+      <w:numFmt w:val="lowerLetter"/>
+      <w:lvlText w:val="%2."/>
+      <w:lvlJc w:val="left"/>
+      <w:pPr>
+        <w:ind w:left="2147" w:hanging="360"/>
+      </w:pPr>
+    </w:lvl>
+    <w:lvl w:ilvl="2" w:tplc="0419001B" w:tentative="1">
+      <w:start w:val="1"/>
+      <w:numFmt w:val="lowerRoman"/>
+      <w:lvlText w:val="%3."/>
+      <w:lvlJc w:val="right"/>
+      <w:pPr>
+        <w:ind w:left="2867" w:hanging="180"/>
+      </w:pPr>
+    </w:lvl>
+    <w:lvl w:ilvl="3" w:tplc="0419000F" w:tentative="1">
+      <w:start w:val="1"/>
+      <w:numFmt w:val="decimal"/>
+      <w:lvlText w:val="%4."/>
+      <w:lvlJc w:val="left"/>
+      <w:pPr>
+        <w:ind w:left="3587" w:hanging="360"/>
+      </w:pPr>
+    </w:lvl>
+    <w:lvl w:ilvl="4" w:tplc="04190019" w:tentative="1">
+      <w:start w:val="1"/>
+      <w:numFmt w:val="lowerLetter"/>
+      <w:lvlText w:val="%5."/>
+      <w:lvlJc w:val="left"/>
+      <w:pPr>
+        <w:ind w:left="4307" w:hanging="360"/>
+      </w:pPr>
+    </w:lvl>
+    <w:lvl w:ilvl="5" w:tplc="0419001B" w:tentative="1">
+      <w:start w:val="1"/>
+      <w:numFmt w:val="lowerRoman"/>
+      <w:lvlText w:val="%6."/>
+      <w:lvlJc w:val="right"/>
+      <w:pPr>
+        <w:ind w:left="5027" w:hanging="180"/>
+      </w:pPr>
+    </w:lvl>
+    <w:lvl w:ilvl="6" w:tplc="0419000F" w:tentative="1">
+      <w:start w:val="1"/>
+      <w:numFmt w:val="decimal"/>
+      <w:lvlText w:val="%7."/>
+      <w:lvlJc w:val="left"/>
+      <w:pPr>
+        <w:ind w:left="5747" w:hanging="360"/>
+      </w:pPr>
+    </w:lvl>
+    <w:lvl w:ilvl="7" w:tplc="04190019" w:tentative="1">
+      <w:start w:val="1"/>
+      <w:numFmt w:val="lowerLetter"/>
+      <w:lvlText w:val="%8."/>
+      <w:lvlJc w:val="left"/>
+      <w:pPr>
+        <w:ind w:left="6467" w:hanging="360"/>
+      </w:pPr>
+    </w:lvl>
+    <w:lvl w:ilvl="8" w:tplc="0419001B" w:tentative="1">
+      <w:start w:val="1"/>
+      <w:numFmt w:val="lowerRoman"/>
+      <w:lvlText w:val="%9."/>
+      <w:lvlJc w:val="right"/>
+      <w:pPr>
+        <w:ind w:left="7187" w:hanging="180"/>
+      </w:pPr>
+    </w:lvl>
+  </w:abstractNum>
+  <w:abstractNum w:abstractNumId="2" w15:restartNumberingAfterBreak="0">
     <w:nsid w:val="2E912C85"/>
     <w:multiLevelType w:val="hybridMultilevel"/>
     <w:tmpl w:val="449ECD94"/>
@@ -10560,7 +12380,7 @@
       </w:rPr>
     </w:lvl>
   </w:abstractNum>
-  <w:abstractNum w:abstractNumId="2" w15:restartNumberingAfterBreak="0">
+  <w:abstractNum w:abstractNumId="3" w15:restartNumberingAfterBreak="0">
     <w:nsid w:val="379350F1"/>
     <w:multiLevelType w:val="multilevel"/>
     <w:tmpl w:val="CF0202CA"/>
@@ -10709,7 +12529,7 @@
       </w:rPr>
     </w:lvl>
   </w:abstractNum>
-  <w:abstractNum w:abstractNumId="3" w15:restartNumberingAfterBreak="0">
+  <w:abstractNum w:abstractNumId="4" w15:restartNumberingAfterBreak="0">
     <w:nsid w:val="38C23999"/>
     <w:multiLevelType w:val="multilevel"/>
     <w:tmpl w:val="B2A881A8"/>
@@ -10858,7 +12678,7 @@
       </w:rPr>
     </w:lvl>
   </w:abstractNum>
-  <w:abstractNum w:abstractNumId="4" w15:restartNumberingAfterBreak="0">
+  <w:abstractNum w:abstractNumId="5" w15:restartNumberingAfterBreak="0">
     <w:nsid w:val="3950034F"/>
     <w:multiLevelType w:val="hybridMultilevel"/>
     <w:tmpl w:val="59020B3E"/>
@@ -10971,7 +12791,7 @@
       </w:rPr>
     </w:lvl>
   </w:abstractNum>
-  <w:abstractNum w:abstractNumId="5" w15:restartNumberingAfterBreak="0">
+  <w:abstractNum w:abstractNumId="6" w15:restartNumberingAfterBreak="0">
     <w:nsid w:val="3FB13D35"/>
     <w:multiLevelType w:val="hybridMultilevel"/>
     <w:tmpl w:val="9F0E4798"/>
@@ -11085,7 +12905,7 @@
       </w:rPr>
     </w:lvl>
   </w:abstractNum>
-  <w:abstractNum w:abstractNumId="6" w15:restartNumberingAfterBreak="0">
+  <w:abstractNum w:abstractNumId="7" w15:restartNumberingAfterBreak="0">
     <w:nsid w:val="48715704"/>
     <w:multiLevelType w:val="multilevel"/>
     <w:tmpl w:val="78909ABC"/>
@@ -11206,7 +13026,7 @@
       </w:rPr>
     </w:lvl>
   </w:abstractNum>
-  <w:abstractNum w:abstractNumId="7" w15:restartNumberingAfterBreak="0">
+  <w:abstractNum w:abstractNumId="8" w15:restartNumberingAfterBreak="0">
     <w:nsid w:val="4AEB6875"/>
     <w:multiLevelType w:val="hybridMultilevel"/>
     <w:tmpl w:val="28DCEF1E"/>
@@ -11292,7 +13112,7 @@
       </w:pPr>
     </w:lvl>
   </w:abstractNum>
-  <w:abstractNum w:abstractNumId="8" w15:restartNumberingAfterBreak="0">
+  <w:abstractNum w:abstractNumId="9" w15:restartNumberingAfterBreak="0">
     <w:nsid w:val="524E373C"/>
     <w:multiLevelType w:val="multilevel"/>
     <w:tmpl w:val="4964E5DE"/>
@@ -11441,7 +13261,7 @@
       </w:rPr>
     </w:lvl>
   </w:abstractNum>
-  <w:abstractNum w:abstractNumId="9" w15:restartNumberingAfterBreak="0">
+  <w:abstractNum w:abstractNumId="10" w15:restartNumberingAfterBreak="0">
     <w:nsid w:val="61F967AA"/>
     <w:multiLevelType w:val="hybridMultilevel"/>
     <w:tmpl w:val="716EF1B6"/>
@@ -11531,7 +13351,7 @@
       </w:pPr>
     </w:lvl>
   </w:abstractNum>
-  <w:abstractNum w:abstractNumId="10" w15:restartNumberingAfterBreak="0">
+  <w:abstractNum w:abstractNumId="11" w15:restartNumberingAfterBreak="0">
     <w:nsid w:val="6D621F13"/>
     <w:multiLevelType w:val="hybridMultilevel"/>
     <w:tmpl w:val="A08231A8"/>
@@ -11651,7 +13471,7 @@
       </w:rPr>
     </w:lvl>
   </w:abstractNum>
-  <w:abstractNum w:abstractNumId="11" w15:restartNumberingAfterBreak="0">
+  <w:abstractNum w:abstractNumId="12" w15:restartNumberingAfterBreak="0">
     <w:nsid w:val="73654D78"/>
     <w:multiLevelType w:val="hybridMultilevel"/>
     <w:tmpl w:val="9780A57C"/>
@@ -11765,16 +13585,16 @@
     </w:lvl>
   </w:abstractNum>
   <w:num w:numId="1">
-    <w:abstractNumId w:val="10"/>
+    <w:abstractNumId w:val="11"/>
   </w:num>
   <w:num w:numId="2">
-    <w:abstractNumId w:val="5"/>
+    <w:abstractNumId w:val="6"/>
   </w:num>
   <w:num w:numId="3">
-    <w:abstractNumId w:val="6"/>
+    <w:abstractNumId w:val="7"/>
   </w:num>
   <w:num w:numId="4">
-    <w:abstractNumId w:val="6"/>
+    <w:abstractNumId w:val="7"/>
     <w:lvlOverride w:ilvl="0">
       <w:startOverride w:val="1"/>
     </w:lvlOverride>
@@ -11804,28 +13624,31 @@
     </w:lvlOverride>
   </w:num>
   <w:num w:numId="5">
+    <w:abstractNumId w:val="10"/>
+  </w:num>
+  <w:num w:numId="6">
+    <w:abstractNumId w:val="5"/>
+  </w:num>
+  <w:num w:numId="7">
+    <w:abstractNumId w:val="2"/>
+  </w:num>
+  <w:num w:numId="8">
+    <w:abstractNumId w:val="3"/>
+  </w:num>
+  <w:num w:numId="9">
+    <w:abstractNumId w:val="4"/>
+  </w:num>
+  <w:num w:numId="10">
     <w:abstractNumId w:val="9"/>
   </w:num>
-  <w:num w:numId="6">
-    <w:abstractNumId w:val="4"/>
+  <w:num w:numId="11">
+    <w:abstractNumId w:val="12"/>
   </w:num>
-  <w:num w:numId="7">
-    <w:abstractNumId w:val="1"/>
-  </w:num>
-  <w:num w:numId="8">
-    <w:abstractNumId w:val="2"/>
-  </w:num>
-  <w:num w:numId="9">
-    <w:abstractNumId w:val="3"/>
-  </w:num>
-  <w:num w:numId="10">
+  <w:num w:numId="12">
     <w:abstractNumId w:val="8"/>
   </w:num>
-  <w:num w:numId="11">
-    <w:abstractNumId w:val="11"/>
-  </w:num>
-  <w:num w:numId="12">
-    <w:abstractNumId w:val="7"/>
+  <w:num w:numId="13">
+    <w:abstractNumId w:val="1"/>
   </w:num>
   <w:numIdMacAtCleanup w:val="5"/>
 </w:numbering>
@@ -14028,7 +15851,7 @@
 </file>
 
 <file path=customXml/itemProps1.xml><?xml version="1.0" encoding="utf-8"?>
-<ds:datastoreItem xmlns:ds="http://schemas.openxmlformats.org/officeDocument/2006/customXml" ds:itemID="{F3B81BCB-7F0A-4870-AFCA-B6A3C58EEDA0}">
+<ds:datastoreItem xmlns:ds="http://schemas.openxmlformats.org/officeDocument/2006/customXml" ds:itemID="{CEEBFA29-EE6E-4528-9C6A-4E2B0B01028E}">
   <ds:schemaRefs>
     <ds:schemaRef ds:uri="http://schemas.openxmlformats.org/officeDocument/2006/bibliography"/>
   </ds:schemaRefs>

--- a/M1 Course/Научная работа/Практика/Отчёт Андреев.docx
+++ b/M1 Course/Научная работа/Практика/Отчёт Андреев.docx
@@ -21,8 +21,6 @@
           <w:szCs w:val="28"/>
         </w:rPr>
       </w:pPr>
-      <w:bookmarkStart w:id="0" w:name="_GoBack"/>
-      <w:bookmarkEnd w:id="0"/>
       <w:r>
         <w:rPr>
           <w:b/>
@@ -237,7 +235,7 @@
           <w:szCs w:val="28"/>
         </w:rPr>
       </w:pPr>
-      <w:bookmarkStart w:id="1" w:name="_Hlk37956896"/>
+      <w:bookmarkStart w:id="0" w:name="_Hlk37956896"/>
       <w:r>
         <w:rPr>
           <w:szCs w:val="28"/>
@@ -250,7 +248,7 @@
         </w:rPr>
         <w:t xml:space="preserve">: </w:t>
       </w:r>
-      <w:bookmarkStart w:id="2" w:name="_Hlk39052847"/>
+      <w:bookmarkStart w:id="1" w:name="_Hlk39052847"/>
       <w:r>
         <w:rPr>
           <w:szCs w:val="28"/>
@@ -283,8 +281,8 @@
         </w:rPr>
         <w:t>»</w:t>
       </w:r>
+      <w:bookmarkEnd w:id="0"/>
       <w:bookmarkEnd w:id="1"/>
-      <w:bookmarkEnd w:id="2"/>
     </w:p>
     <w:p>
       <w:pPr>
@@ -1079,9 +1077,9 @@
         </w:rPr>
         <w:t>Томск 2026</w:t>
       </w:r>
-      <w:bookmarkStart w:id="3" w:name="_Toc39412614"/>
-    </w:p>
-    <w:bookmarkEnd w:id="3"/>
+      <w:bookmarkStart w:id="2" w:name="_Toc39412614"/>
+    </w:p>
+    <w:bookmarkEnd w:id="2"/>
     <w:p>
       <w:pPr>
         <w:suppressAutoHyphens/>
@@ -1182,9 +1180,9 @@
           <w:szCs w:val="28"/>
         </w:rPr>
       </w:pPr>
-      <w:bookmarkStart w:id="4" w:name="_Toc232794698"/>
-    </w:p>
-    <w:bookmarkEnd w:id="4"/>
+      <w:bookmarkStart w:id="3" w:name="_Toc232794698"/>
+    </w:p>
+    <w:bookmarkEnd w:id="3"/>
     <w:p>
       <w:pPr>
         <w:suppressAutoHyphens/>
@@ -1436,7 +1434,17 @@
           <w:szCs w:val="28"/>
           <w:shd w:val="clear" w:color="auto" w:fill="FFFFFF"/>
         </w:rPr>
-        <w:t>Технологическая практика (</w:t>
+        <w:t>Технологи</w:t>
+      </w:r>
+      <w:bookmarkStart w:id="4" w:name="_GoBack"/>
+      <w:bookmarkEnd w:id="4"/>
+      <w:r>
+        <w:rPr>
+          <w:bCs/>
+          <w:szCs w:val="28"/>
+          <w:shd w:val="clear" w:color="auto" w:fill="FFFFFF"/>
+        </w:rPr>
+        <w:t>ческая практика (</w:t>
       </w:r>
       <w:proofErr w:type="spellStart"/>
       <w:r>
@@ -3011,17 +3019,8 @@
                 <w:rFonts w:ascii="Times New Roman" w:hAnsi="Times New Roman" w:cs="Times New Roman"/>
                 <w:lang w:eastAsia="en-US"/>
               </w:rPr>
-              <w:t xml:space="preserve">И.С. </w:t>
+              <w:t>И.С. Федорцов</w:t>
             </w:r>
-            <w:proofErr w:type="spellStart"/>
-            <w:r>
-              <w:rPr>
-                <w:rFonts w:ascii="Times New Roman" w:hAnsi="Times New Roman" w:cs="Times New Roman"/>
-                <w:lang w:eastAsia="en-US"/>
-              </w:rPr>
-              <w:t>Федорцов</w:t>
-            </w:r>
-            <w:proofErr w:type="spellEnd"/>
           </w:p>
           <w:p>
             <w:pPr>
@@ -3051,31 +3050,30 @@
     </w:tbl>
     <w:p>
       <w:pPr>
-        <w:suppressAutoHyphens/>
-        <w:autoSpaceDE w:val="0"/>
-        <w:autoSpaceDN w:val="0"/>
-        <w:adjustRightInd w:val="0"/>
         <w:spacing w:line="240" w:lineRule="auto"/>
         <w:ind w:firstLine="0"/>
+        <w:jc w:val="left"/>
         <w:rPr>
           <w:b/>
           <w:bCs/>
           <w:spacing w:val="70"/>
           <w:szCs w:val="28"/>
         </w:rPr>
+        <w:sectPr>
+          <w:footerReference w:type="default" r:id="rId10"/>
+          <w:pgSz w:w="11907" w:h="16840" w:code="9"/>
+          <w:pgMar w:top="1134" w:right="851" w:bottom="1134" w:left="1701" w:header="709" w:footer="425" w:gutter="0"/>
+          <w:cols w:space="708"/>
+          <w:titlePg/>
+          <w:docGrid w:linePitch="381"/>
+        </w:sectPr>
       </w:pPr>
     </w:p>
     <w:p>
       <w:pPr>
         <w:spacing w:line="240" w:lineRule="auto"/>
         <w:ind w:firstLine="0"/>
-        <w:jc w:val="left"/>
-        <w:rPr>
-          <w:b/>
-          <w:bCs/>
-          <w:spacing w:val="70"/>
-          <w:szCs w:val="28"/>
-        </w:rPr>
+        <w:jc w:val="center"/>
       </w:pPr>
       <w:r>
         <w:rPr>
@@ -3083,6 +3081,7 @@
           <w:noProof/>
           <w:szCs w:val="28"/>
         </w:rPr>
+        <w:lastRenderedPageBreak/>
         <w:drawing>
           <wp:anchor distT="0" distB="0" distL="114300" distR="114300" simplePos="0" relativeHeight="251662336" behindDoc="0" locked="0" layoutInCell="1" allowOverlap="1" wp14:anchorId="2CC78286" wp14:editId="6814F43C">
             <wp:simplePos x="0" y="0"/>
@@ -3134,21 +3133,6 @@
         </w:drawing>
       </w:r>
       <w:r>
-        <w:rPr>
-          <w:b/>
-          <w:bCs/>
-          <w:spacing w:val="70"/>
-          <w:szCs w:val="28"/>
-        </w:rPr>
-        <w:br w:type="page"/>
-      </w:r>
-    </w:p>
-    <w:p>
-      <w:pPr>
-        <w:pStyle w:val="aff1"/>
-      </w:pPr>
-      <w:r>
-        <w:lastRenderedPageBreak/>
         <w:t>Оглавление</w:t>
       </w:r>
     </w:p>
@@ -4897,23 +4881,7 @@
     </w:p>
     <w:p>
       <w:r>
-        <w:t>В этом контексте концепция цифрового двойника (</w:t>
-      </w:r>
-      <w:proofErr w:type="spellStart"/>
-      <w:r>
-        <w:t>Digital</w:t>
-      </w:r>
-      <w:proofErr w:type="spellEnd"/>
-      <w:r>
-        <w:t xml:space="preserve"> </w:t>
-      </w:r>
-      <w:proofErr w:type="spellStart"/>
-      <w:r>
-        <w:t>Twin</w:t>
-      </w:r>
-      <w:proofErr w:type="spellEnd"/>
-      <w:r>
-        <w:t>) приобретает исключительную актуальность. Цифровой двойник БПЛА – это не просто симулятор, а высокоточная виртуальная копия, непрерывно обменивающаяся данными с физическим объектом и способная предсказывать его состояние и поведение [2].</w:t>
+        <w:t>В этом контексте концепция цифрового двойника (Digital Twin) приобретает исключительную актуальность. Цифровой двойник БПЛА – это не просто симулятор, а высокоточная виртуальная копия, непрерывно обменивающаяся данными с физическим объектом и способная предсказывать его состояние и поведение [2].</w:t>
       </w:r>
     </w:p>
     <w:p>
@@ -5005,15 +4973,7 @@
     </w:p>
     <w:p>
       <w:r>
-        <w:t xml:space="preserve">Объектом исследования являются процессы движения и управления </w:t>
-      </w:r>
-      <w:proofErr w:type="spellStart"/>
-      <w:r>
-        <w:t>мультироторным</w:t>
-      </w:r>
-      <w:proofErr w:type="spellEnd"/>
-      <w:r>
-        <w:t xml:space="preserve"> БПЛА в реальных и виртуальных условиях полёта, а также методы сбора, обработки и анализа полётных данных.</w:t>
+        <w:t>Объектом исследования являются процессы движения и управления мультироторным БПЛА в реальных и виртуальных условиях полёта, а также методы сбора, обработки и анализа полётных данных.</w:t>
       </w:r>
     </w:p>
     <w:p>
@@ -6008,15 +5968,7 @@
         <w:t>E</w:t>
       </w:r>
       <w:r>
-        <w:t xml:space="preserve"> ​ (NED: </w:t>
-      </w:r>
-      <w:proofErr w:type="spellStart"/>
-      <w:r>
-        <w:t>North-East-Down</w:t>
-      </w:r>
-      <w:proofErr w:type="spellEnd"/>
-      <w:r>
-        <w:t>) с началом в точке взлёта.</w:t>
+        <w:t xml:space="preserve"> ​ (NED: North-East-Down) с началом в точке взлёта.</w:t>
       </w:r>
     </w:p>
     <w:p>
@@ -6506,7 +6458,61 @@
                     <w:rPr>
                       <w:rFonts w:ascii="Cambria Math" w:hAnsi="Cambria Math"/>
                     </w:rPr>
-                    <m:t>=rv-qw-gsinθ+</m:t>
+                    <m:t>=</m:t>
+                  </m:r>
+                  <m:r>
+                    <m:rPr>
+                      <m:sty m:val="bi"/>
+                    </m:rPr>
+                    <w:rPr>
+                      <w:rFonts w:ascii="Cambria Math" w:hAnsi="Cambria Math"/>
+                    </w:rPr>
+                    <m:t>rv</m:t>
+                  </m:r>
+                  <m:r>
+                    <m:rPr>
+                      <m:sty m:val="bi"/>
+                    </m:rPr>
+                    <w:rPr>
+                      <w:rFonts w:ascii="Cambria Math" w:hAnsi="Cambria Math"/>
+                    </w:rPr>
+                    <m:t>-</m:t>
+                  </m:r>
+                  <m:r>
+                    <m:rPr>
+                      <m:sty m:val="bi"/>
+                    </m:rPr>
+                    <w:rPr>
+                      <w:rFonts w:ascii="Cambria Math" w:hAnsi="Cambria Math"/>
+                    </w:rPr>
+                    <m:t>qw</m:t>
+                  </m:r>
+                  <m:r>
+                    <m:rPr>
+                      <m:sty m:val="bi"/>
+                    </m:rPr>
+                    <w:rPr>
+                      <w:rFonts w:ascii="Cambria Math" w:hAnsi="Cambria Math"/>
+                    </w:rPr>
+                    <m:t>-</m:t>
+                  </m:r>
+                  <m:r>
+                    <m:rPr>
+                      <m:sty m:val="bi"/>
+                    </m:rPr>
+                    <w:rPr>
+                      <w:rFonts w:ascii="Cambria Math" w:hAnsi="Cambria Math"/>
+                    </w:rPr>
+                    <m:t>gsinθ</m:t>
+                  </m:r>
+                  <m:r>
+                    <m:rPr>
+                      <m:sty m:val="bi"/>
+                    </m:rPr>
+                    <w:rPr>
+                      <w:rFonts w:ascii="Cambria Math" w:hAnsi="Cambria Math"/>
+                    </w:rPr>
+                    <m:t>+</m:t>
                   </m:r>
                   <m:f>
                     <m:fPr>
@@ -6598,7 +6604,61 @@
                     <w:rPr>
                       <w:rFonts w:ascii="Cambria Math" w:hAnsi="Cambria Math"/>
                     </w:rPr>
-                    <m:t>=pw-ru-gcosθsin∅+</m:t>
+                    <m:t>=</m:t>
+                  </m:r>
+                  <m:r>
+                    <m:rPr>
+                      <m:sty m:val="bi"/>
+                    </m:rPr>
+                    <w:rPr>
+                      <w:rFonts w:ascii="Cambria Math" w:hAnsi="Cambria Math"/>
+                    </w:rPr>
+                    <m:t>pw</m:t>
+                  </m:r>
+                  <m:r>
+                    <m:rPr>
+                      <m:sty m:val="bi"/>
+                    </m:rPr>
+                    <w:rPr>
+                      <w:rFonts w:ascii="Cambria Math" w:hAnsi="Cambria Math"/>
+                    </w:rPr>
+                    <m:t>-</m:t>
+                  </m:r>
+                  <m:r>
+                    <m:rPr>
+                      <m:sty m:val="bi"/>
+                    </m:rPr>
+                    <w:rPr>
+                      <w:rFonts w:ascii="Cambria Math" w:hAnsi="Cambria Math"/>
+                    </w:rPr>
+                    <m:t>ru</m:t>
+                  </m:r>
+                  <m:r>
+                    <m:rPr>
+                      <m:sty m:val="bi"/>
+                    </m:rPr>
+                    <w:rPr>
+                      <w:rFonts w:ascii="Cambria Math" w:hAnsi="Cambria Math"/>
+                    </w:rPr>
+                    <m:t>-</m:t>
+                  </m:r>
+                  <m:r>
+                    <m:rPr>
+                      <m:sty m:val="bi"/>
+                    </m:rPr>
+                    <w:rPr>
+                      <w:rFonts w:ascii="Cambria Math" w:hAnsi="Cambria Math"/>
+                    </w:rPr>
+                    <m:t>gcosθsin</m:t>
+                  </m:r>
+                  <m:r>
+                    <m:rPr>
+                      <m:sty m:val="bi"/>
+                    </m:rPr>
+                    <w:rPr>
+                      <w:rFonts w:ascii="Cambria Math" w:hAnsi="Cambria Math"/>
+                    </w:rPr>
+                    <m:t>∅+</m:t>
                   </m:r>
                   <m:f>
                     <m:fPr>
@@ -6690,7 +6750,61 @@
                     <w:rPr>
                       <w:rFonts w:ascii="Cambria Math" w:hAnsi="Cambria Math"/>
                     </w:rPr>
-                    <m:t>=qu-pv-gcosθcos∅+</m:t>
+                    <m:t>=</m:t>
+                  </m:r>
+                  <m:r>
+                    <m:rPr>
+                      <m:sty m:val="bi"/>
+                    </m:rPr>
+                    <w:rPr>
+                      <w:rFonts w:ascii="Cambria Math" w:hAnsi="Cambria Math"/>
+                    </w:rPr>
+                    <m:t>qu</m:t>
+                  </m:r>
+                  <m:r>
+                    <m:rPr>
+                      <m:sty m:val="bi"/>
+                    </m:rPr>
+                    <w:rPr>
+                      <w:rFonts w:ascii="Cambria Math" w:hAnsi="Cambria Math"/>
+                    </w:rPr>
+                    <m:t>-</m:t>
+                  </m:r>
+                  <m:r>
+                    <m:rPr>
+                      <m:sty m:val="bi"/>
+                    </m:rPr>
+                    <w:rPr>
+                      <w:rFonts w:ascii="Cambria Math" w:hAnsi="Cambria Math"/>
+                    </w:rPr>
+                    <m:t>pv</m:t>
+                  </m:r>
+                  <m:r>
+                    <m:rPr>
+                      <m:sty m:val="bi"/>
+                    </m:rPr>
+                    <w:rPr>
+                      <w:rFonts w:ascii="Cambria Math" w:hAnsi="Cambria Math"/>
+                    </w:rPr>
+                    <m:t>-</m:t>
+                  </m:r>
+                  <m:r>
+                    <m:rPr>
+                      <m:sty m:val="bi"/>
+                    </m:rPr>
+                    <w:rPr>
+                      <w:rFonts w:ascii="Cambria Math" w:hAnsi="Cambria Math"/>
+                    </w:rPr>
+                    <m:t>gcosθcos</m:t>
+                  </m:r>
+                  <m:r>
+                    <m:rPr>
+                      <m:sty m:val="bi"/>
+                    </m:rPr>
+                    <w:rPr>
+                      <w:rFonts w:ascii="Cambria Math" w:hAnsi="Cambria Math"/>
+                    </w:rPr>
+                    <m:t>∅+</m:t>
                   </m:r>
                   <m:f>
                     <m:fPr>
@@ -7116,7 +7230,14 @@
                       <w:rFonts w:ascii="Cambria Math" w:hAnsi="Cambria Math"/>
                       <w:lang w:val="en-US"/>
                     </w:rPr>
-                    <m:t>qr)</m:t>
+                    <m:t>qr</m:t>
+                  </m:r>
+                  <m:r>
+                    <w:rPr>
+                      <w:rFonts w:ascii="Cambria Math" w:hAnsi="Cambria Math"/>
+                      <w:lang w:val="en-US"/>
+                    </w:rPr>
+                    <m:t>)</m:t>
                   </m:r>
                 </m:e>
                 <m:e>
@@ -7325,7 +7446,14 @@
                       <w:rFonts w:ascii="Cambria Math" w:hAnsi="Cambria Math"/>
                       <w:lang w:val="en-US"/>
                     </w:rPr>
-                    <m:t>pr)</m:t>
+                    <m:t>pr</m:t>
+                  </m:r>
+                  <m:r>
+                    <w:rPr>
+                      <w:rFonts w:ascii="Cambria Math" w:hAnsi="Cambria Math"/>
+                      <w:lang w:val="en-US"/>
+                    </w:rPr>
+                    <m:t>)</m:t>
                   </m:r>
                 </m:e>
                 <m:e>
@@ -7534,7 +7662,14 @@
                       <w:rFonts w:ascii="Cambria Math" w:hAnsi="Cambria Math"/>
                       <w:lang w:val="en-US"/>
                     </w:rPr>
-                    <m:t>pq)</m:t>
+                    <m:t>pq</m:t>
+                  </m:r>
+                  <m:r>
+                    <w:rPr>
+                      <w:rFonts w:ascii="Cambria Math" w:hAnsi="Cambria Math"/>
+                      <w:lang w:val="en-US"/>
+                    </w:rPr>
+                    <m:t>)</m:t>
                   </m:r>
                 </m:e>
               </m:eqArr>
@@ -8402,7 +8537,19 @@
             <w:rPr>
               <w:rFonts w:ascii="Cambria Math" w:hAnsi="Cambria Math"/>
             </w:rPr>
-            <m:t>=M∙</m:t>
+            <m:t>=</m:t>
+          </m:r>
+          <m:r>
+            <w:rPr>
+              <w:rFonts w:ascii="Cambria Math" w:hAnsi="Cambria Math"/>
+            </w:rPr>
+            <m:t>M</m:t>
+          </m:r>
+          <m:r>
+            <w:rPr>
+              <w:rFonts w:ascii="Cambria Math" w:hAnsi="Cambria Math"/>
+            </w:rPr>
+            <m:t>∙</m:t>
           </m:r>
           <m:d>
             <m:dPr>
@@ -9219,25 +9366,7 @@
           <w:iCs/>
           <w:szCs w:val="24"/>
         </w:rPr>
-        <w:t>В основе разрабатываемого программного комплекса лежит понятие лог-файла беспилотного летательного аппарата, который представляет собой хронологическую запись телеметрии и системных событий полёта. Как показано в исходном материале, в процессе полёта с каждого датчика — акселерометра, гироскопа, магнетометра, высотомера, GPS или ГЛОНАСС — в единицу времени собирается информация, которая затем формирует лог-файл. Архитектура комплекса строится вокруг этого файла, обеспечивая его приём, хранение, обработку и анализ. Структура лог-файла, согласно представленным данным, включает четыре основных структурных блока, каждый из которых находит своё отражение в архитектуре. Заголовок содержит служебную информацию: версию прошивки (например, ArduPilot или PX4), тип летательного аппарата (</w:t>
-      </w:r>
-      <w:proofErr w:type="spellStart"/>
-      <w:r>
-        <w:rPr>
-          <w:rFonts w:cs="Arial"/>
-          <w:iCs/>
-          <w:szCs w:val="24"/>
-        </w:rPr>
-        <w:t>мультикоптер</w:t>
-      </w:r>
-      <w:proofErr w:type="spellEnd"/>
-      <w:r>
-        <w:rPr>
-          <w:rFonts w:cs="Arial"/>
-          <w:iCs/>
-          <w:szCs w:val="24"/>
-        </w:rPr>
-        <w:t xml:space="preserve">, самолёт, VTOL), точное время начала записи и описание формата данных. Блок параметров хранит список всех настроек полётного контроллера на момент взлёта, включая лимиты по высоте, настройки ПИД-регуляторов и параметры отказоустойчивости. Основной массив телеметрии представляет собой построчную или блочную запись параметров полёта с частотой от одного до пятидесяти герц и включает данные GPS с координатами и количеством спутников, показания инерциальной системы IMU для отслеживания углов ориентации — тангажа, крена и рысканья, параметры силовой установки в виде напряжения батареи, потребляемого тока, температуры регуляторов и оборотов моторов, а также текущие режимы полёта. Блок событий и ошибок фиксирует дискретные события: изменение полётного режима, ошибки датчиков, срабатывание системы безопасности и действия оператора. Архитектура также учитывает многообразие форматов логов, среди которых бинарный формат BIN для прошивки ArduPilot, современный формат ULOG для PX4 с оптимизированным сжатием, проприетарный формат DAT </w:t>
+        <w:t xml:space="preserve">В основе разрабатываемого программного комплекса лежит понятие лог-файла беспилотного летательного аппарата, который представляет собой хронологическую запись телеметрии и системных событий полёта. Как показано в исходном материале, в процессе полёта с каждого датчика — акселерометра, гироскопа, магнетометра, высотомера, GPS или ГЛОНАСС — в единицу времени собирается информация, которая затем формирует лог-файл. Архитектура комплекса строится вокруг этого файла, обеспечивая его приём, хранение, обработку и анализ. Структура лог-файла, согласно представленным данным, включает четыре основных структурных блока, каждый из которых находит своё отражение в архитектуре. Заголовок содержит служебную информацию: версию прошивки (например, ArduPilot или PX4), тип летательного аппарата (мультикоптер, самолёт, VTOL), точное время начала записи и описание формата данных. Блок параметров хранит список всех настроек полётного контроллера на момент взлёта, включая лимиты по высоте, настройки ПИД-регуляторов и параметры отказоустойчивости. Основной массив телеметрии представляет собой построчную или блочную запись параметров полёта с частотой от одного до пятидесяти герц и включает данные GPS с координатами и количеством спутников, показания инерциальной системы IMU для отслеживания углов ориентации — тангажа, крена и рысканья, параметры силовой установки в виде напряжения батареи, потребляемого тока, температуры регуляторов и оборотов моторов, а также текущие режимы полёта. Блок событий и ошибок фиксирует дискретные события: изменение полётного режима, ошибки датчиков, срабатывание системы безопасности и действия оператора. Архитектура также учитывает многообразие форматов логов, среди которых бинарный формат BIN для прошивки ArduPilot, современный формат ULOG для PX4 с оптимизированным сжатием, проприетарный формат DAT </w:t>
       </w:r>
       <w:r>
         <w:rPr>
@@ -9425,25 +9554,7 @@
           <w:iCs/>
           <w:szCs w:val="24"/>
         </w:rPr>
-        <w:t xml:space="preserve"> данные лога требуют приведения к единому стандарту для корректного анализа и визуализации. Поскольку в реальном полёте каждый датчик — акселерометр, гироскоп, магнетометр, высотомер, GPS-приёмник — имеет собственный внутренний таймер и частоту обновления, их временные метки могут быть смещены относительно друг друга. Система выполняет синхронизацию временных шкал, выбирая в качестве </w:t>
-      </w:r>
-      <w:proofErr w:type="spellStart"/>
-      <w:r>
-        <w:rPr>
-          <w:rFonts w:cs="Arial"/>
-          <w:iCs/>
-          <w:szCs w:val="24"/>
-        </w:rPr>
-        <w:t>референсного</w:t>
-      </w:r>
-      <w:proofErr w:type="spellEnd"/>
-      <w:r>
-        <w:rPr>
-          <w:rFonts w:cs="Arial"/>
-          <w:iCs/>
-          <w:szCs w:val="24"/>
-        </w:rPr>
-        <w:t xml:space="preserve"> топик с наибольшей частотой и стабильностью, например данные гироскопа, и интерполируя все остальные потоки данных на его временную сетку с помощью кусочно-линейной интерполяции. Далее выполняется фильтрация выбросов и артефактов, которые могут возникать из-за кратковременных сбоев датчиков, электромагнитных помех или ошибок передачи данных. Импульсные помехи удаляются с помощью медианного фильтра, а высокочастотные вибрации, особенно заметные на акселерометрах из-за вращения пропеллеров, подавляются фильтром нижних частот </w:t>
+        <w:t xml:space="preserve"> данные лога требуют приведения к единому стандарту для корректного анализа и визуализации. Поскольку в реальном полёте каждый датчик — акселерометр, гироскоп, магнетометр, высотомер, GPS-приёмник — имеет собственный внутренний таймер и частоту обновления, их временные метки могут быть смещены относительно друг друга. Система выполняет синхронизацию временных шкал, выбирая в качестве референсного топик с наибольшей частотой и стабильностью, например данные гироскопа, и интерполируя все остальные потоки данных на его временную сетку с помощью кусочно-линейной интерполяции. Далее выполняется фильтрация выбросов и артефактов, которые могут возникать из-за кратковременных сбоев датчиков, электромагнитных помех или ошибок передачи данных. Импульсные помехи удаляются с помощью медианного фильтра, а высокочастотные вибрации, особенно заметные на акселерометрах из-за вращения пропеллеров, подавляются фильтром нижних частот </w:t>
       </w:r>
       <w:proofErr w:type="spellStart"/>
       <w:r>
@@ -9783,25 +9894,7 @@
           <w:iCs/>
           <w:szCs w:val="24"/>
         </w:rPr>
-        <w:t xml:space="preserve">Программный комплекс реализован на платформе .NET 8 с использованием ASP.NET </w:t>
-      </w:r>
-      <w:proofErr w:type="spellStart"/>
-      <w:r>
-        <w:rPr>
-          <w:rFonts w:cs="Arial"/>
-          <w:iCs/>
-          <w:szCs w:val="24"/>
-        </w:rPr>
-        <w:t>Core</w:t>
-      </w:r>
-      <w:proofErr w:type="spellEnd"/>
-      <w:r>
-        <w:rPr>
-          <w:rFonts w:cs="Arial"/>
-          <w:iCs/>
-          <w:szCs w:val="24"/>
-        </w:rPr>
-        <w:t xml:space="preserve"> для серверной части [</w:t>
+        <w:t>Программный комплекс реализован на платформе .NET 8 с использованием ASP.NET Core для серверной части [</w:t>
       </w:r>
       <w:r>
         <w:rPr>
@@ -10794,7 +10887,7 @@
                     </pic:cNvPicPr>
                   </pic:nvPicPr>
                   <pic:blipFill>
-                    <a:blip r:embed="rId10">
+                    <a:blip r:embed="rId11">
                       <a:extLst>
                         <a:ext uri="{28A0092B-C50C-407E-A947-70E740481C1C}">
                           <a14:useLocalDpi xmlns:a14="http://schemas.microsoft.com/office/drawing/2010/main" val="0"/>
@@ -10894,15 +10987,7 @@
     <w:p>
       <w:r>
         <w:lastRenderedPageBreak/>
-        <w:t xml:space="preserve">Особое внимание уделено архитектуре программного комплекса цифрового двойника. Установлено, что для обеспечения высокой производительности, кроссплатформенности и поддержки многопользовательского режима наиболее подходящим технологическим стеком является платформа .NET и фреймворк ASP.NET </w:t>
-      </w:r>
-      <w:proofErr w:type="spellStart"/>
-      <w:r>
-        <w:t>Core</w:t>
-      </w:r>
-      <w:proofErr w:type="spellEnd"/>
-      <w:r>
-        <w:t>. Архитектура спроектирована на принципах чистой архитектуры и предметно-ориентированного проектирования с разделением на доменный, прикладной, инфраструктурный и презентационный слои.</w:t>
+        <w:t>Особое внимание уделено архитектуре программного комплекса цифрового двойника. Установлено, что для обеспечения высокой производительности, кроссплатформенности и поддержки многопользовательского режима наиболее подходящим технологическим стеком является платформа .NET и фреймворк ASP.NET Core. Архитектура спроектирована на принципах чистой архитектуры и предметно-ориентированного проектирования с разделением на доменный, прикладной, инфраструктурный и презентационный слои.</w:t>
       </w:r>
     </w:p>
     <w:p>
@@ -10998,15 +11083,7 @@
     </w:p>
     <w:p>
       <w:r>
-        <w:t xml:space="preserve">Поставленные задачи решены: выполнен обзор предметной области и существующих подходов к сбору полётных данных БПЛА; исследованы методы подготовки и обработки реальных и виртуальных логов; разработана нелинейная математическая модель динамики мультироторного БПЛА с шестью степенями свободы; спроектирована архитектура программного комплекса на платформе .NET и ASP.NET </w:t>
-      </w:r>
-      <w:proofErr w:type="spellStart"/>
-      <w:r>
-        <w:t>Core</w:t>
-      </w:r>
-      <w:proofErr w:type="spellEnd"/>
-      <w:r>
-        <w:t>; выполнено построение диаграммы классов, отражающей структуру и взаимодействие компонентов системы. Полученные результаты создают основу для дальнейшей реализации, валидации и экспериментального исследования цифрового двойника БПЛА.</w:t>
+        <w:t>Поставленные задачи решены: выполнен обзор предметной области и существующих подходов к сбору полётных данных БПЛА; исследованы методы подготовки и обработки реальных и виртуальных логов; разработана нелинейная математическая модель динамики мультироторного БПЛА с шестью степенями свободы; спроектирована архитектура программного комплекса на платформе .NET и ASP.NET Core; выполнено построение диаграммы классов, отражающей структуру и взаимодействие компонентов системы. Полученные результаты создают основу для дальнейшей реализации, валидации и экспериментального исследования цифрового двойника БПЛА.</w:t>
       </w:r>
     </w:p>
     <w:p>
@@ -11032,7 +11109,6 @@
         </w:tabs>
         <w:spacing w:after="160"/>
         <w:ind w:left="0" w:firstLine="709"/>
-        <w:jc w:val="left"/>
         <w:rPr>
           <w:szCs w:val="28"/>
         </w:rPr>
@@ -11079,7 +11155,7 @@
         </w:rPr>
         <w:t xml:space="preserve">. </w:t>
       </w:r>
-      <w:hyperlink r:id="rId11" w:history="1">
+      <w:hyperlink r:id="rId12" w:history="1">
         <w:r>
           <w:rPr>
             <w:szCs w:val="28"/>
@@ -11112,7 +11188,6 @@
         </w:tabs>
         <w:spacing w:after="160"/>
         <w:ind w:left="0" w:firstLine="709"/>
-        <w:jc w:val="left"/>
         <w:rPr>
           <w:szCs w:val="28"/>
         </w:rPr>
@@ -11175,7 +11250,7 @@
         </w:rPr>
         <w:t xml:space="preserve">. </w:t>
       </w:r>
-      <w:hyperlink r:id="rId12" w:history="1">
+      <w:hyperlink r:id="rId13" w:history="1">
         <w:r>
           <w:rPr>
             <w:szCs w:val="28"/>
@@ -11202,7 +11277,6 @@
         </w:tabs>
         <w:spacing w:after="160"/>
         <w:ind w:left="0" w:firstLine="709"/>
-        <w:jc w:val="left"/>
         <w:rPr>
           <w:szCs w:val="28"/>
         </w:rPr>
@@ -11299,7 +11373,6 @@
         </w:tabs>
         <w:spacing w:after="160"/>
         <w:ind w:left="0" w:firstLine="709"/>
-        <w:jc w:val="left"/>
         <w:rPr>
           <w:szCs w:val="28"/>
         </w:rPr>
@@ -11480,7 +11553,6 @@
         </w:tabs>
         <w:spacing w:after="160"/>
         <w:ind w:left="0" w:firstLine="709"/>
-        <w:jc w:val="left"/>
         <w:rPr>
           <w:szCs w:val="28"/>
         </w:rPr>
@@ -11594,7 +11666,6 @@
         </w:tabs>
         <w:spacing w:after="160"/>
         <w:ind w:left="0" w:firstLine="709"/>
-        <w:jc w:val="left"/>
         <w:rPr>
           <w:szCs w:val="28"/>
         </w:rPr>
@@ -11723,7 +11794,6 @@
         </w:tabs>
         <w:spacing w:after="160"/>
         <w:ind w:left="0" w:firstLine="709"/>
-        <w:jc w:val="left"/>
         <w:rPr>
           <w:szCs w:val="28"/>
         </w:rPr>
@@ -11838,7 +11908,6 @@
         </w:tabs>
         <w:spacing w:after="160"/>
         <w:ind w:left="0" w:firstLine="709"/>
-        <w:jc w:val="left"/>
       </w:pPr>
       <w:r>
         <w:rPr>
@@ -11927,11 +11996,11 @@
       </w:r>
     </w:p>
     <w:sectPr>
-      <w:footerReference w:type="default" r:id="rId13"/>
+      <w:footerReference w:type="default" r:id="rId14"/>
+      <w:footerReference w:type="first" r:id="rId15"/>
       <w:pgSz w:w="11907" w:h="16840" w:code="9"/>
       <w:pgMar w:top="1134" w:right="851" w:bottom="1134" w:left="1701" w:header="709" w:footer="425" w:gutter="0"/>
       <w:cols w:space="708"/>
-      <w:titlePg/>
       <w:docGrid w:linePitch="381"/>
     </w:sectPr>
   </w:body>
@@ -12004,26 +12073,98 @@
 <w:ftr xmlns:wpc="http://schemas.microsoft.com/office/word/2010/wordprocessingCanvas" xmlns:cx="http://schemas.microsoft.com/office/drawing/2014/chartex" xmlns:cx1="http://schemas.microsoft.com/office/drawing/2015/9/8/chartex" xmlns:cx2="http://schemas.microsoft.com/office/drawing/2015/10/21/chartex" xmlns:cx3="http://schemas.microsoft.com/office/drawing/2016/5/9/chartex" xmlns:cx4="http://schemas.microsoft.com/office/drawing/2016/5/10/chartex" xmlns:cx5="http://schemas.microsoft.com/office/drawing/2016/5/11/chartex" xmlns:cx6="http://schemas.microsoft.com/office/drawing/2016/5/12/chartex" xmlns:cx7="http://schemas.microsoft.com/office/drawing/2016/5/13/chartex" xmlns:cx8="http://schemas.microsoft.com/office/drawing/2016/5/14/chartex" xmlns:mc="http://schemas.openxmlformats.org/markup-compatibility/2006" xmlns:aink="http://schemas.microsoft.com/office/drawing/2016/ink" xmlns:am3d="http://schemas.microsoft.com/office/drawing/2017/model3d" xmlns:o="urn:schemas-microsoft-com:office:office" xmlns:r="http://schemas.openxmlformats.org/officeDocument/2006/relationships" xmlns:m="http://schemas.openxmlformats.org/officeDocument/2006/math" xmlns:v="urn:schemas-microsoft-com:vml" xmlns:wp14="http://schemas.microsoft.com/office/word/2010/wordprocessingDrawing" xmlns:wp="http://schemas.openxmlformats.org/drawingml/2006/wordprocessingDrawing" xmlns:w10="urn:schemas-microsoft-com:office:word" xmlns:w="http://schemas.openxmlformats.org/wordprocessingml/2006/main" xmlns:w14="http://schemas.microsoft.com/office/word/2010/wordml" xmlns:w15="http://schemas.microsoft.com/office/word/2012/wordml" xmlns:w16cex="http://schemas.microsoft.com/office/word/2018/wordml/cex" xmlns:w16cid="http://schemas.microsoft.com/office/word/2016/wordml/cid" xmlns:w16="http://schemas.microsoft.com/office/word/2018/wordml" xmlns:w16se="http://schemas.microsoft.com/office/word/2015/wordml/symex" xmlns:wpg="http://schemas.microsoft.com/office/word/2010/wordprocessingGroup" xmlns:wpi="http://schemas.microsoft.com/office/word/2010/wordprocessingInk" xmlns:wne="http://schemas.microsoft.com/office/word/2006/wordml" xmlns:wps="http://schemas.microsoft.com/office/word/2010/wordprocessingShape" mc:Ignorable="w14 w15 w16se w16cid w16 w16cex wp14">
   <w:p>
     <w:pPr>
-      <w:pStyle w:val="ac"/>
+      <w:pStyle w:val="affc"/>
+      <w:jc w:val="center"/>
     </w:pPr>
-    <w:r>
-      <w:fldChar w:fldCharType="begin"/>
-    </w:r>
-    <w:r>
-      <w:instrText>PAGE   \* MERGEFORMAT</w:instrText>
-    </w:r>
-    <w:r>
-      <w:fldChar w:fldCharType="separate"/>
-    </w:r>
-    <w:r>
-      <w:rPr>
-        <w:noProof/>
-      </w:rPr>
-      <w:t>18</w:t>
-    </w:r>
-    <w:r>
-      <w:fldChar w:fldCharType="end"/>
-    </w:r>
+  </w:p>
+  <w:p>
+    <w:pPr>
+      <w:pStyle w:val="affc"/>
+    </w:pPr>
+  </w:p>
+</w:ftr>
+</file>
+
+<file path=word/footer2.xml><?xml version="1.0" encoding="utf-8"?>
+<w:ftr xmlns:wpc="http://schemas.microsoft.com/office/word/2010/wordprocessingCanvas" xmlns:cx="http://schemas.microsoft.com/office/drawing/2014/chartex" xmlns:cx1="http://schemas.microsoft.com/office/drawing/2015/9/8/chartex" xmlns:cx2="http://schemas.microsoft.com/office/drawing/2015/10/21/chartex" xmlns:cx3="http://schemas.microsoft.com/office/drawing/2016/5/9/chartex" xmlns:cx4="http://schemas.microsoft.com/office/drawing/2016/5/10/chartex" xmlns:cx5="http://schemas.microsoft.com/office/drawing/2016/5/11/chartex" xmlns:cx6="http://schemas.microsoft.com/office/drawing/2016/5/12/chartex" xmlns:cx7="http://schemas.microsoft.com/office/drawing/2016/5/13/chartex" xmlns:cx8="http://schemas.microsoft.com/office/drawing/2016/5/14/chartex" xmlns:mc="http://schemas.openxmlformats.org/markup-compatibility/2006" xmlns:aink="http://schemas.microsoft.com/office/drawing/2016/ink" xmlns:am3d="http://schemas.microsoft.com/office/drawing/2017/model3d" xmlns:o="urn:schemas-microsoft-com:office:office" xmlns:r="http://schemas.openxmlformats.org/officeDocument/2006/relationships" xmlns:m="http://schemas.openxmlformats.org/officeDocument/2006/math" xmlns:v="urn:schemas-microsoft-com:vml" xmlns:wp14="http://schemas.microsoft.com/office/word/2010/wordprocessingDrawing" xmlns:wp="http://schemas.openxmlformats.org/drawingml/2006/wordprocessingDrawing" xmlns:w10="urn:schemas-microsoft-com:office:word" xmlns:w="http://schemas.openxmlformats.org/wordprocessingml/2006/main" xmlns:w14="http://schemas.microsoft.com/office/word/2010/wordml" xmlns:w15="http://schemas.microsoft.com/office/word/2012/wordml" xmlns:w16cex="http://schemas.microsoft.com/office/word/2018/wordml/cex" xmlns:w16cid="http://schemas.microsoft.com/office/word/2016/wordml/cid" xmlns:w16="http://schemas.microsoft.com/office/word/2018/wordml" xmlns:w16se="http://schemas.microsoft.com/office/word/2015/wordml/symex" xmlns:wpg="http://schemas.microsoft.com/office/word/2010/wordprocessingGroup" xmlns:wpi="http://schemas.microsoft.com/office/word/2010/wordprocessingInk" xmlns:wne="http://schemas.microsoft.com/office/word/2006/wordml" xmlns:wps="http://schemas.microsoft.com/office/word/2010/wordprocessingShape" mc:Ignorable="w14 w15 w16se w16cid w16 w16cex wp14">
+  <w:sdt>
+    <w:sdtPr>
+      <w:id w:val="143941327"/>
+      <w:docPartObj>
+        <w:docPartGallery w:val="Page Numbers (Bottom of Page)"/>
+        <w:docPartUnique/>
+      </w:docPartObj>
+    </w:sdtPr>
+    <w:sdtContent>
+      <w:p>
+        <w:pPr>
+          <w:pStyle w:val="affc"/>
+          <w:jc w:val="center"/>
+        </w:pPr>
+        <w:r>
+          <w:fldChar w:fldCharType="begin"/>
+        </w:r>
+        <w:r>
+          <w:instrText>PAGE   \* MERGEFORMAT</w:instrText>
+        </w:r>
+        <w:r>
+          <w:fldChar w:fldCharType="separate"/>
+        </w:r>
+        <w:r>
+          <w:t>2</w:t>
+        </w:r>
+        <w:r>
+          <w:fldChar w:fldCharType="end"/>
+        </w:r>
+      </w:p>
+    </w:sdtContent>
+  </w:sdt>
+  <w:p>
+    <w:pPr>
+      <w:pStyle w:val="affc"/>
+    </w:pPr>
+  </w:p>
+</w:ftr>
+</file>
+
+<file path=word/footer3.xml><?xml version="1.0" encoding="utf-8"?>
+<w:ftr xmlns:wpc="http://schemas.microsoft.com/office/word/2010/wordprocessingCanvas" xmlns:cx="http://schemas.microsoft.com/office/drawing/2014/chartex" xmlns:cx1="http://schemas.microsoft.com/office/drawing/2015/9/8/chartex" xmlns:cx2="http://schemas.microsoft.com/office/drawing/2015/10/21/chartex" xmlns:cx3="http://schemas.microsoft.com/office/drawing/2016/5/9/chartex" xmlns:cx4="http://schemas.microsoft.com/office/drawing/2016/5/10/chartex" xmlns:cx5="http://schemas.microsoft.com/office/drawing/2016/5/11/chartex" xmlns:cx6="http://schemas.microsoft.com/office/drawing/2016/5/12/chartex" xmlns:cx7="http://schemas.microsoft.com/office/drawing/2016/5/13/chartex" xmlns:cx8="http://schemas.microsoft.com/office/drawing/2016/5/14/chartex" xmlns:mc="http://schemas.openxmlformats.org/markup-compatibility/2006" xmlns:aink="http://schemas.microsoft.com/office/drawing/2016/ink" xmlns:am3d="http://schemas.microsoft.com/office/drawing/2017/model3d" xmlns:o="urn:schemas-microsoft-com:office:office" xmlns:r="http://schemas.openxmlformats.org/officeDocument/2006/relationships" xmlns:m="http://schemas.openxmlformats.org/officeDocument/2006/math" xmlns:v="urn:schemas-microsoft-com:vml" xmlns:wp14="http://schemas.microsoft.com/office/word/2010/wordprocessingDrawing" xmlns:wp="http://schemas.openxmlformats.org/drawingml/2006/wordprocessingDrawing" xmlns:w10="urn:schemas-microsoft-com:office:word" xmlns:w="http://schemas.openxmlformats.org/wordprocessingml/2006/main" xmlns:w14="http://schemas.microsoft.com/office/word/2010/wordml" xmlns:w15="http://schemas.microsoft.com/office/word/2012/wordml" xmlns:w16cex="http://schemas.microsoft.com/office/word/2018/wordml/cex" xmlns:w16cid="http://schemas.microsoft.com/office/word/2016/wordml/cid" xmlns:w16="http://schemas.microsoft.com/office/word/2018/wordml" xmlns:w16se="http://schemas.microsoft.com/office/word/2015/wordml/symex" xmlns:wpg="http://schemas.microsoft.com/office/word/2010/wordprocessingGroup" xmlns:wpi="http://schemas.microsoft.com/office/word/2010/wordprocessingInk" xmlns:wne="http://schemas.microsoft.com/office/word/2006/wordml" xmlns:wps="http://schemas.microsoft.com/office/word/2010/wordprocessingShape" mc:Ignorable="w14 w15 w16se w16cid w16 w16cex wp14">
+  <w:sdt>
+    <w:sdtPr>
+      <w:id w:val="-1051687573"/>
+      <w:docPartObj>
+        <w:docPartGallery w:val="Page Numbers (Bottom of Page)"/>
+        <w:docPartUnique/>
+      </w:docPartObj>
+    </w:sdtPr>
+    <w:sdtContent>
+      <w:p>
+        <w:pPr>
+          <w:pStyle w:val="affc"/>
+          <w:jc w:val="center"/>
+        </w:pPr>
+        <w:r>
+          <w:fldChar w:fldCharType="begin"/>
+        </w:r>
+        <w:r>
+          <w:instrText>PAGE   \* MERGEFORMAT</w:instrText>
+        </w:r>
+        <w:r>
+          <w:fldChar w:fldCharType="separate"/>
+        </w:r>
+        <w:r>
+          <w:t>2</w:t>
+        </w:r>
+        <w:r>
+          <w:fldChar w:fldCharType="end"/>
+        </w:r>
+      </w:p>
+    </w:sdtContent>
+  </w:sdt>
+  <w:p>
+    <w:pPr>
+      <w:pStyle w:val="affc"/>
+    </w:pPr>
   </w:p>
 </w:ftr>
 </file>
@@ -15558,6 +15699,41 @@
       <w:lang w:eastAsia="zh-CN" w:bidi="hi-IN"/>
     </w:rPr>
   </w:style>
+  <w:style w:type="paragraph" w:styleId="affff2">
+    <w:name w:val="annotation subject"/>
+    <w:basedOn w:val="affff"/>
+    <w:next w:val="affff"/>
+    <w:link w:val="affff3"/>
+    <w:uiPriority w:val="99"/>
+    <w:semiHidden/>
+    <w:unhideWhenUsed/>
+    <w:rsid w:val="006C0360"/>
+    <w:pPr>
+      <w:widowControl/>
+      <w:autoSpaceDE/>
+      <w:autoSpaceDN/>
+      <w:ind w:firstLine="709"/>
+      <w:jc w:val="both"/>
+    </w:pPr>
+    <w:rPr>
+      <w:b/>
+      <w:bCs/>
+      <w:lang w:eastAsia="ru-RU"/>
+    </w:rPr>
+  </w:style>
+  <w:style w:type="character" w:customStyle="1" w:styleId="affff3">
+    <w:name w:val="Тема примечания Знак"/>
+    <w:basedOn w:val="affff0"/>
+    <w:link w:val="affff2"/>
+    <w:uiPriority w:val="99"/>
+    <w:semiHidden/>
+    <w:rsid w:val="006C0360"/>
+    <w:rPr>
+      <w:b/>
+      <w:bCs/>
+      <w:lang w:eastAsia="en-US"/>
+    </w:rPr>
+  </w:style>
 </w:styles>
 </file>
 
@@ -15851,7 +16027,7 @@
 </file>
 
 <file path=customXml/itemProps1.xml><?xml version="1.0" encoding="utf-8"?>
-<ds:datastoreItem xmlns:ds="http://schemas.openxmlformats.org/officeDocument/2006/customXml" ds:itemID="{CEEBFA29-EE6E-4528-9C6A-4E2B0B01028E}">
+<ds:datastoreItem xmlns:ds="http://schemas.openxmlformats.org/officeDocument/2006/customXml" ds:itemID="{5D097786-1D8A-44E4-BEDB-A38E0C4AD7F0}">
   <ds:schemaRefs>
     <ds:schemaRef ds:uri="http://schemas.openxmlformats.org/officeDocument/2006/bibliography"/>
   </ds:schemaRefs>

--- a/M1 Course/Научная работа/Практика/Отчёт Андреев.docx
+++ b/M1 Course/Научная работа/Практика/Отчёт Андреев.docx
@@ -1349,24 +1349,8 @@
                 <w:lang w:eastAsia="en-US"/>
               </w:rPr>
             </w:pPr>
-            <w:r>
-              <w:t>1</w:t>
-            </w:r>
-            <w:r>
-              <w:t>3</w:t>
-            </w:r>
-            <w:r>
-              <w:t>.0</w:t>
-            </w:r>
-            <w:r>
-              <w:t>6</w:t>
-            </w:r>
-            <w:r>
-              <w:t>.202</w:t>
-            </w:r>
-            <w:r>
-              <w:t>6</w:t>
-            </w:r>
+            <w:bookmarkStart w:id="4" w:name="_GoBack"/>
+            <w:bookmarkEnd w:id="4"/>
           </w:p>
         </w:tc>
       </w:tr>
@@ -1434,17 +1418,7 @@
           <w:szCs w:val="28"/>
           <w:shd w:val="clear" w:color="auto" w:fill="FFFFFF"/>
         </w:rPr>
-        <w:t>Технологи</w:t>
-      </w:r>
-      <w:bookmarkStart w:id="4" w:name="_GoBack"/>
-      <w:bookmarkEnd w:id="4"/>
-      <w:r>
-        <w:rPr>
-          <w:bCs/>
-          <w:szCs w:val="28"/>
-          <w:shd w:val="clear" w:color="auto" w:fill="FFFFFF"/>
-        </w:rPr>
-        <w:t>ческая практика (</w:t>
+        <w:t>Технологическая практика (</w:t>
       </w:r>
       <w:proofErr w:type="spellStart"/>
       <w:r>
@@ -12095,6 +12069,7 @@
         <w:docPartUnique/>
       </w:docPartObj>
     </w:sdtPr>
+    <w:sdtEndPr/>
     <w:sdtContent>
       <w:p>
         <w:pPr>
@@ -12137,6 +12112,7 @@
         <w:docPartUnique/>
       </w:docPartObj>
     </w:sdtPr>
+    <w:sdtEndPr/>
     <w:sdtContent>
       <w:p>
         <w:pPr>
@@ -16027,7 +16003,7 @@
 </file>
 
 <file path=customXml/itemProps1.xml><?xml version="1.0" encoding="utf-8"?>
-<ds:datastoreItem xmlns:ds="http://schemas.openxmlformats.org/officeDocument/2006/customXml" ds:itemID="{5D097786-1D8A-44E4-BEDB-A38E0C4AD7F0}">
+<ds:datastoreItem xmlns:ds="http://schemas.openxmlformats.org/officeDocument/2006/customXml" ds:itemID="{69E0211B-DDC6-4090-8843-AE550F025AC4}">
   <ds:schemaRefs>
     <ds:schemaRef ds:uri="http://schemas.openxmlformats.org/officeDocument/2006/bibliography"/>
   </ds:schemaRefs>
